--- a/pr-preview/pr-10/chapters/syllabus-tracked-changes.docx
+++ b/pr-preview/pr-10/chapters/syllabus-tracked-changes.docx
@@ -28,7 +28,7 @@
       </w:pPr>
       <w:ins w:id="3" w:author="PR Preview" w:date="2026-01-01T00:00:00Z">
         <w:r>
-          <w:t xml:space="preserve">Last modified: 2026-10-23 13:33:56 (PDT)</w:t>
+          <w:t xml:space="preserve">Last modified: 2026-10-23 13:40:29 (PDT)</w:t>
         </w:r>
       </w:ins>
     </w:p>
@@ -441,7 +441,7 @@
       </w:ins>
       <w:ins w:id="33" w:author="PR Preview" w:date="2026-01-01T00:00:00Z">
         <w:r>
-          <w:t xml:space="preserve">, in my office (CF 463) unless otherwise noted</w:t>
+          <w:t xml:space="preserve">, in my office (Communication Facility 463) unless otherwise noted</w:t>
         </w:r>
       </w:ins>
     </w:p>
@@ -860,7 +860,7 @@
       </w:pPr>
       <w:ins w:id="63" w:author="PR Preview" w:date="2026-01-01T00:00:00Z">
         <w:r>
-          <w:t xml:space="preserve">CF 463</w:t>
+          <w:t xml:space="preserve">Communication Facility 463</w:t>
         </w:r>
       </w:ins>
     </w:p>
@@ -1586,25 +1586,45 @@
       </w:ins>
       <w:ins w:id="160" w:author="PR Preview" w:date="2026-01-01T00:00:00Z">
         <w:r>
+          <w:t xml:space="preserve">Classes begin on Tuesday, January 5,</w:t>
+        </w:r>
+      </w:ins>
+      <w:ins w:id="161" w:author="PR Preview" w:date="2026-01-01T00:00:00Z">
+        <w:r>
+          <w:t xml:space="preserve"> </w:t>
+        </w:r>
+      </w:ins>
+      <w:ins w:id="162" w:author="PR Preview" w:date="2026-01-01T00:00:00Z">
+        <w:r>
+          <w:t xml:space="preserve">so the first lecture is on Wednesday, January 6.</w:t>
+        </w:r>
+      </w:ins>
+      <w:ins w:id="163" w:author="PR Preview" w:date="2026-01-01T00:00:00Z">
+        <w:r>
+          <w:t xml:space="preserve"> </w:t>
+        </w:r>
+      </w:ins>
+      <w:ins w:id="164" w:author="PR Preview" w:date="2026-01-01T00:00:00Z">
+        <w:r>
           <w:t xml:space="preserve">Monday, January 18 (Martin Luther King Jr. Day)</w:t>
         </w:r>
       </w:ins>
-      <w:ins w:id="161" w:author="PR Preview" w:date="2026-01-01T00:00:00Z">
-        <w:r>
-          <w:t xml:space="preserve"> </w:t>
-        </w:r>
-      </w:ins>
-      <w:ins w:id="162" w:author="PR Preview" w:date="2026-01-01T00:00:00Z">
+      <w:ins w:id="165" w:author="PR Preview" w:date="2026-01-01T00:00:00Z">
+        <w:r>
+          <w:t xml:space="preserve"> </w:t>
+        </w:r>
+      </w:ins>
+      <w:ins w:id="166" w:author="PR Preview" w:date="2026-01-01T00:00:00Z">
         <w:r>
           <w:t xml:space="preserve">and Monday, February 15 (Presidents’ Day)</w:t>
         </w:r>
       </w:ins>
-      <w:ins w:id="163" w:author="PR Preview" w:date="2026-01-01T00:00:00Z">
-        <w:r>
-          <w:t xml:space="preserve"> </w:t>
-        </w:r>
-      </w:ins>
-      <w:ins w:id="164" w:author="PR Preview" w:date="2026-01-01T00:00:00Z">
+      <w:ins w:id="167" w:author="PR Preview" w:date="2026-01-01T00:00:00Z">
+        <w:r>
+          <w:t xml:space="preserve"> </w:t>
+        </w:r>
+      </w:ins>
+      <w:ins w:id="168" w:author="PR Preview" w:date="2026-01-01T00:00:00Z">
         <w:r>
           <w:t xml:space="preserve">are university holidays, with no class.</w:t>
         </w:r>
@@ -2452,27 +2472,27 @@
       <w:pPr>
         <w:pStyle w:val="BodyText"/>
       </w:pPr>
-      <w:ins w:id="165" w:author="PR Preview" w:date="2026-01-01T00:00:00Z">
+      <w:ins w:id="169" w:author="PR Preview" w:date="2026-01-01T00:00:00Z">
         <w:r>
           <w:t xml:space="preserve">The midterm dates are tentative.</w:t>
         </w:r>
       </w:ins>
-      <w:ins w:id="166" w:author="PR Preview" w:date="2026-01-01T00:00:00Z">
-        <w:r>
-          <w:t xml:space="preserve"> </w:t>
-        </w:r>
-      </w:ins>
-      <w:ins w:id="167" w:author="PR Preview" w:date="2026-01-01T00:00:00Z">
+      <w:ins w:id="170" w:author="PR Preview" w:date="2026-01-01T00:00:00Z">
+        <w:r>
+          <w:t xml:space="preserve"> </w:t>
+        </w:r>
+      </w:ins>
+      <w:ins w:id="171" w:author="PR Preview" w:date="2026-01-01T00:00:00Z">
         <w:r>
           <w:t xml:space="preserve">If a midterm’s date changes, I will announce the change</w:t>
         </w:r>
       </w:ins>
-      <w:ins w:id="168" w:author="PR Preview" w:date="2026-01-01T00:00:00Z">
-        <w:r>
-          <w:t xml:space="preserve"> </w:t>
-        </w:r>
-      </w:ins>
-      <w:ins w:id="169" w:author="PR Preview" w:date="2026-01-01T00:00:00Z">
+      <w:ins w:id="172" w:author="PR Preview" w:date="2026-01-01T00:00:00Z">
+        <w:r>
+          <w:t xml:space="preserve"> </w:t>
+        </w:r>
+      </w:ins>
+      <w:ins w:id="173" w:author="PR Preview" w:date="2026-01-01T00:00:00Z">
         <w:r>
           <w:t xml:space="preserve">at least two weeks before that exam is given.</w:t>
         </w:r>
@@ -2484,7 +2504,7 @@
       <w:pPr>
         <w:pStyle w:val="Heading2"/>
       </w:pPr>
-      <w:ins w:id="170" w:author="PR Preview" w:date="2026-01-01T00:00:00Z">
+      <w:ins w:id="174" w:author="PR Preview" w:date="2026-01-01T00:00:00Z">
         <w:r>
           <w:t xml:space="preserve">Communication</w:t>
         </w:r>
@@ -2494,7 +2514,7 @@
       <w:pPr>
         <w:pStyle w:val="FirstParagraph"/>
       </w:pPr>
-      <w:ins w:id="171" w:author="PR Preview" w:date="2026-01-01T00:00:00Z">
+      <w:ins w:id="175" w:author="PR Preview" w:date="2026-01-01T00:00:00Z">
         <w:r>
           <w:rPr>
             <w:b/>
@@ -2503,62 +2523,62 @@
           <w:t xml:space="preserve">Outbound.</w:t>
         </w:r>
       </w:ins>
-      <w:ins w:id="172" w:author="PR Preview" w:date="2026-01-01T00:00:00Z">
-        <w:r>
-          <w:t xml:space="preserve"> </w:t>
-        </w:r>
-      </w:ins>
-      <w:ins w:id="173" w:author="PR Preview" w:date="2026-01-01T00:00:00Z">
+      <w:ins w:id="176" w:author="PR Preview" w:date="2026-01-01T00:00:00Z">
+        <w:r>
+          <w:t xml:space="preserve"> </w:t>
+        </w:r>
+      </w:ins>
+      <w:ins w:id="177" w:author="PR Preview" w:date="2026-01-01T00:00:00Z">
         <w:r>
           <w:t xml:space="preserve">I will send official class announcements through Canvas Announcements.</w:t>
         </w:r>
       </w:ins>
-      <w:ins w:id="174" w:author="PR Preview" w:date="2026-01-01T00:00:00Z">
-        <w:r>
-          <w:t xml:space="preserve"> </w:t>
-        </w:r>
-      </w:ins>
-      <w:ins w:id="175" w:author="PR Preview" w:date="2026-01-01T00:00:00Z">
+      <w:ins w:id="178" w:author="PR Preview" w:date="2026-01-01T00:00:00Z">
+        <w:r>
+          <w:t xml:space="preserve"> </w:t>
+        </w:r>
+      </w:ins>
+      <w:ins w:id="179" w:author="PR Preview" w:date="2026-01-01T00:00:00Z">
         <w:r>
           <w:t xml:space="preserve">Please set Canvas to notify you of them right away,</w:t>
         </w:r>
       </w:ins>
-      <w:ins w:id="176" w:author="PR Preview" w:date="2026-01-01T00:00:00Z">
-        <w:r>
-          <w:t xml:space="preserve"> </w:t>
-        </w:r>
-      </w:ins>
-      <w:ins w:id="177" w:author="PR Preview" w:date="2026-01-01T00:00:00Z">
+      <w:ins w:id="180" w:author="PR Preview" w:date="2026-01-01T00:00:00Z">
+        <w:r>
+          <w:t xml:space="preserve"> </w:t>
+        </w:r>
+      </w:ins>
+      <w:ins w:id="181" w:author="PR Preview" w:date="2026-01-01T00:00:00Z">
         <w:r>
           <w:t xml:space="preserve">so you do not miss important information:</w:t>
         </w:r>
       </w:ins>
-      <w:ins w:id="178" w:author="PR Preview" w:date="2026-01-01T00:00:00Z">
-        <w:r>
-          <w:t xml:space="preserve"> </w:t>
-        </w:r>
-      </w:ins>
-      <w:ins w:id="179" w:author="PR Preview" w:date="2026-01-01T00:00:00Z">
+      <w:ins w:id="182" w:author="PR Preview" w:date="2026-01-01T00:00:00Z">
+        <w:r>
+          <w:t xml:space="preserve"> </w:t>
+        </w:r>
+      </w:ins>
+      <w:ins w:id="183" w:author="PR Preview" w:date="2026-01-01T00:00:00Z">
         <w:r>
           <w:t xml:space="preserve">in the course’s Canvas notification settings,</w:t>
         </w:r>
       </w:ins>
-      <w:ins w:id="180" w:author="PR Preview" w:date="2026-01-01T00:00:00Z">
-        <w:r>
-          <w:t xml:space="preserve"> </w:t>
-        </w:r>
-      </w:ins>
-      <w:ins w:id="181" w:author="PR Preview" w:date="2026-01-01T00:00:00Z">
+      <w:ins w:id="184" w:author="PR Preview" w:date="2026-01-01T00:00:00Z">
+        <w:r>
+          <w:t xml:space="preserve"> </w:t>
+        </w:r>
+      </w:ins>
+      <w:ins w:id="185" w:author="PR Preview" w:date="2026-01-01T00:00:00Z">
         <w:r>
           <w:t xml:space="preserve">set the</w:t>
         </w:r>
       </w:ins>
-      <w:ins w:id="182" w:author="PR Preview" w:date="2026-01-01T00:00:00Z">
-        <w:r>
-          <w:t xml:space="preserve"> </w:t>
-        </w:r>
-      </w:ins>
-      <w:ins w:id="183" w:author="PR Preview" w:date="2026-01-01T00:00:00Z">
+      <w:ins w:id="186" w:author="PR Preview" w:date="2026-01-01T00:00:00Z">
+        <w:r>
+          <w:t xml:space="preserve"> </w:t>
+        </w:r>
+      </w:ins>
+      <w:ins w:id="187" w:author="PR Preview" w:date="2026-01-01T00:00:00Z">
         <w:r>
           <w:rPr>
             <w:b/>
@@ -2567,22 +2587,22 @@
           <w:t xml:space="preserve">Announcement</w:t>
         </w:r>
       </w:ins>
-      <w:ins w:id="184" w:author="PR Preview" w:date="2026-01-01T00:00:00Z">
-        <w:r>
-          <w:t xml:space="preserve"> </w:t>
-        </w:r>
-      </w:ins>
-      <w:ins w:id="185" w:author="PR Preview" w:date="2026-01-01T00:00:00Z">
+      <w:ins w:id="188" w:author="PR Preview" w:date="2026-01-01T00:00:00Z">
+        <w:r>
+          <w:t xml:space="preserve"> </w:t>
+        </w:r>
+      </w:ins>
+      <w:ins w:id="189" w:author="PR Preview" w:date="2026-01-01T00:00:00Z">
         <w:r>
           <w:t xml:space="preserve">row’s</w:t>
         </w:r>
       </w:ins>
-      <w:ins w:id="186" w:author="PR Preview" w:date="2026-01-01T00:00:00Z">
-        <w:r>
-          <w:t xml:space="preserve"> </w:t>
-        </w:r>
-      </w:ins>
-      <w:ins w:id="187" w:author="PR Preview" w:date="2026-01-01T00:00:00Z">
+      <w:ins w:id="190" w:author="PR Preview" w:date="2026-01-01T00:00:00Z">
+        <w:r>
+          <w:t xml:space="preserve"> </w:t>
+        </w:r>
+      </w:ins>
+      <w:ins w:id="191" w:author="PR Preview" w:date="2026-01-01T00:00:00Z">
         <w:r>
           <w:rPr>
             <w:b/>
@@ -2591,22 +2611,22 @@
           <w:t xml:space="preserve">Email</w:t>
         </w:r>
       </w:ins>
-      <w:ins w:id="188" w:author="PR Preview" w:date="2026-01-01T00:00:00Z">
-        <w:r>
-          <w:t xml:space="preserve"> </w:t>
-        </w:r>
-      </w:ins>
-      <w:ins w:id="189" w:author="PR Preview" w:date="2026-01-01T00:00:00Z">
+      <w:ins w:id="192" w:author="PR Preview" w:date="2026-01-01T00:00:00Z">
+        <w:r>
+          <w:t xml:space="preserve"> </w:t>
+        </w:r>
+      </w:ins>
+      <w:ins w:id="193" w:author="PR Preview" w:date="2026-01-01T00:00:00Z">
         <w:r>
           <w:t xml:space="preserve">column to</w:t>
         </w:r>
       </w:ins>
-      <w:ins w:id="190" w:author="PR Preview" w:date="2026-01-01T00:00:00Z">
-        <w:r>
-          <w:t xml:space="preserve"> </w:t>
-        </w:r>
-      </w:ins>
-      <w:ins w:id="191" w:author="PR Preview" w:date="2026-01-01T00:00:00Z">
+      <w:ins w:id="194" w:author="PR Preview" w:date="2026-01-01T00:00:00Z">
+        <w:r>
+          <w:t xml:space="preserve"> </w:t>
+        </w:r>
+      </w:ins>
+      <w:ins w:id="195" w:author="PR Preview" w:date="2026-01-01T00:00:00Z">
         <w:r>
           <w:rPr>
             <w:b/>
@@ -2615,7 +2635,7 @@
           <w:t xml:space="preserve">Notify immediately</w:t>
         </w:r>
       </w:ins>
-      <w:ins w:id="192" w:author="PR Preview" w:date="2026-01-01T00:00:00Z">
+      <w:ins w:id="196" w:author="PR Preview" w:date="2026-01-01T00:00:00Z">
         <w:r>
           <w:t xml:space="preserve">.</w:t>
         </w:r>
@@ -2625,7 +2645,7 @@
       <w:pPr>
         <w:pStyle w:val="BodyText"/>
       </w:pPr>
-      <w:ins w:id="193" w:author="PR Preview" w:date="2026-01-01T00:00:00Z">
+      <w:ins w:id="197" w:author="PR Preview" w:date="2026-01-01T00:00:00Z">
         <w:r>
           <w:rPr>
             <w:b/>
@@ -2634,42 +2654,42 @@
           <w:t xml:space="preserve">Inbound.</w:t>
         </w:r>
       </w:ins>
-      <w:ins w:id="194" w:author="PR Preview" w:date="2026-01-01T00:00:00Z">
-        <w:r>
-          <w:t xml:space="preserve"> </w:t>
-        </w:r>
-      </w:ins>
-      <w:ins w:id="195" w:author="PR Preview" w:date="2026-01-01T00:00:00Z">
+      <w:ins w:id="198" w:author="PR Preview" w:date="2026-01-01T00:00:00Z">
+        <w:r>
+          <w:t xml:space="preserve"> </w:t>
+        </w:r>
+      </w:ins>
+      <w:ins w:id="199" w:author="PR Preview" w:date="2026-01-01T00:00:00Z">
         <w:r>
           <w:t xml:space="preserve">All course-related correspondence goes through Canvas.</w:t>
         </w:r>
       </w:ins>
-      <w:ins w:id="196" w:author="PR Preview" w:date="2026-01-01T00:00:00Z">
-        <w:r>
-          <w:t xml:space="preserve"> </w:t>
-        </w:r>
-      </w:ins>
-      <w:ins w:id="197" w:author="PR Preview" w:date="2026-01-01T00:00:00Z">
+      <w:ins w:id="200" w:author="PR Preview" w:date="2026-01-01T00:00:00Z">
+        <w:r>
+          <w:t xml:space="preserve"> </w:t>
+        </w:r>
+      </w:ins>
+      <w:ins w:id="201" w:author="PR Preview" w:date="2026-01-01T00:00:00Z">
         <w:r>
           <w:t xml:space="preserve">Post nearly all questions and comments for me or the TAs</w:t>
         </w:r>
       </w:ins>
-      <w:ins w:id="198" w:author="PR Preview" w:date="2026-01-01T00:00:00Z">
-        <w:r>
-          <w:t xml:space="preserve"> </w:t>
-        </w:r>
-      </w:ins>
-      <w:ins w:id="199" w:author="PR Preview" w:date="2026-01-01T00:00:00Z">
+      <w:ins w:id="202" w:author="PR Preview" w:date="2026-01-01T00:00:00Z">
+        <w:r>
+          <w:t xml:space="preserve"> </w:t>
+        </w:r>
+      </w:ins>
+      <w:ins w:id="203" w:author="PR Preview" w:date="2026-01-01T00:00:00Z">
         <w:r>
           <w:t xml:space="preserve">on the class discussion forum, Canvas Discussions (link</w:t>
         </w:r>
       </w:ins>
-      <w:ins w:id="200" w:author="PR Preview" w:date="2026-01-01T00:00:00Z">
-        <w:r>
-          <w:t xml:space="preserve"> </w:t>
-        </w:r>
-      </w:ins>
-      <w:ins w:id="201" w:author="PR Preview" w:date="2026-01-01T00:00:00Z">
+      <w:ins w:id="204" w:author="PR Preview" w:date="2026-01-01T00:00:00Z">
+        <w:r>
+          <w:t xml:space="preserve"> </w:t>
+        </w:r>
+      </w:ins>
+      <w:ins w:id="205" w:author="PR Preview" w:date="2026-01-01T00:00:00Z">
         <w:r>
           <w:rPr>
             <w:b/>
@@ -2678,27 +2698,27 @@
           <w:t xml:space="preserve">TBD</w:t>
         </w:r>
       </w:ins>
-      <w:ins w:id="202" w:author="PR Preview" w:date="2026-01-01T00:00:00Z">
+      <w:ins w:id="206" w:author="PR Preview" w:date="2026-01-01T00:00:00Z">
         <w:r>
           <w:t xml:space="preserve">).</w:t>
         </w:r>
       </w:ins>
-      <w:ins w:id="203" w:author="PR Preview" w:date="2026-01-01T00:00:00Z">
-        <w:r>
-          <w:t xml:space="preserve"> </w:t>
-        </w:r>
-      </w:ins>
-      <w:ins w:id="204" w:author="PR Preview" w:date="2026-01-01T00:00:00Z">
+      <w:ins w:id="207" w:author="PR Preview" w:date="2026-01-01T00:00:00Z">
+        <w:r>
+          <w:t xml:space="preserve"> </w:t>
+        </w:r>
+      </w:ins>
+      <w:ins w:id="208" w:author="PR Preview" w:date="2026-01-01T00:00:00Z">
         <w:r>
           <w:t xml:space="preserve">Anything that should not be posted there, such as a grading question or objection,</w:t>
         </w:r>
       </w:ins>
-      <w:ins w:id="205" w:author="PR Preview" w:date="2026-01-01T00:00:00Z">
-        <w:r>
-          <w:t xml:space="preserve"> </w:t>
-        </w:r>
-      </w:ins>
-      <w:ins w:id="206" w:author="PR Preview" w:date="2026-01-01T00:00:00Z">
+      <w:ins w:id="209" w:author="PR Preview" w:date="2026-01-01T00:00:00Z">
+        <w:r>
+          <w:t xml:space="preserve"> </w:t>
+        </w:r>
+      </w:ins>
+      <w:ins w:id="210" w:author="PR Preview" w:date="2026-01-01T00:00:00Z">
         <w:r>
           <w:t xml:space="preserve">goes in a Canvas message to me.</w:t>
         </w:r>
@@ -2708,37 +2728,37 @@
       <w:pPr>
         <w:pStyle w:val="BodyText"/>
       </w:pPr>
-      <w:ins w:id="207" w:author="PR Preview" w:date="2026-01-01T00:00:00Z">
+      <w:ins w:id="211" w:author="PR Preview" w:date="2026-01-01T00:00:00Z">
         <w:r>
           <w:t xml:space="preserve">The only class-related matters that should not go through Canvas at all</w:t>
         </w:r>
       </w:ins>
-      <w:ins w:id="208" w:author="PR Preview" w:date="2026-01-01T00:00:00Z">
-        <w:r>
-          <w:t xml:space="preserve"> </w:t>
-        </w:r>
-      </w:ins>
-      <w:ins w:id="209" w:author="PR Preview" w:date="2026-01-01T00:00:00Z">
+      <w:ins w:id="212" w:author="PR Preview" w:date="2026-01-01T00:00:00Z">
+        <w:r>
+          <w:t xml:space="preserve"> </w:t>
+        </w:r>
+      </w:ins>
+      <w:ins w:id="213" w:author="PR Preview" w:date="2026-01-01T00:00:00Z">
         <w:r>
           <w:t xml:space="preserve">are those containing confidential information (e.g., information about your health).</w:t>
         </w:r>
       </w:ins>
-      <w:ins w:id="210" w:author="PR Preview" w:date="2026-01-01T00:00:00Z">
-        <w:r>
-          <w:t xml:space="preserve"> </w:t>
-        </w:r>
-      </w:ins>
-      <w:ins w:id="211" w:author="PR Preview" w:date="2026-01-01T00:00:00Z">
+      <w:ins w:id="214" w:author="PR Preview" w:date="2026-01-01T00:00:00Z">
+        <w:r>
+          <w:t xml:space="preserve"> </w:t>
+        </w:r>
+      </w:ins>
+      <w:ins w:id="215" w:author="PR Preview" w:date="2026-01-01T00:00:00Z">
         <w:r>
           <w:t xml:space="preserve">Send those to my WWU email address,</w:t>
         </w:r>
       </w:ins>
-      <w:ins w:id="212" w:author="PR Preview" w:date="2026-01-01T00:00:00Z">
-        <w:r>
-          <w:t xml:space="preserve"> </w:t>
-        </w:r>
-      </w:ins>
-      <w:ins w:id="213" w:author="PR Preview" w:date="2026-01-01T00:00:00Z">
+      <w:ins w:id="216" w:author="PR Preview" w:date="2026-01-01T00:00:00Z">
+        <w:r>
+          <w:t xml:space="preserve"> </w:t>
+        </w:r>
+      </w:ins>
+      <w:ins w:id="217" w:author="PR Preview" w:date="2026-01-01T00:00:00Z">
         <w:r>
           <w:t xml:space="preserve">which is the one exception to using Canvas.</w:t>
         </w:r>
@@ -2750,7 +2770,7 @@
       <w:pPr>
         <w:pStyle w:val="Heading2"/>
       </w:pPr>
-      <w:ins w:id="214" w:author="PR Preview" w:date="2026-01-01T00:00:00Z">
+      <w:ins w:id="218" w:author="PR Preview" w:date="2026-01-01T00:00:00Z">
         <w:r>
           <w:t xml:space="preserve">Questions and Corrections</w:t>
         </w:r>
@@ -2760,37 +2780,37 @@
       <w:pPr>
         <w:pStyle w:val="FirstParagraph"/>
       </w:pPr>
-      <w:ins w:id="215" w:author="PR Preview" w:date="2026-01-01T00:00:00Z">
+      <w:ins w:id="219" w:author="PR Preview" w:date="2026-01-01T00:00:00Z">
         <w:r>
           <w:t xml:space="preserve">If something in the course materials seems wrong, ask.</w:t>
         </w:r>
       </w:ins>
-      <w:ins w:id="216" w:author="PR Preview" w:date="2026-01-01T00:00:00Z">
-        <w:r>
-          <w:t xml:space="preserve"> </w:t>
-        </w:r>
-      </w:ins>
-      <w:ins w:id="217" w:author="PR Preview" w:date="2026-01-01T00:00:00Z">
+      <w:ins w:id="220" w:author="PR Preview" w:date="2026-01-01T00:00:00Z">
+        <w:r>
+          <w:t xml:space="preserve"> </w:t>
+        </w:r>
+      </w:ins>
+      <w:ins w:id="221" w:author="PR Preview" w:date="2026-01-01T00:00:00Z">
         <w:r>
           <w:t xml:space="preserve">The course materials include the notes, worksheets, assignments,</w:t>
         </w:r>
       </w:ins>
-      <w:ins w:id="218" w:author="PR Preview" w:date="2026-01-01T00:00:00Z">
-        <w:r>
-          <w:t xml:space="preserve"> </w:t>
-        </w:r>
-      </w:ins>
-      <w:ins w:id="219" w:author="PR Preview" w:date="2026-01-01T00:00:00Z">
+      <w:ins w:id="222" w:author="PR Preview" w:date="2026-01-01T00:00:00Z">
+        <w:r>
+          <w:t xml:space="preserve"> </w:t>
+        </w:r>
+      </w:ins>
+      <w:ins w:id="223" w:author="PR Preview" w:date="2026-01-01T00:00:00Z">
         <w:r>
           <w:t xml:space="preserve">and anything I say or show in class, including my slides.</w:t>
         </w:r>
       </w:ins>
-      <w:ins w:id="220" w:author="PR Preview" w:date="2026-01-01T00:00:00Z">
-        <w:r>
-          <w:t xml:space="preserve"> </w:t>
-        </w:r>
-      </w:ins>
-      <w:ins w:id="221" w:author="PR Preview" w:date="2026-01-01T00:00:00Z">
+      <w:ins w:id="224" w:author="PR Preview" w:date="2026-01-01T00:00:00Z">
+        <w:r>
+          <w:t xml:space="preserve"> </w:t>
+        </w:r>
+      </w:ins>
+      <w:ins w:id="225" w:author="PR Preview" w:date="2026-01-01T00:00:00Z">
         <w:r>
           <w:t xml:space="preserve">I will make mistakes, and so will the other authors of the materials.</w:t>
         </w:r>
@@ -2800,47 +2820,47 @@
       <w:pPr>
         <w:pStyle w:val="BodyText"/>
       </w:pPr>
-      <w:ins w:id="222" w:author="PR Preview" w:date="2026-01-01T00:00:00Z">
+      <w:ins w:id="226" w:author="PR Preview" w:date="2026-01-01T00:00:00Z">
         <w:r>
           <w:t xml:space="preserve">Do not assume that you are the confused one when the material might be wrong.</w:t>
         </w:r>
       </w:ins>
-      <w:ins w:id="223" w:author="PR Preview" w:date="2026-01-01T00:00:00Z">
-        <w:r>
-          <w:t xml:space="preserve"> </w:t>
-        </w:r>
-      </w:ins>
-      <w:ins w:id="224" w:author="PR Preview" w:date="2026-01-01T00:00:00Z">
+      <w:ins w:id="227" w:author="PR Preview" w:date="2026-01-01T00:00:00Z">
+        <w:r>
+          <w:t xml:space="preserve"> </w:t>
+        </w:r>
+      </w:ins>
+      <w:ins w:id="228" w:author="PR Preview" w:date="2026-01-01T00:00:00Z">
         <w:r>
           <w:t xml:space="preserve">Ask your question first, in class or outside it,</w:t>
         </w:r>
       </w:ins>
-      <w:ins w:id="225" w:author="PR Preview" w:date="2026-01-01T00:00:00Z">
-        <w:r>
-          <w:t xml:space="preserve"> </w:t>
-        </w:r>
-      </w:ins>
-      <w:ins w:id="226" w:author="PR Preview" w:date="2026-01-01T00:00:00Z">
+      <w:ins w:id="229" w:author="PR Preview" w:date="2026-01-01T00:00:00Z">
+        <w:r>
+          <w:t xml:space="preserve"> </w:t>
+        </w:r>
+      </w:ins>
+      <w:ins w:id="230" w:author="PR Preview" w:date="2026-01-01T00:00:00Z">
         <w:r>
           <w:t xml:space="preserve">and we can talk through your reasoning together.</w:t>
         </w:r>
       </w:ins>
-      <w:ins w:id="227" w:author="PR Preview" w:date="2026-01-01T00:00:00Z">
-        <w:r>
-          <w:t xml:space="preserve"> </w:t>
-        </w:r>
-      </w:ins>
-      <w:ins w:id="228" w:author="PR Preview" w:date="2026-01-01T00:00:00Z">
+      <w:ins w:id="231" w:author="PR Preview" w:date="2026-01-01T00:00:00Z">
+        <w:r>
+          <w:t xml:space="preserve"> </w:t>
+        </w:r>
+      </w:ins>
+      <w:ins w:id="232" w:author="PR Preview" w:date="2026-01-01T00:00:00Z">
         <w:r>
           <w:t xml:space="preserve">If you are right, we all learn something and I fix the material.</w:t>
         </w:r>
       </w:ins>
-      <w:ins w:id="229" w:author="PR Preview" w:date="2026-01-01T00:00:00Z">
-        <w:r>
-          <w:t xml:space="preserve"> </w:t>
-        </w:r>
-      </w:ins>
-      <w:ins w:id="230" w:author="PR Preview" w:date="2026-01-01T00:00:00Z">
+      <w:ins w:id="233" w:author="PR Preview" w:date="2026-01-01T00:00:00Z">
+        <w:r>
+          <w:t xml:space="preserve"> </w:t>
+        </w:r>
+      </w:ins>
+      <w:ins w:id="234" w:author="PR Preview" w:date="2026-01-01T00:00:00Z">
         <w:r>
           <w:t xml:space="preserve">If you are not, we can jointly find out where the confusion started.</w:t>
         </w:r>
@@ -2852,7 +2872,7 @@
       <w:pPr>
         <w:pStyle w:val="Heading2"/>
       </w:pPr>
-      <w:ins w:id="231" w:author="PR Preview" w:date="2026-01-01T00:00:00Z">
+      <w:ins w:id="235" w:author="PR Preview" w:date="2026-01-01T00:00:00Z">
         <w:r>
           <w:t xml:space="preserve">Health Precautions</w:t>
         </w:r>
@@ -2862,37 +2882,37 @@
       <w:pPr>
         <w:pStyle w:val="FirstParagraph"/>
       </w:pPr>
-      <w:ins w:id="232" w:author="PR Preview" w:date="2026-01-01T00:00:00Z">
+      <w:ins w:id="236" w:author="PR Preview" w:date="2026-01-01T00:00:00Z">
         <w:r>
           <w:t xml:space="preserve">If you are sick with something that could be communicable,</w:t>
         </w:r>
       </w:ins>
-      <w:ins w:id="233" w:author="PR Preview" w:date="2026-01-01T00:00:00Z">
-        <w:r>
-          <w:t xml:space="preserve"> </w:t>
-        </w:r>
-      </w:ins>
-      <w:ins w:id="234" w:author="PR Preview" w:date="2026-01-01T00:00:00Z">
+      <w:ins w:id="237" w:author="PR Preview" w:date="2026-01-01T00:00:00Z">
+        <w:r>
+          <w:t xml:space="preserve"> </w:t>
+        </w:r>
+      </w:ins>
+      <w:ins w:id="238" w:author="PR Preview" w:date="2026-01-01T00:00:00Z">
         <w:r>
           <w:t xml:space="preserve">let me know ahead of time and I will try to arrange a way for you to keep up,</w:t>
         </w:r>
       </w:ins>
-      <w:ins w:id="235" w:author="PR Preview" w:date="2026-01-01T00:00:00Z">
-        <w:r>
-          <w:t xml:space="preserve"> </w:t>
-        </w:r>
-      </w:ins>
-      <w:ins w:id="236" w:author="PR Preview" w:date="2026-01-01T00:00:00Z">
+      <w:ins w:id="239" w:author="PR Preview" w:date="2026-01-01T00:00:00Z">
+        <w:r>
+          <w:t xml:space="preserve"> </w:t>
+        </w:r>
+      </w:ins>
+      <w:ins w:id="240" w:author="PR Preview" w:date="2026-01-01T00:00:00Z">
         <w:r>
           <w:t xml:space="preserve">so you can stay home and not expose others needlessly.</w:t>
         </w:r>
       </w:ins>
-      <w:ins w:id="237" w:author="PR Preview" w:date="2026-01-01T00:00:00Z">
-        <w:r>
-          <w:t xml:space="preserve"> </w:t>
-        </w:r>
-      </w:ins>
-      <w:ins w:id="238" w:author="PR Preview" w:date="2026-01-01T00:00:00Z">
+      <w:ins w:id="241" w:author="PR Preview" w:date="2026-01-01T00:00:00Z">
+        <w:r>
+          <w:t xml:space="preserve"> </w:t>
+        </w:r>
+      </w:ins>
+      <w:ins w:id="242" w:author="PR Preview" w:date="2026-01-01T00:00:00Z">
         <w:r>
           <w:t xml:space="preserve">Please contact me if you have questions, concerns, or suggestions.</w:t>
         </w:r>
@@ -2904,7 +2924,7 @@
       <w:pPr>
         <w:pStyle w:val="Heading2"/>
       </w:pPr>
-      <w:ins w:id="239" w:author="PR Preview" w:date="2026-01-01T00:00:00Z">
+      <w:ins w:id="243" w:author="PR Preview" w:date="2026-01-01T00:00:00Z">
         <w:r>
           <w:t xml:space="preserve">Software</w:t>
         </w:r>
@@ -2914,18 +2934,18 @@
       <w:pPr>
         <w:pStyle w:val="FirstParagraph"/>
       </w:pPr>
-      <w:ins w:id="240" w:author="PR Preview" w:date="2026-01-01T00:00:00Z">
+      <w:ins w:id="244" w:author="PR Preview" w:date="2026-01-01T00:00:00Z">
         <w:r>
           <w:t xml:space="preserve">The labs and the programming parts of homework use</w:t>
         </w:r>
       </w:ins>
-      <w:ins w:id="241" w:author="PR Preview" w:date="2026-01-01T00:00:00Z">
+      <w:ins w:id="245" w:author="PR Preview" w:date="2026-01-01T00:00:00Z">
         <w:r>
           <w:t xml:space="preserve"> </w:t>
         </w:r>
       </w:ins>
       <w:hyperlink r:id="rId32">
-        <w:ins w:id="242" w:author="PR Preview" w:date="2026-01-01T00:00:00Z">
+        <w:ins w:id="246" w:author="PR Preview" w:date="2026-01-01T00:00:00Z">
           <w:r>
             <w:rPr>
               <w:rStyle w:val="Hyperlink"/>
@@ -2934,47 +2954,47 @@
           </w:r>
         </w:ins>
       </w:hyperlink>
-      <w:ins w:id="243" w:author="PR Preview" w:date="2026-01-01T00:00:00Z">
+      <w:ins w:id="247" w:author="PR Preview" w:date="2026-01-01T00:00:00Z">
         <w:r>
           <w:t xml:space="preserve">,</w:t>
         </w:r>
       </w:ins>
-      <w:ins w:id="244" w:author="PR Preview" w:date="2026-01-01T00:00:00Z">
-        <w:r>
-          <w:t xml:space="preserve"> </w:t>
-        </w:r>
-      </w:ins>
-      <w:ins w:id="245" w:author="PR Preview" w:date="2026-01-01T00:00:00Z">
+      <w:ins w:id="248" w:author="PR Preview" w:date="2026-01-01T00:00:00Z">
+        <w:r>
+          <w:t xml:space="preserve"> </w:t>
+        </w:r>
+      </w:ins>
+      <w:ins w:id="249" w:author="PR Preview" w:date="2026-01-01T00:00:00Z">
         <w:r>
           <w:t xml:space="preserve">a functional programming language.</w:t>
         </w:r>
       </w:ins>
-      <w:ins w:id="246" w:author="PR Preview" w:date="2026-01-01T00:00:00Z">
-        <w:r>
-          <w:t xml:space="preserve"> </w:t>
-        </w:r>
-      </w:ins>
-      <w:ins w:id="247" w:author="PR Preview" w:date="2026-01-01T00:00:00Z">
+      <w:ins w:id="250" w:author="PR Preview" w:date="2026-01-01T00:00:00Z">
+        <w:r>
+          <w:t xml:space="preserve"> </w:t>
+        </w:r>
+      </w:ins>
+      <w:ins w:id="251" w:author="PR Preview" w:date="2026-01-01T00:00:00Z">
         <w:r>
           <w:t xml:space="preserve">Racket is free, and it comes with the DrRacket editor.</w:t>
         </w:r>
       </w:ins>
-      <w:ins w:id="248" w:author="PR Preview" w:date="2026-01-01T00:00:00Z">
-        <w:r>
-          <w:t xml:space="preserve"> </w:t>
-        </w:r>
-      </w:ins>
-      <w:ins w:id="249" w:author="PR Preview" w:date="2026-01-01T00:00:00Z">
+      <w:ins w:id="252" w:author="PR Preview" w:date="2026-01-01T00:00:00Z">
+        <w:r>
+          <w:t xml:space="preserve"> </w:t>
+        </w:r>
+      </w:ins>
+      <w:ins w:id="253" w:author="PR Preview" w:date="2026-01-01T00:00:00Z">
         <w:r>
           <w:t xml:space="preserve">For any software that comes pre-installed in the department labs,</w:t>
         </w:r>
       </w:ins>
-      <w:ins w:id="250" w:author="PR Preview" w:date="2026-01-01T00:00:00Z">
-        <w:r>
-          <w:t xml:space="preserve"> </w:t>
-        </w:r>
-      </w:ins>
-      <w:ins w:id="251" w:author="PR Preview" w:date="2026-01-01T00:00:00Z">
+      <w:ins w:id="254" w:author="PR Preview" w:date="2026-01-01T00:00:00Z">
+        <w:r>
+          <w:t xml:space="preserve"> </w:t>
+        </w:r>
+      </w:ins>
+      <w:ins w:id="255" w:author="PR Preview" w:date="2026-01-01T00:00:00Z">
         <w:r>
           <w:t xml:space="preserve">please use the default installed version.</w:t>
         </w:r>
@@ -2986,7 +3006,7 @@
       <w:pPr>
         <w:pStyle w:val="Heading2"/>
       </w:pPr>
-      <w:ins w:id="252" w:author="PR Preview" w:date="2026-01-01T00:00:00Z">
+      <w:ins w:id="256" w:author="PR Preview" w:date="2026-01-01T00:00:00Z">
         <w:r>
           <w:t xml:space="preserve">Active Learning</w:t>
         </w:r>
@@ -2996,57 +3016,57 @@
       <w:pPr>
         <w:pStyle w:val="FirstParagraph"/>
       </w:pPr>
-      <w:ins w:id="253" w:author="PR Preview" w:date="2026-01-01T00:00:00Z">
+      <w:ins w:id="257" w:author="PR Preview" w:date="2026-01-01T00:00:00Z">
         <w:r>
           <w:t xml:space="preserve">Class time is for working on problems, not only for listening.</w:t>
         </w:r>
       </w:ins>
-      <w:ins w:id="254" w:author="PR Preview" w:date="2026-01-01T00:00:00Z">
-        <w:r>
-          <w:t xml:space="preserve"> </w:t>
-        </w:r>
-      </w:ins>
-      <w:ins w:id="255" w:author="PR Preview" w:date="2026-01-01T00:00:00Z">
+      <w:ins w:id="258" w:author="PR Preview" w:date="2026-01-01T00:00:00Z">
+        <w:r>
+          <w:t xml:space="preserve"> </w:t>
+        </w:r>
+      </w:ins>
+      <w:ins w:id="259" w:author="PR Preview" w:date="2026-01-01T00:00:00Z">
         <w:r>
           <w:t xml:space="preserve">You will be asked to think about questions on your own, write down answers,</w:t>
         </w:r>
       </w:ins>
-      <w:ins w:id="256" w:author="PR Preview" w:date="2026-01-01T00:00:00Z">
-        <w:r>
-          <w:t xml:space="preserve"> </w:t>
-        </w:r>
-      </w:ins>
-      <w:ins w:id="257" w:author="PR Preview" w:date="2026-01-01T00:00:00Z">
+      <w:ins w:id="260" w:author="PR Preview" w:date="2026-01-01T00:00:00Z">
+        <w:r>
+          <w:t xml:space="preserve"> </w:t>
+        </w:r>
+      </w:ins>
+      <w:ins w:id="261" w:author="PR Preview" w:date="2026-01-01T00:00:00Z">
         <w:r>
           <w:t xml:space="preserve">discuss them in small groups, and share your answers with the class.</w:t>
         </w:r>
       </w:ins>
-      <w:ins w:id="258" w:author="PR Preview" w:date="2026-01-01T00:00:00Z">
-        <w:r>
-          <w:t xml:space="preserve"> </w:t>
-        </w:r>
-      </w:ins>
-      <w:ins w:id="259" w:author="PR Preview" w:date="2026-01-01T00:00:00Z">
+      <w:ins w:id="262" w:author="PR Preview" w:date="2026-01-01T00:00:00Z">
+        <w:r>
+          <w:t xml:space="preserve"> </w:t>
+        </w:r>
+      </w:ins>
+      <w:ins w:id="263" w:author="PR Preview" w:date="2026-01-01T00:00:00Z">
         <w:r>
           <w:t xml:space="preserve">Sometimes you may be asked to write on the board.</w:t>
         </w:r>
       </w:ins>
-      <w:ins w:id="260" w:author="PR Preview" w:date="2026-01-01T00:00:00Z">
-        <w:r>
-          <w:t xml:space="preserve"> </w:t>
-        </w:r>
-      </w:ins>
-      <w:ins w:id="261" w:author="PR Preview" w:date="2026-01-01T00:00:00Z">
+      <w:ins w:id="264" w:author="PR Preview" w:date="2026-01-01T00:00:00Z">
+        <w:r>
+          <w:t xml:space="preserve"> </w:t>
+        </w:r>
+      </w:ins>
+      <w:ins w:id="265" w:author="PR Preview" w:date="2026-01-01T00:00:00Z">
         <w:r>
           <w:t xml:space="preserve">I will give you time to think things through before you are put on the spot.</w:t>
         </w:r>
       </w:ins>
-      <w:ins w:id="262" w:author="PR Preview" w:date="2026-01-01T00:00:00Z">
-        <w:r>
-          <w:t xml:space="preserve"> </w:t>
-        </w:r>
-      </w:ins>
-      <w:ins w:id="263" w:author="PR Preview" w:date="2026-01-01T00:00:00Z">
+      <w:ins w:id="266" w:author="PR Preview" w:date="2026-01-01T00:00:00Z">
+        <w:r>
+          <w:t xml:space="preserve"> </w:t>
+        </w:r>
+      </w:ins>
+      <w:ins w:id="267" w:author="PR Preview" w:date="2026-01-01T00:00:00Z">
         <w:r>
           <w:t xml:space="preserve">Please give me feedback about the structure of the class, the activities, or group dynamics.</w:t>
         </w:r>
@@ -3057,7 +3077,7 @@
       <w:pPr>
         <w:pStyle w:val="Heading3"/>
       </w:pPr>
-      <w:ins w:id="264" w:author="PR Preview" w:date="2026-01-01T00:00:00Z">
+      <w:ins w:id="268" w:author="PR Preview" w:date="2026-01-01T00:00:00Z">
         <w:r>
           <w:t xml:space="preserve">ABCD Cards</w:t>
         </w:r>
@@ -3067,97 +3087,97 @@
       <w:pPr>
         <w:pStyle w:val="FirstParagraph"/>
       </w:pPr>
-      <w:ins w:id="265" w:author="PR Preview" w:date="2026-01-01T00:00:00Z">
+      <w:ins w:id="269" w:author="PR Preview" w:date="2026-01-01T00:00:00Z">
         <w:r>
           <w:t xml:space="preserve">On the first day of class, I will give each student an ABCD card,</w:t>
         </w:r>
       </w:ins>
-      <w:ins w:id="266" w:author="PR Preview" w:date="2026-01-01T00:00:00Z">
-        <w:r>
-          <w:t xml:space="preserve"> </w:t>
-        </w:r>
-      </w:ins>
-      <w:ins w:id="267" w:author="PR Preview" w:date="2026-01-01T00:00:00Z">
+      <w:ins w:id="270" w:author="PR Preview" w:date="2026-01-01T00:00:00Z">
+        <w:r>
+          <w:t xml:space="preserve"> </w:t>
+        </w:r>
+      </w:ins>
+      <w:ins w:id="271" w:author="PR Preview" w:date="2026-01-01T00:00:00Z">
         <w:r>
           <w:t xml:space="preserve">which you will use to vote on answers to questions in class.</w:t>
         </w:r>
       </w:ins>
-      <w:ins w:id="268" w:author="PR Preview" w:date="2026-01-01T00:00:00Z">
-        <w:r>
-          <w:t xml:space="preserve"> </w:t>
-        </w:r>
-      </w:ins>
-      <w:ins w:id="269" w:author="PR Preview" w:date="2026-01-01T00:00:00Z">
+      <w:ins w:id="272" w:author="PR Preview" w:date="2026-01-01T00:00:00Z">
+        <w:r>
+          <w:t xml:space="preserve"> </w:t>
+        </w:r>
+      </w:ins>
+      <w:ins w:id="273" w:author="PR Preview" w:date="2026-01-01T00:00:00Z">
         <w:r>
           <w:t xml:space="preserve">They work like electronic clickers, but they are free and need no batteries.</w:t>
         </w:r>
       </w:ins>
-      <w:ins w:id="270" w:author="PR Preview" w:date="2026-01-01T00:00:00Z">
-        <w:r>
-          <w:t xml:space="preserve"> </w:t>
-        </w:r>
-      </w:ins>
-      <w:ins w:id="271" w:author="PR Preview" w:date="2026-01-01T00:00:00Z">
+      <w:ins w:id="274" w:author="PR Preview" w:date="2026-01-01T00:00:00Z">
+        <w:r>
+          <w:t xml:space="preserve"> </w:t>
+        </w:r>
+      </w:ins>
+      <w:ins w:id="275" w:author="PR Preview" w:date="2026-01-01T00:00:00Z">
         <w:r>
           <w:t xml:space="preserve">They let both you and me quickly see how well you understand the material,</w:t>
         </w:r>
       </w:ins>
-      <w:ins w:id="272" w:author="PR Preview" w:date="2026-01-01T00:00:00Z">
-        <w:r>
-          <w:t xml:space="preserve"> </w:t>
-        </w:r>
-      </w:ins>
-      <w:ins w:id="273" w:author="PR Preview" w:date="2026-01-01T00:00:00Z">
+      <w:ins w:id="276" w:author="PR Preview" w:date="2026-01-01T00:00:00Z">
+        <w:r>
+          <w:t xml:space="preserve"> </w:t>
+        </w:r>
+      </w:ins>
+      <w:ins w:id="277" w:author="PR Preview" w:date="2026-01-01T00:00:00Z">
         <w:r>
           <w:t xml:space="preserve">so that I can adjust what I emphasize in class</w:t>
         </w:r>
       </w:ins>
-      <w:ins w:id="274" w:author="PR Preview" w:date="2026-01-01T00:00:00Z">
-        <w:r>
-          <w:t xml:space="preserve"> </w:t>
-        </w:r>
-      </w:ins>
-      <w:ins w:id="275" w:author="PR Preview" w:date="2026-01-01T00:00:00Z">
+      <w:ins w:id="278" w:author="PR Preview" w:date="2026-01-01T00:00:00Z">
+        <w:r>
+          <w:t xml:space="preserve"> </w:t>
+        </w:r>
+      </w:ins>
+      <w:ins w:id="279" w:author="PR Preview" w:date="2026-01-01T00:00:00Z">
         <w:r>
           <w:t xml:space="preserve">and you can adjust what you study outside it.</w:t>
         </w:r>
       </w:ins>
-      <w:ins w:id="276" w:author="PR Preview" w:date="2026-01-01T00:00:00Z">
-        <w:r>
-          <w:t xml:space="preserve"> </w:t>
-        </w:r>
-      </w:ins>
-      <w:ins w:id="277" w:author="PR Preview" w:date="2026-01-01T00:00:00Z">
+      <w:ins w:id="280" w:author="PR Preview" w:date="2026-01-01T00:00:00Z">
+        <w:r>
+          <w:t xml:space="preserve"> </w:t>
+        </w:r>
+      </w:ins>
+      <w:ins w:id="281" w:author="PR Preview" w:date="2026-01-01T00:00:00Z">
         <w:r>
           <w:t xml:space="preserve">Please bring this card to class each day.</w:t>
         </w:r>
       </w:ins>
-      <w:ins w:id="278" w:author="PR Preview" w:date="2026-01-01T00:00:00Z">
-        <w:r>
-          <w:t xml:space="preserve"> </w:t>
-        </w:r>
-      </w:ins>
-      <w:ins w:id="279" w:author="PR Preview" w:date="2026-01-01T00:00:00Z">
+      <w:ins w:id="282" w:author="PR Preview" w:date="2026-01-01T00:00:00Z">
+        <w:r>
+          <w:t xml:space="preserve"> </w:t>
+        </w:r>
+      </w:ins>
+      <w:ins w:id="283" w:author="PR Preview" w:date="2026-01-01T00:00:00Z">
         <w:r>
           <w:t xml:space="preserve">If you lose your card,</w:t>
         </w:r>
       </w:ins>
-      <w:ins w:id="280" w:author="PR Preview" w:date="2026-01-01T00:00:00Z">
-        <w:r>
-          <w:t xml:space="preserve"> </w:t>
-        </w:r>
-      </w:ins>
-      <w:ins w:id="281" w:author="PR Preview" w:date="2026-01-01T00:00:00Z">
+      <w:ins w:id="284" w:author="PR Preview" w:date="2026-01-01T00:00:00Z">
+        <w:r>
+          <w:t xml:space="preserve"> </w:t>
+        </w:r>
+      </w:ins>
+      <w:ins w:id="285" w:author="PR Preview" w:date="2026-01-01T00:00:00Z">
         <w:r>
           <w:t xml:space="preserve">print a new, landscape-mode color copy (PDF:</w:t>
         </w:r>
       </w:ins>
-      <w:ins w:id="282" w:author="PR Preview" w:date="2026-01-01T00:00:00Z">
-        <w:r>
-          <w:t xml:space="preserve"> </w:t>
-        </w:r>
-      </w:ins>
-      <w:ins w:id="283" w:author="PR Preview" w:date="2026-01-01T00:00:00Z">
+      <w:ins w:id="286" w:author="PR Preview" w:date="2026-01-01T00:00:00Z">
+        <w:r>
+          <w:t xml:space="preserve"> </w:t>
+        </w:r>
+      </w:ins>
+      <w:ins w:id="287" w:author="PR Preview" w:date="2026-01-01T00:00:00Z">
         <w:r>
           <w:rPr>
             <w:b/>
@@ -3166,7 +3186,7 @@
           <w:t xml:space="preserve">TBD</w:t>
         </w:r>
       </w:ins>
-      <w:ins w:id="284" w:author="PR Preview" w:date="2026-01-01T00:00:00Z">
+      <w:ins w:id="288" w:author="PR Preview" w:date="2026-01-01T00:00:00Z">
         <w:r>
           <w:t xml:space="preserve">).</w:t>
         </w:r>
@@ -3178,7 +3198,7 @@
       <w:pPr>
         <w:pStyle w:val="Heading3"/>
       </w:pPr>
-      <w:ins w:id="285" w:author="PR Preview" w:date="2026-01-01T00:00:00Z">
+      <w:ins w:id="289" w:author="PR Preview" w:date="2026-01-01T00:00:00Z">
         <w:r>
           <w:t xml:space="preserve">Worksheets</w:t>
         </w:r>
@@ -3188,77 +3208,77 @@
       <w:pPr>
         <w:pStyle w:val="FirstParagraph"/>
       </w:pPr>
-      <w:ins w:id="286" w:author="PR Preview" w:date="2026-01-01T00:00:00Z">
+      <w:ins w:id="290" w:author="PR Preview" w:date="2026-01-01T00:00:00Z">
         <w:r>
           <w:t xml:space="preserve">Most classes include a worksheet:</w:t>
         </w:r>
       </w:ins>
-      <w:ins w:id="287" w:author="PR Preview" w:date="2026-01-01T00:00:00Z">
-        <w:r>
-          <w:t xml:space="preserve"> </w:t>
-        </w:r>
-      </w:ins>
-      <w:ins w:id="288" w:author="PR Preview" w:date="2026-01-01T00:00:00Z">
+      <w:ins w:id="291" w:author="PR Preview" w:date="2026-01-01T00:00:00Z">
+        <w:r>
+          <w:t xml:space="preserve"> </w:t>
+        </w:r>
+      </w:ins>
+      <w:ins w:id="292" w:author="PR Preview" w:date="2026-01-01T00:00:00Z">
         <w:r>
           <w:t xml:space="preserve">guided practice that reinforces the day’s concepts and prepares you for the exams.</w:t>
         </w:r>
       </w:ins>
-      <w:ins w:id="289" w:author="PR Preview" w:date="2026-01-01T00:00:00Z">
-        <w:r>
-          <w:t xml:space="preserve"> </w:t>
-        </w:r>
-      </w:ins>
-      <w:ins w:id="290" w:author="PR Preview" w:date="2026-01-01T00:00:00Z">
+      <w:ins w:id="293" w:author="PR Preview" w:date="2026-01-01T00:00:00Z">
+        <w:r>
+          <w:t xml:space="preserve"> </w:t>
+        </w:r>
+      </w:ins>
+      <w:ins w:id="294" w:author="PR Preview" w:date="2026-01-01T00:00:00Z">
         <w:r>
           <w:t xml:space="preserve">Please keep your worksheets organized and bring them to later classes.</w:t>
         </w:r>
       </w:ins>
-      <w:ins w:id="291" w:author="PR Preview" w:date="2026-01-01T00:00:00Z">
-        <w:r>
-          <w:t xml:space="preserve"> </w:t>
-        </w:r>
-      </w:ins>
-      <w:ins w:id="292" w:author="PR Preview" w:date="2026-01-01T00:00:00Z">
+      <w:ins w:id="295" w:author="PR Preview" w:date="2026-01-01T00:00:00Z">
+        <w:r>
+          <w:t xml:space="preserve"> </w:t>
+        </w:r>
+      </w:ins>
+      <w:ins w:id="296" w:author="PR Preview" w:date="2026-01-01T00:00:00Z">
         <w:r>
           <w:t xml:space="preserve">You are encouraged to work on worksheet problems with classmates,</w:t>
         </w:r>
       </w:ins>
-      <w:ins w:id="293" w:author="PR Preview" w:date="2026-01-01T00:00:00Z">
-        <w:r>
-          <w:t xml:space="preserve"> </w:t>
-        </w:r>
-      </w:ins>
-      <w:ins w:id="294" w:author="PR Preview" w:date="2026-01-01T00:00:00Z">
+      <w:ins w:id="297" w:author="PR Preview" w:date="2026-01-01T00:00:00Z">
+        <w:r>
+          <w:t xml:space="preserve"> </w:t>
+        </w:r>
+      </w:ins>
+      <w:ins w:id="298" w:author="PR Preview" w:date="2026-01-01T00:00:00Z">
         <w:r>
           <w:t xml:space="preserve">but each student submits their own work and should be able to explain it.</w:t>
         </w:r>
       </w:ins>
-      <w:ins w:id="295" w:author="PR Preview" w:date="2026-01-01T00:00:00Z">
-        <w:r>
-          <w:t xml:space="preserve"> </w:t>
-        </w:r>
-      </w:ins>
-      <w:ins w:id="296" w:author="PR Preview" w:date="2026-01-01T00:00:00Z">
+      <w:ins w:id="299" w:author="PR Preview" w:date="2026-01-01T00:00:00Z">
+        <w:r>
+          <w:t xml:space="preserve"> </w:t>
+        </w:r>
+      </w:ins>
+      <w:ins w:id="300" w:author="PR Preview" w:date="2026-01-01T00:00:00Z">
         <w:r>
           <w:t xml:space="preserve">I will post selected worksheet solutions after the submission deadline,</w:t>
         </w:r>
       </w:ins>
-      <w:ins w:id="297" w:author="PR Preview" w:date="2026-01-01T00:00:00Z">
-        <w:r>
-          <w:t xml:space="preserve"> </w:t>
-        </w:r>
-      </w:ins>
-      <w:ins w:id="298" w:author="PR Preview" w:date="2026-01-01T00:00:00Z">
+      <w:ins w:id="301" w:author="PR Preview" w:date="2026-01-01T00:00:00Z">
+        <w:r>
+          <w:t xml:space="preserve"> </w:t>
+        </w:r>
+      </w:ins>
+      <w:ins w:id="302" w:author="PR Preview" w:date="2026-01-01T00:00:00Z">
         <w:r>
           <w:t xml:space="preserve">and review common mistakes at the start of the next class.</w:t>
         </w:r>
       </w:ins>
-      <w:ins w:id="299" w:author="PR Preview" w:date="2026-01-01T00:00:00Z">
-        <w:r>
-          <w:t xml:space="preserve"> </w:t>
-        </w:r>
-      </w:ins>
-      <w:ins w:id="300" w:author="PR Preview" w:date="2026-01-01T00:00:00Z">
+      <w:ins w:id="303" w:author="PR Preview" w:date="2026-01-01T00:00:00Z">
+        <w:r>
+          <w:t xml:space="preserve"> </w:t>
+        </w:r>
+      </w:ins>
+      <w:ins w:id="304" w:author="PR Preview" w:date="2026-01-01T00:00:00Z">
         <w:r>
           <w:t xml:space="preserve">Most midterm and final exam questions will be adapted from worksheet problems.</w:t>
         </w:r>
@@ -3271,7 +3291,7 @@
       <w:pPr>
         <w:pStyle w:val="Heading2"/>
       </w:pPr>
-      <w:ins w:id="301" w:author="PR Preview" w:date="2026-01-01T00:00:00Z">
+      <w:ins w:id="305" w:author="PR Preview" w:date="2026-01-01T00:00:00Z">
         <w:r>
           <w:t xml:space="preserve">Grading</w:t>
         </w:r>
@@ -3281,7 +3301,7 @@
       <w:pPr>
         <w:pStyle w:val="FirstParagraph"/>
       </w:pPr>
-      <w:ins w:id="302" w:author="PR Preview" w:date="2026-01-01T00:00:00Z">
+      <w:ins w:id="306" w:author="PR Preview" w:date="2026-01-01T00:00:00Z">
         <w:r>
           <w:t xml:space="preserve">Course grades are letter grades, based on:</w:t>
         </w:r>
@@ -3487,17 +3507,17 @@
       <w:pPr>
         <w:pStyle w:val="BodyText"/>
       </w:pPr>
-      <w:ins w:id="303" w:author="PR Preview" w:date="2026-01-01T00:00:00Z">
+      <w:ins w:id="307" w:author="PR Preview" w:date="2026-01-01T00:00:00Z">
         <w:r>
           <w:t xml:space="preserve">I will assign final letter grades based on the weighted average of the categories above,</w:t>
         </w:r>
       </w:ins>
-      <w:ins w:id="304" w:author="PR Preview" w:date="2026-01-01T00:00:00Z">
-        <w:r>
-          <w:t xml:space="preserve"> </w:t>
-        </w:r>
-      </w:ins>
-      <w:ins w:id="305" w:author="PR Preview" w:date="2026-01-01T00:00:00Z">
+      <w:ins w:id="308" w:author="PR Preview" w:date="2026-01-01T00:00:00Z">
+        <w:r>
+          <w:t xml:space="preserve"> </w:t>
+        </w:r>
+      </w:ins>
+      <w:ins w:id="309" w:author="PR Preview" w:date="2026-01-01T00:00:00Z">
         <w:r>
           <w:t xml:space="preserve">by the standard scale:</w:t>
         </w:r>
@@ -3677,27 +3697,27 @@
       <w:pPr>
         <w:pStyle w:val="BodyText"/>
       </w:pPr>
-      <w:ins w:id="306" w:author="PR Preview" w:date="2026-01-01T00:00:00Z">
+      <w:ins w:id="310" w:author="PR Preview" w:date="2026-01-01T00:00:00Z">
         <w:r>
           <w:t xml:space="preserve">Thresholds for plus and minus grades are at my discretion.</w:t>
         </w:r>
       </w:ins>
-      <w:ins w:id="307" w:author="PR Preview" w:date="2026-01-01T00:00:00Z">
-        <w:r>
-          <w:t xml:space="preserve"> </w:t>
-        </w:r>
-      </w:ins>
-      <w:ins w:id="308" w:author="PR Preview" w:date="2026-01-01T00:00:00Z">
+      <w:ins w:id="311" w:author="PR Preview" w:date="2026-01-01T00:00:00Z">
+        <w:r>
+          <w:t xml:space="preserve"> </w:t>
+        </w:r>
+      </w:ins>
+      <w:ins w:id="312" w:author="PR Preview" w:date="2026-01-01T00:00:00Z">
         <w:r>
           <w:t xml:space="preserve">The overall grade Canvas displays may be inaccurate;</w:t>
         </w:r>
       </w:ins>
-      <w:ins w:id="309" w:author="PR Preview" w:date="2026-01-01T00:00:00Z">
-        <w:r>
-          <w:t xml:space="preserve"> </w:t>
-        </w:r>
-      </w:ins>
-      <w:ins w:id="310" w:author="PR Preview" w:date="2026-01-01T00:00:00Z">
+      <w:ins w:id="313" w:author="PR Preview" w:date="2026-01-01T00:00:00Z">
+        <w:r>
+          <w:t xml:space="preserve"> </w:t>
+        </w:r>
+      </w:ins>
+      <w:ins w:id="314" w:author="PR Preview" w:date="2026-01-01T00:00:00Z">
         <w:r>
           <w:t xml:space="preserve">the weights above are the ones that count.</w:t>
         </w:r>
@@ -3708,7 +3728,7 @@
       <w:pPr>
         <w:pStyle w:val="Heading3"/>
       </w:pPr>
-      <w:ins w:id="311" w:author="PR Preview" w:date="2026-01-01T00:00:00Z">
+      <w:ins w:id="315" w:author="PR Preview" w:date="2026-01-01T00:00:00Z">
         <w:r>
           <w:t xml:space="preserve">Homework and Worksheets</w:t>
         </w:r>
@@ -3718,27 +3738,27 @@
       <w:pPr>
         <w:pStyle w:val="FirstParagraph"/>
       </w:pPr>
-      <w:ins w:id="312" w:author="PR Preview" w:date="2026-01-01T00:00:00Z">
+      <w:ins w:id="316" w:author="PR Preview" w:date="2026-01-01T00:00:00Z">
         <w:r>
           <w:t xml:space="preserve">Homework assignments combine written work and programming.</w:t>
         </w:r>
       </w:ins>
-      <w:ins w:id="313" w:author="PR Preview" w:date="2026-01-01T00:00:00Z">
-        <w:r>
-          <w:t xml:space="preserve"> </w:t>
-        </w:r>
-      </w:ins>
-      <w:ins w:id="314" w:author="PR Preview" w:date="2026-01-01T00:00:00Z">
+      <w:ins w:id="317" w:author="PR Preview" w:date="2026-01-01T00:00:00Z">
+        <w:r>
+          <w:t xml:space="preserve"> </w:t>
+        </w:r>
+      </w:ins>
+      <w:ins w:id="318" w:author="PR Preview" w:date="2026-01-01T00:00:00Z">
         <w:r>
           <w:t xml:space="preserve">Homework and worksheets are graded on completion,</w:t>
         </w:r>
       </w:ins>
-      <w:ins w:id="315" w:author="PR Preview" w:date="2026-01-01T00:00:00Z">
-        <w:r>
-          <w:t xml:space="preserve"> </w:t>
-        </w:r>
-      </w:ins>
-      <w:ins w:id="316" w:author="PR Preview" w:date="2026-01-01T00:00:00Z">
+      <w:ins w:id="319" w:author="PR Preview" w:date="2026-01-01T00:00:00Z">
+        <w:r>
+          <w:t xml:space="preserve"> </w:t>
+        </w:r>
+      </w:ins>
+      <w:ins w:id="320" w:author="PR Preview" w:date="2026-01-01T00:00:00Z">
         <w:r>
           <w:t xml:space="preserve">meaning whether you made a solid effort to solve each problem:</w:t>
         </w:r>
@@ -3752,7 +3772,7 @@
           <w:numId w:val="1004"/>
         </w:numPr>
       </w:pPr>
-      <w:ins w:id="317" w:author="PR Preview" w:date="2026-01-01T00:00:00Z">
+      <w:ins w:id="321" w:author="PR Preview" w:date="2026-01-01T00:00:00Z">
         <w:r>
           <w:t xml:space="preserve">Complete: 100%</w:t>
         </w:r>
@@ -3766,7 +3786,7 @@
           <w:numId w:val="1004"/>
         </w:numPr>
       </w:pPr>
-      <w:ins w:id="318" w:author="PR Preview" w:date="2026-01-01T00:00:00Z">
+      <w:ins w:id="322" w:author="PR Preview" w:date="2026-01-01T00:00:00Z">
         <w:r>
           <w:t xml:space="preserve">Substantial effort: 80%</w:t>
         </w:r>
@@ -3780,7 +3800,7 @@
           <w:numId w:val="1004"/>
         </w:numPr>
       </w:pPr>
-      <w:ins w:id="319" w:author="PR Preview" w:date="2026-01-01T00:00:00Z">
+      <w:ins w:id="323" w:author="PR Preview" w:date="2026-01-01T00:00:00Z">
         <w:r>
           <w:t xml:space="preserve">Minimal effort: 40%</w:t>
         </w:r>
@@ -3794,7 +3814,7 @@
           <w:numId w:val="1004"/>
         </w:numPr>
       </w:pPr>
-      <w:ins w:id="320" w:author="PR Preview" w:date="2026-01-01T00:00:00Z">
+      <w:ins w:id="324" w:author="PR Preview" w:date="2026-01-01T00:00:00Z">
         <w:r>
           <w:t xml:space="preserve">Missing: 0%</w:t>
         </w:r>
@@ -3804,7 +3824,7 @@
       <w:pPr>
         <w:pStyle w:val="FirstParagraph"/>
       </w:pPr>
-      <w:ins w:id="321" w:author="PR Preview" w:date="2026-01-01T00:00:00Z">
+      <w:ins w:id="325" w:author="PR Preview" w:date="2026-01-01T00:00:00Z">
         <w:r>
           <w:t xml:space="preserve">The lowest worksheet score is dropped.</w:t>
         </w:r>
@@ -3814,7 +3834,7 @@
       <w:pPr>
         <w:pStyle w:val="BodyText"/>
       </w:pPr>
-      <w:ins w:id="322" w:author="PR Preview" w:date="2026-01-01T00:00:00Z">
+      <w:ins w:id="326" w:author="PR Preview" w:date="2026-01-01T00:00:00Z">
         <w:r>
           <w:rPr>
             <w:b/>
@@ -3823,42 +3843,42 @@
           <w:t xml:space="preserve">Quiz 0</w:t>
         </w:r>
       </w:ins>
-      <w:ins w:id="323" w:author="PR Preview" w:date="2026-01-01T00:00:00Z">
-        <w:r>
-          <w:t xml:space="preserve"> </w:t>
-        </w:r>
-      </w:ins>
-      <w:ins w:id="324" w:author="PR Preview" w:date="2026-01-01T00:00:00Z">
+      <w:ins w:id="327" w:author="PR Preview" w:date="2026-01-01T00:00:00Z">
+        <w:r>
+          <w:t xml:space="preserve"> </w:t>
+        </w:r>
+      </w:ins>
+      <w:ins w:id="328" w:author="PR Preview" w:date="2026-01-01T00:00:00Z">
         <w:r>
           <w:t xml:space="preserve">is a short quiz in the first week</w:t>
         </w:r>
       </w:ins>
-      <w:ins w:id="325" w:author="PR Preview" w:date="2026-01-01T00:00:00Z">
-        <w:r>
-          <w:t xml:space="preserve"> </w:t>
-        </w:r>
-      </w:ins>
-      <w:ins w:id="326" w:author="PR Preview" w:date="2026-01-01T00:00:00Z">
+      <w:ins w:id="329" w:author="PR Preview" w:date="2026-01-01T00:00:00Z">
+        <w:r>
+          <w:t xml:space="preserve"> </w:t>
+        </w:r>
+      </w:ins>
+      <w:ins w:id="330" w:author="PR Preview" w:date="2026-01-01T00:00:00Z">
         <w:r>
           <w:t xml:space="preserve">that checks the CSCI 145 and precalculus material this course assumes.</w:t>
         </w:r>
       </w:ins>
-      <w:ins w:id="327" w:author="PR Preview" w:date="2026-01-01T00:00:00Z">
-        <w:r>
-          <w:t xml:space="preserve"> </w:t>
-        </w:r>
-      </w:ins>
-      <w:ins w:id="328" w:author="PR Preview" w:date="2026-01-01T00:00:00Z">
+      <w:ins w:id="331" w:author="PR Preview" w:date="2026-01-01T00:00:00Z">
+        <w:r>
+          <w:t xml:space="preserve"> </w:t>
+        </w:r>
+      </w:ins>
+      <w:ins w:id="332" w:author="PR Preview" w:date="2026-01-01T00:00:00Z">
         <w:r>
           <w:t xml:space="preserve">It is graded on completion and counts as one worksheet,</w:t>
         </w:r>
       </w:ins>
-      <w:ins w:id="329" w:author="PR Preview" w:date="2026-01-01T00:00:00Z">
-        <w:r>
-          <w:t xml:space="preserve"> </w:t>
-        </w:r>
-      </w:ins>
-      <w:ins w:id="330" w:author="PR Preview" w:date="2026-01-01T00:00:00Z">
+      <w:ins w:id="333" w:author="PR Preview" w:date="2026-01-01T00:00:00Z">
+        <w:r>
+          <w:t xml:space="preserve"> </w:t>
+        </w:r>
+      </w:ins>
+      <w:ins w:id="334" w:author="PR Preview" w:date="2026-01-01T00:00:00Z">
         <w:r>
           <w:t xml:space="preserve">and its main purpose is to show you (and me) what to review.</w:t>
         </w:r>
@@ -3868,7 +3888,7 @@
       <w:pPr>
         <w:pStyle w:val="BodyText"/>
       </w:pPr>
-      <w:ins w:id="331" w:author="PR Preview" w:date="2026-01-01T00:00:00Z">
+      <w:ins w:id="335" w:author="PR Preview" w:date="2026-01-01T00:00:00Z">
         <w:r>
           <w:t xml:space="preserve">When writing up your work:</w:t>
         </w:r>
@@ -3882,17 +3902,17 @@
           <w:numId w:val="1005"/>
         </w:numPr>
       </w:pPr>
-      <w:ins w:id="332" w:author="PR Preview" w:date="2026-01-01T00:00:00Z">
+      <w:ins w:id="336" w:author="PR Preview" w:date="2026-01-01T00:00:00Z">
         <w:r>
           <w:t xml:space="preserve">Type all written work.</w:t>
         </w:r>
       </w:ins>
-      <w:ins w:id="333" w:author="PR Preview" w:date="2026-01-01T00:00:00Z">
-        <w:r>
-          <w:t xml:space="preserve"> </w:t>
-        </w:r>
-      </w:ins>
-      <w:ins w:id="334" w:author="PR Preview" w:date="2026-01-01T00:00:00Z">
+      <w:ins w:id="337" w:author="PR Preview" w:date="2026-01-01T00:00:00Z">
+        <w:r>
+          <w:t xml:space="preserve"> </w:t>
+        </w:r>
+      </w:ins>
+      <w:ins w:id="338" w:author="PR Preview" w:date="2026-01-01T00:00:00Z">
         <w:r>
           <w:t xml:space="preserve">You do not need to use LaTeX, but I recommend it.</w:t>
         </w:r>
@@ -3906,17 +3926,17 @@
           <w:numId w:val="1005"/>
         </w:numPr>
       </w:pPr>
-      <w:ins w:id="335" w:author="PR Preview" w:date="2026-01-01T00:00:00Z">
+      <w:ins w:id="339" w:author="PR Preview" w:date="2026-01-01T00:00:00Z">
         <w:r>
           <w:t xml:space="preserve">Hand-drawn diagrams are welcome when they help illustrate a concept,</w:t>
         </w:r>
       </w:ins>
-      <w:ins w:id="336" w:author="PR Preview" w:date="2026-01-01T00:00:00Z">
-        <w:r>
-          <w:t xml:space="preserve"> </w:t>
-        </w:r>
-      </w:ins>
-      <w:ins w:id="337" w:author="PR Preview" w:date="2026-01-01T00:00:00Z">
+      <w:ins w:id="340" w:author="PR Preview" w:date="2026-01-01T00:00:00Z">
+        <w:r>
+          <w:t xml:space="preserve"> </w:t>
+        </w:r>
+      </w:ins>
+      <w:ins w:id="341" w:author="PR Preview" w:date="2026-01-01T00:00:00Z">
         <w:r>
           <w:t xml:space="preserve">as long as they are legible.</w:t>
         </w:r>
@@ -3930,17 +3950,17 @@
           <w:numId w:val="1005"/>
         </w:numPr>
       </w:pPr>
-      <w:ins w:id="338" w:author="PR Preview" w:date="2026-01-01T00:00:00Z">
+      <w:ins w:id="342" w:author="PR Preview" w:date="2026-01-01T00:00:00Z">
         <w:r>
           <w:t xml:space="preserve">Format code and pseudocode in a fixed-width font.</w:t>
         </w:r>
       </w:ins>
-      <w:ins w:id="339" w:author="PR Preview" w:date="2026-01-01T00:00:00Z">
-        <w:r>
-          <w:t xml:space="preserve"> </w:t>
-        </w:r>
-      </w:ins>
-      <w:ins w:id="340" w:author="PR Preview" w:date="2026-01-01T00:00:00Z">
+      <w:ins w:id="343" w:author="PR Preview" w:date="2026-01-01T00:00:00Z">
+        <w:r>
+          <w:t xml:space="preserve"> </w:t>
+        </w:r>
+      </w:ins>
+      <w:ins w:id="344" w:author="PR Preview" w:date="2026-01-01T00:00:00Z">
         <w:r>
           <w:t xml:space="preserve">Do not submit screenshots of your editor or terminal.</w:t>
         </w:r>
@@ -3954,27 +3974,27 @@
           <w:numId w:val="1005"/>
         </w:numPr>
       </w:pPr>
-      <w:ins w:id="341" w:author="PR Preview" w:date="2026-01-01T00:00:00Z">
+      <w:ins w:id="345" w:author="PR Preview" w:date="2026-01-01T00:00:00Z">
         <w:r>
           <w:t xml:space="preserve">Show your work.</w:t>
         </w:r>
       </w:ins>
-      <w:ins w:id="342" w:author="PR Preview" w:date="2026-01-01T00:00:00Z">
-        <w:r>
-          <w:t xml:space="preserve"> </w:t>
-        </w:r>
-      </w:ins>
-      <w:ins w:id="343" w:author="PR Preview" w:date="2026-01-01T00:00:00Z">
+      <w:ins w:id="346" w:author="PR Preview" w:date="2026-01-01T00:00:00Z">
+        <w:r>
+          <w:t xml:space="preserve"> </w:t>
+        </w:r>
+      </w:ins>
+      <w:ins w:id="347" w:author="PR Preview" w:date="2026-01-01T00:00:00Z">
         <w:r>
           <w:t xml:space="preserve">An answer alone will not get full credit,</w:t>
         </w:r>
       </w:ins>
-      <w:ins w:id="344" w:author="PR Preview" w:date="2026-01-01T00:00:00Z">
-        <w:r>
-          <w:t xml:space="preserve"> </w:t>
-        </w:r>
-      </w:ins>
-      <w:ins w:id="345" w:author="PR Preview" w:date="2026-01-01T00:00:00Z">
+      <w:ins w:id="348" w:author="PR Preview" w:date="2026-01-01T00:00:00Z">
+        <w:r>
+          <w:t xml:space="preserve"> </w:t>
+        </w:r>
+      </w:ins>
+      <w:ins w:id="349" w:author="PR Preview" w:date="2026-01-01T00:00:00Z">
         <w:r>
           <w:t xml:space="preserve">on homework or on exams.</w:t>
         </w:r>
@@ -3986,7 +4006,7 @@
       <w:pPr>
         <w:pStyle w:val="Heading3"/>
       </w:pPr>
-      <w:ins w:id="346" w:author="PR Preview" w:date="2026-01-01T00:00:00Z">
+      <w:ins w:id="350" w:author="PR Preview" w:date="2026-01-01T00:00:00Z">
         <w:r>
           <w:t xml:space="preserve">Labs</w:t>
         </w:r>
@@ -3996,37 +4016,37 @@
       <w:pPr>
         <w:pStyle w:val="FirstParagraph"/>
       </w:pPr>
-      <w:ins w:id="347" w:author="PR Preview" w:date="2026-01-01T00:00:00Z">
+      <w:ins w:id="351" w:author="PR Preview" w:date="2026-01-01T00:00:00Z">
         <w:r>
           <w:t xml:space="preserve">Weekly labs give hands-on programming practice,</w:t>
         </w:r>
       </w:ins>
-      <w:ins w:id="348" w:author="PR Preview" w:date="2026-01-01T00:00:00Z">
-        <w:r>
-          <w:t xml:space="preserve"> </w:t>
-        </w:r>
-      </w:ins>
-      <w:ins w:id="349" w:author="PR Preview" w:date="2026-01-01T00:00:00Z">
+      <w:ins w:id="352" w:author="PR Preview" w:date="2026-01-01T00:00:00Z">
+        <w:r>
+          <w:t xml:space="preserve"> </w:t>
+        </w:r>
+      </w:ins>
+      <w:ins w:id="353" w:author="PR Preview" w:date="2026-01-01T00:00:00Z">
         <w:r>
           <w:t xml:space="preserve">with a TA available to answer questions during the lab period.</w:t>
         </w:r>
       </w:ins>
-      <w:ins w:id="350" w:author="PR Preview" w:date="2026-01-01T00:00:00Z">
-        <w:r>
-          <w:t xml:space="preserve"> </w:t>
-        </w:r>
-      </w:ins>
-      <w:ins w:id="351" w:author="PR Preview" w:date="2026-01-01T00:00:00Z">
+      <w:ins w:id="354" w:author="PR Preview" w:date="2026-01-01T00:00:00Z">
+        <w:r>
+          <w:t xml:space="preserve"> </w:t>
+        </w:r>
+      </w:ins>
+      <w:ins w:id="355" w:author="PR Preview" w:date="2026-01-01T00:00:00Z">
         <w:r>
           <w:t xml:space="preserve">To get full credit,</w:t>
         </w:r>
       </w:ins>
-      <w:ins w:id="352" w:author="PR Preview" w:date="2026-01-01T00:00:00Z">
-        <w:r>
-          <w:t xml:space="preserve"> </w:t>
-        </w:r>
-      </w:ins>
-      <w:ins w:id="353" w:author="PR Preview" w:date="2026-01-01T00:00:00Z">
+      <w:ins w:id="356" w:author="PR Preview" w:date="2026-01-01T00:00:00Z">
+        <w:r>
+          <w:t xml:space="preserve"> </w:t>
+        </w:r>
+      </w:ins>
+      <w:ins w:id="357" w:author="PR Preview" w:date="2026-01-01T00:00:00Z">
         <w:r>
           <w:rPr>
             <w:b/>
@@ -4035,27 +4055,27 @@
           <w:t xml:space="preserve">you must both attend lab and submit the deliverable by its deadline</w:t>
         </w:r>
       </w:ins>
-      <w:ins w:id="354" w:author="PR Preview" w:date="2026-01-01T00:00:00Z">
+      <w:ins w:id="358" w:author="PR Preview" w:date="2026-01-01T00:00:00Z">
         <w:r>
           <w:t xml:space="preserve">,</w:t>
         </w:r>
       </w:ins>
-      <w:ins w:id="355" w:author="PR Preview" w:date="2026-01-01T00:00:00Z">
-        <w:r>
-          <w:t xml:space="preserve"> </w:t>
-        </w:r>
-      </w:ins>
-      <w:ins w:id="356" w:author="PR Preview" w:date="2026-01-01T00:00:00Z">
+      <w:ins w:id="359" w:author="PR Preview" w:date="2026-01-01T00:00:00Z">
+        <w:r>
+          <w:t xml:space="preserve"> </w:t>
+        </w:r>
+      </w:ins>
+      <w:ins w:id="360" w:author="PR Preview" w:date="2026-01-01T00:00:00Z">
         <w:r>
           <w:t xml:space="preserve">which will typically be 10pm on the Monday after the lab</w:t>
         </w:r>
       </w:ins>
-      <w:ins w:id="357" w:author="PR Preview" w:date="2026-01-01T00:00:00Z">
-        <w:r>
-          <w:t xml:space="preserve"> </w:t>
-        </w:r>
-      </w:ins>
-      <w:ins w:id="358" w:author="PR Preview" w:date="2026-01-01T00:00:00Z">
+      <w:ins w:id="361" w:author="PR Preview" w:date="2026-01-01T00:00:00Z">
+        <w:r>
+          <w:t xml:space="preserve"> </w:t>
+        </w:r>
+      </w:ins>
+      <w:ins w:id="362" w:author="PR Preview" w:date="2026-01-01T00:00:00Z">
         <w:r>
           <w:t xml:space="preserve">(or the next class day, when that Monday is a holiday).</w:t>
         </w:r>
@@ -4069,47 +4089,47 @@
           <w:numId w:val="1006"/>
         </w:numPr>
       </w:pPr>
-      <w:ins w:id="359" w:author="PR Preview" w:date="2026-01-01T00:00:00Z">
+      <w:ins w:id="363" w:author="PR Preview" w:date="2026-01-01T00:00:00Z">
         <w:r>
           <w:t xml:space="preserve">If you do not attend lab but submit the deliverable on time,</w:t>
         </w:r>
       </w:ins>
-      <w:ins w:id="360" w:author="PR Preview" w:date="2026-01-01T00:00:00Z">
-        <w:r>
-          <w:t xml:space="preserve"> </w:t>
-        </w:r>
-      </w:ins>
-      <w:ins w:id="361" w:author="PR Preview" w:date="2026-01-01T00:00:00Z">
+      <w:ins w:id="364" w:author="PR Preview" w:date="2026-01-01T00:00:00Z">
+        <w:r>
+          <w:t xml:space="preserve"> </w:t>
+        </w:r>
+      </w:ins>
+      <w:ins w:id="365" w:author="PR Preview" w:date="2026-01-01T00:00:00Z">
         <w:r>
           <w:t xml:space="preserve">your score is multiplied by 0.5.</w:t>
         </w:r>
       </w:ins>
-      <w:ins w:id="362" w:author="PR Preview" w:date="2026-01-01T00:00:00Z">
-        <w:r>
-          <w:t xml:space="preserve"> </w:t>
-        </w:r>
-      </w:ins>
-      <w:ins w:id="363" w:author="PR Preview" w:date="2026-01-01T00:00:00Z">
+      <w:ins w:id="366" w:author="PR Preview" w:date="2026-01-01T00:00:00Z">
+        <w:r>
+          <w:t xml:space="preserve"> </w:t>
+        </w:r>
+      </w:ins>
+      <w:ins w:id="367" w:author="PR Preview" w:date="2026-01-01T00:00:00Z">
         <w:r>
           <w:t xml:space="preserve">This penalty is waived automatically for one lab;</w:t>
         </w:r>
       </w:ins>
-      <w:ins w:id="364" w:author="PR Preview" w:date="2026-01-01T00:00:00Z">
-        <w:r>
-          <w:t xml:space="preserve"> </w:t>
-        </w:r>
-      </w:ins>
-      <w:ins w:id="365" w:author="PR Preview" w:date="2026-01-01T00:00:00Z">
+      <w:ins w:id="368" w:author="PR Preview" w:date="2026-01-01T00:00:00Z">
+        <w:r>
+          <w:t xml:space="preserve"> </w:t>
+        </w:r>
+      </w:ins>
+      <w:ins w:id="369" w:author="PR Preview" w:date="2026-01-01T00:00:00Z">
         <w:r>
           <w:t xml:space="preserve">if you have a legitimate reason to miss more,</w:t>
         </w:r>
       </w:ins>
-      <w:ins w:id="366" w:author="PR Preview" w:date="2026-01-01T00:00:00Z">
-        <w:r>
-          <w:t xml:space="preserve"> </w:t>
-        </w:r>
-      </w:ins>
-      <w:ins w:id="367" w:author="PR Preview" w:date="2026-01-01T00:00:00Z">
+      <w:ins w:id="370" w:author="PR Preview" w:date="2026-01-01T00:00:00Z">
+        <w:r>
+          <w:t xml:space="preserve"> </w:t>
+        </w:r>
+      </w:ins>
+      <w:ins w:id="371" w:author="PR Preview" w:date="2026-01-01T00:00:00Z">
         <w:r>
           <w:t xml:space="preserve">contact me and the TA ahead of time.</w:t>
         </w:r>
@@ -4123,7 +4143,7 @@
           <w:numId w:val="1006"/>
         </w:numPr>
       </w:pPr>
-      <w:ins w:id="368" w:author="PR Preview" w:date="2026-01-01T00:00:00Z">
+      <w:ins w:id="372" w:author="PR Preview" w:date="2026-01-01T00:00:00Z">
         <w:r>
           <w:t xml:space="preserve">Attending a lab section other than your own requires permission from both me and the TA(s).</w:t>
         </w:r>
@@ -4137,7 +4157,7 @@
           <w:numId w:val="1006"/>
         </w:numPr>
       </w:pPr>
-      <w:ins w:id="369" w:author="PR Preview" w:date="2026-01-01T00:00:00Z">
+      <w:ins w:id="373" w:author="PR Preview" w:date="2026-01-01T00:00:00Z">
         <w:r>
           <w:t xml:space="preserve">Late lab submissions are not accepted.</w:t>
         </w:r>
@@ -4149,7 +4169,7 @@
       <w:pPr>
         <w:pStyle w:val="Heading3"/>
       </w:pPr>
-      <w:ins w:id="370" w:author="PR Preview" w:date="2026-01-01T00:00:00Z">
+      <w:ins w:id="374" w:author="PR Preview" w:date="2026-01-01T00:00:00Z">
         <w:r>
           <w:t xml:space="preserve">Exams</w:t>
         </w:r>
@@ -4159,32 +4179,32 @@
       <w:pPr>
         <w:pStyle w:val="FirstParagraph"/>
       </w:pPr>
-      <w:ins w:id="371" w:author="PR Preview" w:date="2026-01-01T00:00:00Z">
+      <w:ins w:id="375" w:author="PR Preview" w:date="2026-01-01T00:00:00Z">
         <w:r>
           <w:t xml:space="preserve">The course has two in-class midterm exams,</w:t>
         </w:r>
       </w:ins>
-      <w:ins w:id="372" w:author="PR Preview" w:date="2026-01-01T00:00:00Z">
-        <w:r>
-          <w:t xml:space="preserve"> </w:t>
-        </w:r>
-      </w:ins>
-      <w:ins w:id="373" w:author="PR Preview" w:date="2026-01-01T00:00:00Z">
+      <w:ins w:id="376" w:author="PR Preview" w:date="2026-01-01T00:00:00Z">
+        <w:r>
+          <w:t xml:space="preserve"> </w:t>
+        </w:r>
+      </w:ins>
+      <w:ins w:id="377" w:author="PR Preview" w:date="2026-01-01T00:00:00Z">
         <w:r>
           <w:t xml:space="preserve">tentatively on Wednesday, January 27 (week 4) and Wednesday, February 17 (week 7),</w:t>
         </w:r>
       </w:ins>
-      <w:ins w:id="374" w:author="PR Preview" w:date="2026-01-01T00:00:00Z">
-        <w:r>
-          <w:t xml:space="preserve"> </w:t>
-        </w:r>
-      </w:ins>
-      <w:ins w:id="375" w:author="PR Preview" w:date="2026-01-01T00:00:00Z">
+      <w:ins w:id="378" w:author="PR Preview" w:date="2026-01-01T00:00:00Z">
+        <w:r>
+          <w:t xml:space="preserve"> </w:t>
+        </w:r>
+      </w:ins>
+      <w:ins w:id="379" w:author="PR Preview" w:date="2026-01-01T00:00:00Z">
         <w:r>
           <w:t xml:space="preserve">and a cumulative final exam during finals week (</w:t>
         </w:r>
       </w:ins>
-      <w:ins w:id="376" w:author="PR Preview" w:date="2026-01-01T00:00:00Z">
+      <w:ins w:id="380" w:author="PR Preview" w:date="2026-01-01T00:00:00Z">
         <w:r>
           <w:rPr>
             <w:b/>
@@ -4193,28 +4213,28 @@
           <w:t xml:space="preserve">TBD</w:t>
         </w:r>
       </w:ins>
-      <w:ins w:id="377" w:author="PR Preview" w:date="2026-01-01T00:00:00Z">
+      <w:ins w:id="381" w:author="PR Preview" w:date="2026-01-01T00:00:00Z">
         <w:r>
           <w:t xml:space="preserve">),</w:t>
         </w:r>
       </w:ins>
-      <w:ins w:id="378" w:author="PR Preview" w:date="2026-01-01T00:00:00Z">
-        <w:r>
-          <w:t xml:space="preserve"> </w:t>
-        </w:r>
-      </w:ins>
-      <w:ins w:id="379" w:author="PR Preview" w:date="2026-01-01T00:00:00Z">
+      <w:ins w:id="382" w:author="PR Preview" w:date="2026-01-01T00:00:00Z">
+        <w:r>
+          <w:t xml:space="preserve"> </w:t>
+        </w:r>
+      </w:ins>
+      <w:ins w:id="383" w:author="PR Preview" w:date="2026-01-01T00:00:00Z">
         <w:r>
           <w:t xml:space="preserve">in our classroom at the time WWU’s</w:t>
         </w:r>
       </w:ins>
-      <w:ins w:id="380" w:author="PR Preview" w:date="2026-01-01T00:00:00Z">
+      <w:ins w:id="384" w:author="PR Preview" w:date="2026-01-01T00:00:00Z">
         <w:r>
           <w:t xml:space="preserve"> </w:t>
         </w:r>
       </w:ins>
       <w:hyperlink r:id="rId39">
-        <w:ins w:id="381" w:author="PR Preview" w:date="2026-01-01T00:00:00Z">
+        <w:ins w:id="385" w:author="PR Preview" w:date="2026-01-01T00:00:00Z">
           <w:r>
             <w:rPr>
               <w:rStyle w:val="Hyperlink"/>
@@ -4223,12 +4243,12 @@
           </w:r>
         </w:ins>
       </w:hyperlink>
-      <w:ins w:id="382" w:author="PR Preview" w:date="2026-01-01T00:00:00Z">
-        <w:r>
-          <w:t xml:space="preserve"> </w:t>
-        </w:r>
-      </w:ins>
-      <w:ins w:id="383" w:author="PR Preview" w:date="2026-01-01T00:00:00Z">
+      <w:ins w:id="386" w:author="PR Preview" w:date="2026-01-01T00:00:00Z">
+        <w:r>
+          <w:t xml:space="preserve"> </w:t>
+        </w:r>
+      </w:ins>
+      <w:ins w:id="387" w:author="PR Preview" w:date="2026-01-01T00:00:00Z">
         <w:r>
           <w:t xml:space="preserve">assigns.</w:t>
         </w:r>
@@ -4242,17 +4262,17 @@
           <w:numId w:val="1007"/>
         </w:numPr>
       </w:pPr>
-      <w:ins w:id="384" w:author="PR Preview" w:date="2026-01-01T00:00:00Z">
+      <w:ins w:id="388" w:author="PR Preview" w:date="2026-01-01T00:00:00Z">
         <w:r>
           <w:t xml:space="preserve">Each midterm lasts 50 minutes,</w:t>
         </w:r>
       </w:ins>
-      <w:ins w:id="385" w:author="PR Preview" w:date="2026-01-01T00:00:00Z">
-        <w:r>
-          <w:t xml:space="preserve"> </w:t>
-        </w:r>
-      </w:ins>
-      <w:ins w:id="386" w:author="PR Preview" w:date="2026-01-01T00:00:00Z">
+      <w:ins w:id="389" w:author="PR Preview" w:date="2026-01-01T00:00:00Z">
+        <w:r>
+          <w:t xml:space="preserve"> </w:t>
+        </w:r>
+      </w:ins>
+      <w:ins w:id="390" w:author="PR Preview" w:date="2026-01-01T00:00:00Z">
         <w:r>
           <w:t xml:space="preserve">and you may bring one page of notes (front and back).</w:t>
         </w:r>
@@ -4266,17 +4286,17 @@
           <w:numId w:val="1007"/>
         </w:numPr>
       </w:pPr>
-      <w:ins w:id="387" w:author="PR Preview" w:date="2026-01-01T00:00:00Z">
+      <w:ins w:id="391" w:author="PR Preview" w:date="2026-01-01T00:00:00Z">
         <w:r>
           <w:t xml:space="preserve">The final exam lasts 120 minutes,</w:t>
         </w:r>
       </w:ins>
-      <w:ins w:id="388" w:author="PR Preview" w:date="2026-01-01T00:00:00Z">
-        <w:r>
-          <w:t xml:space="preserve"> </w:t>
-        </w:r>
-      </w:ins>
-      <w:ins w:id="389" w:author="PR Preview" w:date="2026-01-01T00:00:00Z">
+      <w:ins w:id="392" w:author="PR Preview" w:date="2026-01-01T00:00:00Z">
+        <w:r>
+          <w:t xml:space="preserve"> </w:t>
+        </w:r>
+      </w:ins>
+      <w:ins w:id="393" w:author="PR Preview" w:date="2026-01-01T00:00:00Z">
         <w:r>
           <w:t xml:space="preserve">and you may bring two pages of notes (front and back).</w:t>
         </w:r>
@@ -4286,27 +4306,27 @@
       <w:pPr>
         <w:pStyle w:val="FirstParagraph"/>
       </w:pPr>
-      <w:ins w:id="390" w:author="PR Preview" w:date="2026-01-01T00:00:00Z">
+      <w:ins w:id="394" w:author="PR Preview" w:date="2026-01-01T00:00:00Z">
         <w:r>
           <w:t xml:space="preserve">If you know in advance that you will be unable to take an exam at the scheduled time,</w:t>
         </w:r>
       </w:ins>
-      <w:ins w:id="391" w:author="PR Preview" w:date="2026-01-01T00:00:00Z">
-        <w:r>
-          <w:t xml:space="preserve"> </w:t>
-        </w:r>
-      </w:ins>
-      <w:ins w:id="392" w:author="PR Preview" w:date="2026-01-01T00:00:00Z">
+      <w:ins w:id="395" w:author="PR Preview" w:date="2026-01-01T00:00:00Z">
+        <w:r>
+          <w:t xml:space="preserve"> </w:t>
+        </w:r>
+      </w:ins>
+      <w:ins w:id="396" w:author="PR Preview" w:date="2026-01-01T00:00:00Z">
         <w:r>
           <w:t xml:space="preserve">let me know at least one week before the exam,</w:t>
         </w:r>
       </w:ins>
-      <w:ins w:id="393" w:author="PR Preview" w:date="2026-01-01T00:00:00Z">
-        <w:r>
-          <w:t xml:space="preserve"> </w:t>
-        </w:r>
-      </w:ins>
-      <w:ins w:id="394" w:author="PR Preview" w:date="2026-01-01T00:00:00Z">
+      <w:ins w:id="397" w:author="PR Preview" w:date="2026-01-01T00:00:00Z">
+        <w:r>
+          <w:t xml:space="preserve"> </w:t>
+        </w:r>
+      </w:ins>
+      <w:ins w:id="398" w:author="PR Preview" w:date="2026-01-01T00:00:00Z">
         <w:r>
           <w:t xml:space="preserve">and we may be able to reschedule it.</w:t>
         </w:r>
@@ -4318,7 +4338,7 @@
       <w:pPr>
         <w:pStyle w:val="Heading3"/>
       </w:pPr>
-      <w:ins w:id="395" w:author="PR Preview" w:date="2026-01-01T00:00:00Z">
+      <w:ins w:id="399" w:author="PR Preview" w:date="2026-01-01T00:00:00Z">
         <w:r>
           <w:t xml:space="preserve">Grading Questions</w:t>
         </w:r>
@@ -4328,28 +4348,28 @@
       <w:pPr>
         <w:pStyle w:val="FirstParagraph"/>
       </w:pPr>
-      <w:ins w:id="396" w:author="PR Preview" w:date="2026-01-01T00:00:00Z">
+      <w:ins w:id="400" w:author="PR Preview" w:date="2026-01-01T00:00:00Z">
         <w:r>
           <w:t xml:space="preserve">If you have a question about a grade,</w:t>
         </w:r>
       </w:ins>
-      <w:ins w:id="397" w:author="PR Preview" w:date="2026-01-01T00:00:00Z">
-        <w:r>
-          <w:t xml:space="preserve"> </w:t>
-        </w:r>
-      </w:ins>
-      <w:ins w:id="398" w:author="PR Preview" w:date="2026-01-01T00:00:00Z">
+      <w:ins w:id="401" w:author="PR Preview" w:date="2026-01-01T00:00:00Z">
+        <w:r>
+          <w:t xml:space="preserve"> </w:t>
+        </w:r>
+      </w:ins>
+      <w:ins w:id="402" w:author="PR Preview" w:date="2026-01-01T00:00:00Z">
         <w:r>
           <w:t xml:space="preserve">send it to me in writing, as a Canvas message (see</w:t>
         </w:r>
       </w:ins>
-      <w:ins w:id="399" w:author="PR Preview" w:date="2026-01-01T00:00:00Z">
+      <w:ins w:id="403" w:author="PR Preview" w:date="2026-01-01T00:00:00Z">
         <w:r>
           <w:t xml:space="preserve"> </w:t>
         </w:r>
       </w:ins>
       <w:hyperlink w:anchor="communication">
-        <w:ins w:id="400" w:author="PR Preview" w:date="2026-01-01T00:00:00Z">
+        <w:ins w:id="404" w:author="PR Preview" w:date="2026-01-01T00:00:00Z">
           <w:r>
             <w:rPr>
               <w:rStyle w:val="Hyperlink"/>
@@ -4358,27 +4378,27 @@
           </w:r>
         </w:ins>
       </w:hyperlink>
-      <w:ins w:id="401" w:author="PR Preview" w:date="2026-01-01T00:00:00Z">
+      <w:ins w:id="405" w:author="PR Preview" w:date="2026-01-01T00:00:00Z">
         <w:r>
           <w:t xml:space="preserve">),</w:t>
         </w:r>
       </w:ins>
-      <w:ins w:id="402" w:author="PR Preview" w:date="2026-01-01T00:00:00Z">
-        <w:r>
-          <w:t xml:space="preserve"> </w:t>
-        </w:r>
-      </w:ins>
-      <w:ins w:id="403" w:author="PR Preview" w:date="2026-01-01T00:00:00Z">
+      <w:ins w:id="406" w:author="PR Preview" w:date="2026-01-01T00:00:00Z">
+        <w:r>
+          <w:t xml:space="preserve"> </w:t>
+        </w:r>
+      </w:ins>
+      <w:ins w:id="407" w:author="PR Preview" w:date="2026-01-01T00:00:00Z">
         <w:r>
           <w:t xml:space="preserve">within 48 hours of the graded work being returned.</w:t>
         </w:r>
       </w:ins>
-      <w:ins w:id="404" w:author="PR Preview" w:date="2026-01-01T00:00:00Z">
-        <w:r>
-          <w:t xml:space="preserve"> </w:t>
-        </w:r>
-      </w:ins>
-      <w:ins w:id="405" w:author="PR Preview" w:date="2026-01-01T00:00:00Z">
+      <w:ins w:id="408" w:author="PR Preview" w:date="2026-01-01T00:00:00Z">
+        <w:r>
+          <w:t xml:space="preserve"> </w:t>
+        </w:r>
+      </w:ins>
+      <w:ins w:id="409" w:author="PR Preview" w:date="2026-01-01T00:00:00Z">
         <w:r>
           <w:t xml:space="preserve">You will never lose points for asking.</w:t>
         </w:r>
@@ -4391,7 +4411,7 @@
       <w:pPr>
         <w:pStyle w:val="Heading2"/>
       </w:pPr>
-      <w:ins w:id="406" w:author="PR Preview" w:date="2026-01-01T00:00:00Z">
+      <w:ins w:id="410" w:author="PR Preview" w:date="2026-01-01T00:00:00Z">
         <w:r>
           <w:t xml:space="preserve">Deadlines and Late Work</w:t>
         </w:r>
@@ -4401,7 +4421,7 @@
       <w:pPr>
         <w:pStyle w:val="FirstParagraph"/>
       </w:pPr>
-      <w:ins w:id="407" w:author="PR Preview" w:date="2026-01-01T00:00:00Z">
+      <w:ins w:id="411" w:author="PR Preview" w:date="2026-01-01T00:00:00Z">
         <w:r>
           <w:t xml:space="preserve">Canvas lists every due date.</w:t>
         </w:r>
@@ -4415,27 +4435,27 @@
           <w:numId w:val="1008"/>
         </w:numPr>
       </w:pPr>
-      <w:ins w:id="408" w:author="PR Preview" w:date="2026-01-01T00:00:00Z">
+      <w:ins w:id="412" w:author="PR Preview" w:date="2026-01-01T00:00:00Z">
         <w:r>
           <w:t xml:space="preserve">Homework is due Friday at 10pm,</w:t>
         </w:r>
       </w:ins>
-      <w:ins w:id="409" w:author="PR Preview" w:date="2026-01-01T00:00:00Z">
-        <w:r>
-          <w:t xml:space="preserve"> </w:t>
-        </w:r>
-      </w:ins>
-      <w:ins w:id="410" w:author="PR Preview" w:date="2026-01-01T00:00:00Z">
+      <w:ins w:id="413" w:author="PR Preview" w:date="2026-01-01T00:00:00Z">
+        <w:r>
+          <w:t xml:space="preserve"> </w:t>
+        </w:r>
+      </w:ins>
+      <w:ins w:id="414" w:author="PR Preview" w:date="2026-01-01T00:00:00Z">
         <w:r>
           <w:t xml:space="preserve">with no-penalty extensions until Sunday at 10pm.</w:t>
         </w:r>
       </w:ins>
-      <w:ins w:id="411" w:author="PR Preview" w:date="2026-01-01T00:00:00Z">
-        <w:r>
-          <w:t xml:space="preserve"> </w:t>
-        </w:r>
-      </w:ins>
-      <w:ins w:id="412" w:author="PR Preview" w:date="2026-01-01T00:00:00Z">
+      <w:ins w:id="415" w:author="PR Preview" w:date="2026-01-01T00:00:00Z">
+        <w:r>
+          <w:t xml:space="preserve"> </w:t>
+        </w:r>
+      </w:ins>
+      <w:ins w:id="416" w:author="PR Preview" w:date="2026-01-01T00:00:00Z">
         <w:r>
           <w:t xml:space="preserve">I will not be available for help on weekends.</w:t>
         </w:r>
@@ -4449,7 +4469,7 @@
           <w:numId w:val="1008"/>
         </w:numPr>
       </w:pPr>
-      <w:ins w:id="413" w:author="PR Preview" w:date="2026-01-01T00:00:00Z">
+      <w:ins w:id="417" w:author="PR Preview" w:date="2026-01-01T00:00:00Z">
         <w:r>
           <w:t xml:space="preserve">The last homework, Homework 6, is due before finals week and has no extension.</w:t>
         </w:r>
@@ -4463,18 +4483,18 @@
           <w:numId w:val="1008"/>
         </w:numPr>
       </w:pPr>
-      <w:ins w:id="414" w:author="PR Preview" w:date="2026-01-01T00:00:00Z">
+      <w:ins w:id="418" w:author="PR Preview" w:date="2026-01-01T00:00:00Z">
         <w:r>
           <w:t xml:space="preserve">Lab deliverables are due as described under</w:t>
         </w:r>
       </w:ins>
-      <w:ins w:id="415" w:author="PR Preview" w:date="2026-01-01T00:00:00Z">
+      <w:ins w:id="419" w:author="PR Preview" w:date="2026-01-01T00:00:00Z">
         <w:r>
           <w:t xml:space="preserve"> </w:t>
         </w:r>
       </w:ins>
       <w:hyperlink w:anchor="labs">
-        <w:ins w:id="416" w:author="PR Preview" w:date="2026-01-01T00:00:00Z">
+        <w:ins w:id="420" w:author="PR Preview" w:date="2026-01-01T00:00:00Z">
           <w:r>
             <w:rPr>
               <w:rStyle w:val="Hyperlink"/>
@@ -4483,7 +4503,7 @@
           </w:r>
         </w:ins>
       </w:hyperlink>
-      <w:ins w:id="417" w:author="PR Preview" w:date="2026-01-01T00:00:00Z">
+      <w:ins w:id="421" w:author="PR Preview" w:date="2026-01-01T00:00:00Z">
         <w:r>
           <w:t xml:space="preserve">.</w:t>
         </w:r>
@@ -4493,17 +4513,17 @@
       <w:pPr>
         <w:pStyle w:val="FirstParagraph"/>
       </w:pPr>
-      <w:ins w:id="418" w:author="PR Preview" w:date="2026-01-01T00:00:00Z">
+      <w:ins w:id="422" w:author="PR Preview" w:date="2026-01-01T00:00:00Z">
         <w:r>
           <w:t xml:space="preserve">Please talk to me</w:t>
         </w:r>
       </w:ins>
-      <w:ins w:id="419" w:author="PR Preview" w:date="2026-01-01T00:00:00Z">
-        <w:r>
-          <w:t xml:space="preserve"> </w:t>
-        </w:r>
-      </w:ins>
-      <w:ins w:id="420" w:author="PR Preview" w:date="2026-01-01T00:00:00Z">
+      <w:ins w:id="423" w:author="PR Preview" w:date="2026-01-01T00:00:00Z">
+        <w:r>
+          <w:t xml:space="preserve"> </w:t>
+        </w:r>
+      </w:ins>
+      <w:ins w:id="424" w:author="PR Preview" w:date="2026-01-01T00:00:00Z">
         <w:r>
           <w:rPr>
             <w:i/>
@@ -4512,42 +4532,42 @@
           <w:t xml:space="preserve">in advance</w:t>
         </w:r>
       </w:ins>
-      <w:ins w:id="421" w:author="PR Preview" w:date="2026-01-01T00:00:00Z">
-        <w:r>
-          <w:t xml:space="preserve"> </w:t>
-        </w:r>
-      </w:ins>
-      <w:ins w:id="422" w:author="PR Preview" w:date="2026-01-01T00:00:00Z">
+      <w:ins w:id="425" w:author="PR Preview" w:date="2026-01-01T00:00:00Z">
+        <w:r>
+          <w:t xml:space="preserve"> </w:t>
+        </w:r>
+      </w:ins>
+      <w:ins w:id="426" w:author="PR Preview" w:date="2026-01-01T00:00:00Z">
         <w:r>
           <w:t xml:space="preserve">if you need an accommodation or an extension;</w:t>
         </w:r>
       </w:ins>
-      <w:ins w:id="423" w:author="PR Preview" w:date="2026-01-01T00:00:00Z">
-        <w:r>
-          <w:t xml:space="preserve"> </w:t>
-        </w:r>
-      </w:ins>
-      <w:ins w:id="424" w:author="PR Preview" w:date="2026-01-01T00:00:00Z">
+      <w:ins w:id="427" w:author="PR Preview" w:date="2026-01-01T00:00:00Z">
+        <w:r>
+          <w:t xml:space="preserve"> </w:t>
+        </w:r>
+      </w:ins>
+      <w:ins w:id="428" w:author="PR Preview" w:date="2026-01-01T00:00:00Z">
         <w:r>
           <w:t xml:space="preserve">the day an assignment is due is too late.</w:t>
         </w:r>
       </w:ins>
-      <w:ins w:id="425" w:author="PR Preview" w:date="2026-01-01T00:00:00Z">
-        <w:r>
-          <w:t xml:space="preserve"> </w:t>
-        </w:r>
-      </w:ins>
-      <w:ins w:id="426" w:author="PR Preview" w:date="2026-01-01T00:00:00Z">
+      <w:ins w:id="429" w:author="PR Preview" w:date="2026-01-01T00:00:00Z">
+        <w:r>
+          <w:t xml:space="preserve"> </w:t>
+        </w:r>
+      </w:ins>
+      <w:ins w:id="430" w:author="PR Preview" w:date="2026-01-01T00:00:00Z">
         <w:r>
           <w:t xml:space="preserve">If you miss a deadline or an exam because of a medical emergency,</w:t>
         </w:r>
       </w:ins>
-      <w:ins w:id="427" w:author="PR Preview" w:date="2026-01-01T00:00:00Z">
-        <w:r>
-          <w:t xml:space="preserve"> </w:t>
-        </w:r>
-      </w:ins>
-      <w:ins w:id="428" w:author="PR Preview" w:date="2026-01-01T00:00:00Z">
+      <w:ins w:id="431" w:author="PR Preview" w:date="2026-01-01T00:00:00Z">
+        <w:r>
+          <w:t xml:space="preserve"> </w:t>
+        </w:r>
+      </w:ins>
+      <w:ins w:id="432" w:author="PR Preview" w:date="2026-01-01T00:00:00Z">
         <w:r>
           <w:t xml:space="preserve">contact me as soon as possible to discuss arrangements.</w:t>
         </w:r>
@@ -4559,7 +4579,7 @@
       <w:pPr>
         <w:pStyle w:val="Heading2"/>
       </w:pPr>
-      <w:ins w:id="429" w:author="PR Preview" w:date="2026-01-01T00:00:00Z">
+      <w:ins w:id="433" w:author="PR Preview" w:date="2026-01-01T00:00:00Z">
         <w:r>
           <w:t xml:space="preserve">Collaboration and AI Tools</w:t>
         </w:r>
@@ -4569,7 +4589,7 @@
       <w:pPr>
         <w:pStyle w:val="FirstParagraph"/>
       </w:pPr>
-      <w:ins w:id="430" w:author="PR Preview" w:date="2026-01-01T00:00:00Z">
+      <w:ins w:id="434" w:author="PR Preview" w:date="2026-01-01T00:00:00Z">
         <w:r>
           <w:rPr>
             <w:b/>
@@ -4578,82 +4598,82 @@
           <w:t xml:space="preserve">Collaboration.</w:t>
         </w:r>
       </w:ins>
-      <w:ins w:id="431" w:author="PR Preview" w:date="2026-01-01T00:00:00Z">
-        <w:r>
-          <w:t xml:space="preserve"> </w:t>
-        </w:r>
-      </w:ins>
-      <w:ins w:id="432" w:author="PR Preview" w:date="2026-01-01T00:00:00Z">
+      <w:ins w:id="435" w:author="PR Preview" w:date="2026-01-01T00:00:00Z">
+        <w:r>
+          <w:t xml:space="preserve"> </w:t>
+        </w:r>
+      </w:ins>
+      <w:ins w:id="436" w:author="PR Preview" w:date="2026-01-01T00:00:00Z">
         <w:r>
           <w:t xml:space="preserve">You may work together on homework and worksheets</w:t>
         </w:r>
       </w:ins>
-      <w:ins w:id="433" w:author="PR Preview" w:date="2026-01-01T00:00:00Z">
-        <w:r>
-          <w:t xml:space="preserve"> </w:t>
-        </w:r>
-      </w:ins>
-      <w:ins w:id="434" w:author="PR Preview" w:date="2026-01-01T00:00:00Z">
+      <w:ins w:id="437" w:author="PR Preview" w:date="2026-01-01T00:00:00Z">
+        <w:r>
+          <w:t xml:space="preserve"> </w:t>
+        </w:r>
+      </w:ins>
+      <w:ins w:id="438" w:author="PR Preview" w:date="2026-01-01T00:00:00Z">
         <w:r>
           <w:t xml:space="preserve">unless an assignment or problem says it is individual.</w:t>
         </w:r>
       </w:ins>
-      <w:ins w:id="435" w:author="PR Preview" w:date="2026-01-01T00:00:00Z">
-        <w:r>
-          <w:t xml:space="preserve"> </w:t>
-        </w:r>
-      </w:ins>
-      <w:ins w:id="436" w:author="PR Preview" w:date="2026-01-01T00:00:00Z">
+      <w:ins w:id="439" w:author="PR Preview" w:date="2026-01-01T00:00:00Z">
+        <w:r>
+          <w:t xml:space="preserve"> </w:t>
+        </w:r>
+      </w:ins>
+      <w:ins w:id="440" w:author="PR Preview" w:date="2026-01-01T00:00:00Z">
         <w:r>
           <w:t xml:space="preserve">A group of about three works best,</w:t>
         </w:r>
       </w:ins>
-      <w:ins w:id="437" w:author="PR Preview" w:date="2026-01-01T00:00:00Z">
-        <w:r>
-          <w:t xml:space="preserve"> </w:t>
-        </w:r>
-      </w:ins>
-      <w:ins w:id="438" w:author="PR Preview" w:date="2026-01-01T00:00:00Z">
+      <w:ins w:id="441" w:author="PR Preview" w:date="2026-01-01T00:00:00Z">
+        <w:r>
+          <w:t xml:space="preserve"> </w:t>
+        </w:r>
+      </w:ins>
+      <w:ins w:id="442" w:author="PR Preview" w:date="2026-01-01T00:00:00Z">
         <w:r>
           <w:t xml:space="preserve">since it is hard for everyone to contribute in a large group.</w:t>
         </w:r>
       </w:ins>
-      <w:ins w:id="439" w:author="PR Preview" w:date="2026-01-01T00:00:00Z">
-        <w:r>
-          <w:t xml:space="preserve"> </w:t>
-        </w:r>
-      </w:ins>
-      <w:ins w:id="440" w:author="PR Preview" w:date="2026-01-01T00:00:00Z">
+      <w:ins w:id="443" w:author="PR Preview" w:date="2026-01-01T00:00:00Z">
+        <w:r>
+          <w:t xml:space="preserve"> </w:t>
+        </w:r>
+      </w:ins>
+      <w:ins w:id="444" w:author="PR Preview" w:date="2026-01-01T00:00:00Z">
         <w:r>
           <w:t xml:space="preserve">You may discuss the steps of an algorithm or proof on a whiteboard,</w:t>
         </w:r>
       </w:ins>
-      <w:ins w:id="441" w:author="PR Preview" w:date="2026-01-01T00:00:00Z">
-        <w:r>
-          <w:t xml:space="preserve"> </w:t>
-        </w:r>
-      </w:ins>
-      <w:ins w:id="442" w:author="PR Preview" w:date="2026-01-01T00:00:00Z">
+      <w:ins w:id="445" w:author="PR Preview" w:date="2026-01-01T00:00:00Z">
+        <w:r>
+          <w:t xml:space="preserve"> </w:t>
+        </w:r>
+      </w:ins>
+      <w:ins w:id="446" w:author="PR Preview" w:date="2026-01-01T00:00:00Z">
         <w:r>
           <w:t xml:space="preserve">but write your own math and code,</w:t>
         </w:r>
       </w:ins>
-      <w:ins w:id="443" w:author="PR Preview" w:date="2026-01-01T00:00:00Z">
-        <w:r>
-          <w:t xml:space="preserve"> </w:t>
-        </w:r>
-      </w:ins>
-      <w:ins w:id="444" w:author="PR Preview" w:date="2026-01-01T00:00:00Z">
+      <w:ins w:id="447" w:author="PR Preview" w:date="2026-01-01T00:00:00Z">
+        <w:r>
+          <w:t xml:space="preserve"> </w:t>
+        </w:r>
+      </w:ins>
+      <w:ins w:id="448" w:author="PR Preview" w:date="2026-01-01T00:00:00Z">
         <w:r>
           <w:t xml:space="preserve">and submit your own answers.</w:t>
         </w:r>
       </w:ins>
-      <w:ins w:id="445" w:author="PR Preview" w:date="2026-01-01T00:00:00Z">
-        <w:r>
-          <w:t xml:space="preserve"> </w:t>
-        </w:r>
-      </w:ins>
-      <w:ins w:id="446" w:author="PR Preview" w:date="2026-01-01T00:00:00Z">
+      <w:ins w:id="449" w:author="PR Preview" w:date="2026-01-01T00:00:00Z">
+        <w:r>
+          <w:t xml:space="preserve"> </w:t>
+        </w:r>
+      </w:ins>
+      <w:ins w:id="450" w:author="PR Preview" w:date="2026-01-01T00:00:00Z">
         <w:r>
           <w:t xml:space="preserve">Do not copy from classmates, the internet, a chatbot, or a forum.</w:t>
         </w:r>
@@ -4663,7 +4683,7 @@
       <w:pPr>
         <w:pStyle w:val="BodyText"/>
       </w:pPr>
-      <w:ins w:id="447" w:author="PR Preview" w:date="2026-01-01T00:00:00Z">
+      <w:ins w:id="451" w:author="PR Preview" w:date="2026-01-01T00:00:00Z">
         <w:r>
           <w:rPr>
             <w:b/>
@@ -4672,32 +4692,32 @@
           <w:t xml:space="preserve">AI tools.</w:t>
         </w:r>
       </w:ins>
-      <w:ins w:id="448" w:author="PR Preview" w:date="2026-01-01T00:00:00Z">
-        <w:r>
-          <w:t xml:space="preserve"> </w:t>
-        </w:r>
-      </w:ins>
-      <w:ins w:id="449" w:author="PR Preview" w:date="2026-01-01T00:00:00Z">
+      <w:ins w:id="452" w:author="PR Preview" w:date="2026-01-01T00:00:00Z">
+        <w:r>
+          <w:t xml:space="preserve"> </w:t>
+        </w:r>
+      </w:ins>
+      <w:ins w:id="453" w:author="PR Preview" w:date="2026-01-01T00:00:00Z">
         <w:r>
           <w:t xml:space="preserve">AI tools such as large language model chatbots</w:t>
         </w:r>
       </w:ins>
-      <w:ins w:id="450" w:author="PR Preview" w:date="2026-01-01T00:00:00Z">
-        <w:r>
-          <w:t xml:space="preserve"> </w:t>
-        </w:r>
-      </w:ins>
-      <w:ins w:id="451" w:author="PR Preview" w:date="2026-01-01T00:00:00Z">
+      <w:ins w:id="454" w:author="PR Preview" w:date="2026-01-01T00:00:00Z">
+        <w:r>
+          <w:t xml:space="preserve"> </w:t>
+        </w:r>
+      </w:ins>
+      <w:ins w:id="455" w:author="PR Preview" w:date="2026-01-01T00:00:00Z">
         <w:r>
           <w:t xml:space="preserve">are</w:t>
         </w:r>
       </w:ins>
-      <w:ins w:id="452" w:author="PR Preview" w:date="2026-01-01T00:00:00Z">
-        <w:r>
-          <w:t xml:space="preserve"> </w:t>
-        </w:r>
-      </w:ins>
-      <w:ins w:id="453" w:author="PR Preview" w:date="2026-01-01T00:00:00Z">
+      <w:ins w:id="456" w:author="PR Preview" w:date="2026-01-01T00:00:00Z">
+        <w:r>
+          <w:t xml:space="preserve"> </w:t>
+        </w:r>
+      </w:ins>
+      <w:ins w:id="457" w:author="PR Preview" w:date="2026-01-01T00:00:00Z">
         <w:r>
           <w:rPr>
             <w:b/>
@@ -4706,47 +4726,47 @@
           <w:t xml:space="preserve">allowed on homework and worksheets only</w:t>
         </w:r>
       </w:ins>
-      <w:ins w:id="454" w:author="PR Preview" w:date="2026-01-01T00:00:00Z">
+      <w:ins w:id="458" w:author="PR Preview" w:date="2026-01-01T00:00:00Z">
         <w:r>
           <w:t xml:space="preserve">.</w:t>
         </w:r>
       </w:ins>
-      <w:ins w:id="455" w:author="PR Preview" w:date="2026-01-01T00:00:00Z">
-        <w:r>
-          <w:t xml:space="preserve"> </w:t>
-        </w:r>
-      </w:ins>
-      <w:ins w:id="456" w:author="PR Preview" w:date="2026-01-01T00:00:00Z">
+      <w:ins w:id="459" w:author="PR Preview" w:date="2026-01-01T00:00:00Z">
+        <w:r>
+          <w:t xml:space="preserve"> </w:t>
+        </w:r>
+      </w:ins>
+      <w:ins w:id="460" w:author="PR Preview" w:date="2026-01-01T00:00:00Z">
         <w:r>
           <w:t xml:space="preserve">Use them like a collaborator, not as a source of answers:</w:t>
         </w:r>
       </w:ins>
-      <w:ins w:id="457" w:author="PR Preview" w:date="2026-01-01T00:00:00Z">
-        <w:r>
-          <w:t xml:space="preserve"> </w:t>
-        </w:r>
-      </w:ins>
-      <w:ins w:id="458" w:author="PR Preview" w:date="2026-01-01T00:00:00Z">
+      <w:ins w:id="461" w:author="PR Preview" w:date="2026-01-01T00:00:00Z">
+        <w:r>
+          <w:t xml:space="preserve"> </w:t>
+        </w:r>
+      </w:ins>
+      <w:ins w:id="462" w:author="PR Preview" w:date="2026-01-01T00:00:00Z">
         <w:r>
           <w:t xml:space="preserve">you must still write your answer in your own words,</w:t>
         </w:r>
       </w:ins>
-      <w:ins w:id="459" w:author="PR Preview" w:date="2026-01-01T00:00:00Z">
-        <w:r>
-          <w:t xml:space="preserve"> </w:t>
-        </w:r>
-      </w:ins>
-      <w:ins w:id="460" w:author="PR Preview" w:date="2026-01-01T00:00:00Z">
+      <w:ins w:id="463" w:author="PR Preview" w:date="2026-01-01T00:00:00Z">
+        <w:r>
+          <w:t xml:space="preserve"> </w:t>
+        </w:r>
+      </w:ins>
+      <w:ins w:id="464" w:author="PR Preview" w:date="2026-01-01T00:00:00Z">
         <w:r>
           <w:t xml:space="preserve">and you are responsible for understanding it.</w:t>
         </w:r>
       </w:ins>
-      <w:ins w:id="461" w:author="PR Preview" w:date="2026-01-01T00:00:00Z">
-        <w:r>
-          <w:t xml:space="preserve"> </w:t>
-        </w:r>
-      </w:ins>
-      <w:ins w:id="462" w:author="PR Preview" w:date="2026-01-01T00:00:00Z">
+      <w:ins w:id="465" w:author="PR Preview" w:date="2026-01-01T00:00:00Z">
+        <w:r>
+          <w:t xml:space="preserve"> </w:t>
+        </w:r>
+      </w:ins>
+      <w:ins w:id="466" w:author="PR Preview" w:date="2026-01-01T00:00:00Z">
         <w:r>
           <w:rPr>
             <w:b/>
@@ -4755,52 +4775,52 @@
           <w:t xml:space="preserve">Say whether you used an AI tool, and name it,</w:t>
         </w:r>
       </w:ins>
-      <w:ins w:id="463" w:author="PR Preview" w:date="2026-01-01T00:00:00Z">
-        <w:r>
-          <w:t xml:space="preserve"> </w:t>
-        </w:r>
-      </w:ins>
-      <w:ins w:id="464" w:author="PR Preview" w:date="2026-01-01T00:00:00Z">
+      <w:ins w:id="467" w:author="PR Preview" w:date="2026-01-01T00:00:00Z">
+        <w:r>
+          <w:t xml:space="preserve"> </w:t>
+        </w:r>
+      </w:ins>
+      <w:ins w:id="468" w:author="PR Preview" w:date="2026-01-01T00:00:00Z">
         <w:r>
           <w:t xml:space="preserve">on each assignment.</w:t>
         </w:r>
       </w:ins>
-      <w:ins w:id="465" w:author="PR Preview" w:date="2026-01-01T00:00:00Z">
-        <w:r>
-          <w:t xml:space="preserve"> </w:t>
-        </w:r>
-      </w:ins>
-      <w:ins w:id="466" w:author="PR Preview" w:date="2026-01-01T00:00:00Z">
+      <w:ins w:id="469" w:author="PR Preview" w:date="2026-01-01T00:00:00Z">
+        <w:r>
+          <w:t xml:space="preserve"> </w:t>
+        </w:r>
+      </w:ins>
+      <w:ins w:id="470" w:author="PR Preview" w:date="2026-01-01T00:00:00Z">
         <w:r>
           <w:t xml:space="preserve">Students who rely heavily on AI tools often struggle on exams,</w:t>
         </w:r>
       </w:ins>
-      <w:ins w:id="467" w:author="PR Preview" w:date="2026-01-01T00:00:00Z">
-        <w:r>
-          <w:t xml:space="preserve"> </w:t>
-        </w:r>
-      </w:ins>
-      <w:ins w:id="468" w:author="PR Preview" w:date="2026-01-01T00:00:00Z">
+      <w:ins w:id="471" w:author="PR Preview" w:date="2026-01-01T00:00:00Z">
+        <w:r>
+          <w:t xml:space="preserve"> </w:t>
+        </w:r>
+      </w:ins>
+      <w:ins w:id="472" w:author="PR Preview" w:date="2026-01-01T00:00:00Z">
         <w:r>
           <w:t xml:space="preserve">where the tools are not available.</w:t>
         </w:r>
       </w:ins>
-      <w:ins w:id="469" w:author="PR Preview" w:date="2026-01-01T00:00:00Z">
-        <w:r>
-          <w:t xml:space="preserve"> </w:t>
-        </w:r>
-      </w:ins>
-      <w:ins w:id="470" w:author="PR Preview" w:date="2026-01-01T00:00:00Z">
+      <w:ins w:id="473" w:author="PR Preview" w:date="2026-01-01T00:00:00Z">
+        <w:r>
+          <w:t xml:space="preserve"> </w:t>
+        </w:r>
+      </w:ins>
+      <w:ins w:id="474" w:author="PR Preview" w:date="2026-01-01T00:00:00Z">
         <w:r>
           <w:t xml:space="preserve">AI tools are not allowed on lab work,</w:t>
         </w:r>
       </w:ins>
-      <w:ins w:id="471" w:author="PR Preview" w:date="2026-01-01T00:00:00Z">
-        <w:r>
-          <w:t xml:space="preserve"> </w:t>
-        </w:r>
-      </w:ins>
-      <w:ins w:id="472" w:author="PR Preview" w:date="2026-01-01T00:00:00Z">
+      <w:ins w:id="475" w:author="PR Preview" w:date="2026-01-01T00:00:00Z">
+        <w:r>
+          <w:t xml:space="preserve"> </w:t>
+        </w:r>
+      </w:ins>
+      <w:ins w:id="476" w:author="PR Preview" w:date="2026-01-01T00:00:00Z">
         <w:r>
           <w:t xml:space="preserve">including lab work you finish after the lab period.</w:t>
         </w:r>
@@ -4810,7 +4830,7 @@
       <w:pPr>
         <w:pStyle w:val="BodyText"/>
       </w:pPr>
-      <w:ins w:id="473" w:author="PR Preview" w:date="2026-01-01T00:00:00Z">
+      <w:ins w:id="477" w:author="PR Preview" w:date="2026-01-01T00:00:00Z">
         <w:r>
           <w:rPr>
             <w:b/>
@@ -4819,43 +4839,43 @@
           <w:t xml:space="preserve">Exams</w:t>
         </w:r>
       </w:ins>
-      <w:ins w:id="474" w:author="PR Preview" w:date="2026-01-01T00:00:00Z">
-        <w:r>
-          <w:t xml:space="preserve"> </w:t>
-        </w:r>
-      </w:ins>
-      <w:ins w:id="475" w:author="PR Preview" w:date="2026-01-01T00:00:00Z">
+      <w:ins w:id="478" w:author="PR Preview" w:date="2026-01-01T00:00:00Z">
+        <w:r>
+          <w:t xml:space="preserve"> </w:t>
+        </w:r>
+      </w:ins>
+      <w:ins w:id="479" w:author="PR Preview" w:date="2026-01-01T00:00:00Z">
         <w:r>
           <w:t xml:space="preserve">are solo:</w:t>
         </w:r>
       </w:ins>
-      <w:ins w:id="476" w:author="PR Preview" w:date="2026-01-01T00:00:00Z">
-        <w:r>
-          <w:t xml:space="preserve"> </w:t>
-        </w:r>
-      </w:ins>
-      <w:ins w:id="477" w:author="PR Preview" w:date="2026-01-01T00:00:00Z">
+      <w:ins w:id="480" w:author="PR Preview" w:date="2026-01-01T00:00:00Z">
+        <w:r>
+          <w:t xml:space="preserve"> </w:t>
+        </w:r>
+      </w:ins>
+      <w:ins w:id="481" w:author="PR Preview" w:date="2026-01-01T00:00:00Z">
         <w:r>
           <w:t xml:space="preserve">work alone, without help from anyone else and without AI tools;</w:t>
         </w:r>
       </w:ins>
-      <w:ins w:id="478" w:author="PR Preview" w:date="2026-01-01T00:00:00Z">
-        <w:r>
-          <w:t xml:space="preserve"> </w:t>
-        </w:r>
-      </w:ins>
-      <w:ins w:id="479" w:author="PR Preview" w:date="2026-01-01T00:00:00Z">
+      <w:ins w:id="482" w:author="PR Preview" w:date="2026-01-01T00:00:00Z">
+        <w:r>
+          <w:t xml:space="preserve"> </w:t>
+        </w:r>
+      </w:ins>
+      <w:ins w:id="483" w:author="PR Preview" w:date="2026-01-01T00:00:00Z">
         <w:r>
           <w:t xml:space="preserve">the only aid allowed is your page(s) of notes, as described under</w:t>
         </w:r>
       </w:ins>
-      <w:ins w:id="480" w:author="PR Preview" w:date="2026-01-01T00:00:00Z">
+      <w:ins w:id="484" w:author="PR Preview" w:date="2026-01-01T00:00:00Z">
         <w:r>
           <w:t xml:space="preserve"> </w:t>
         </w:r>
       </w:ins>
       <w:hyperlink w:anchor="exams">
-        <w:ins w:id="481" w:author="PR Preview" w:date="2026-01-01T00:00:00Z">
+        <w:ins w:id="485" w:author="PR Preview" w:date="2026-01-01T00:00:00Z">
           <w:r>
             <w:rPr>
               <w:rStyle w:val="Hyperlink"/>
@@ -4864,7 +4884,7 @@
           </w:r>
         </w:ins>
       </w:hyperlink>
-      <w:ins w:id="482" w:author="PR Preview" w:date="2026-01-01T00:00:00Z">
+      <w:ins w:id="486" w:author="PR Preview" w:date="2026-01-01T00:00:00Z">
         <w:r>
           <w:t xml:space="preserve">.</w:t>
         </w:r>
@@ -4876,7 +4896,7 @@
       <w:pPr>
         <w:pStyle w:val="Heading2"/>
       </w:pPr>
-      <w:ins w:id="483" w:author="PR Preview" w:date="2026-01-01T00:00:00Z">
+      <w:ins w:id="487" w:author="PR Preview" w:date="2026-01-01T00:00:00Z">
         <w:r>
           <w:t xml:space="preserve">Academic Honesty</w:t>
         </w:r>
@@ -4886,38 +4906,38 @@
       <w:pPr>
         <w:pStyle w:val="FirstParagraph"/>
       </w:pPr>
-      <w:ins w:id="484" w:author="PR Preview" w:date="2026-01-01T00:00:00Z">
+      <w:ins w:id="488" w:author="PR Preview" w:date="2026-01-01T00:00:00Z">
         <w:r>
           <w:t xml:space="preserve">As a future professional, your integrity is crucial.</w:t>
         </w:r>
       </w:ins>
-      <w:ins w:id="485" w:author="PR Preview" w:date="2026-01-01T00:00:00Z">
-        <w:r>
-          <w:t xml:space="preserve"> </w:t>
-        </w:r>
-      </w:ins>
-      <w:ins w:id="486" w:author="PR Preview" w:date="2026-01-01T00:00:00Z">
+      <w:ins w:id="489" w:author="PR Preview" w:date="2026-01-01T00:00:00Z">
+        <w:r>
+          <w:t xml:space="preserve"> </w:t>
+        </w:r>
+      </w:ins>
+      <w:ins w:id="490" w:author="PR Preview" w:date="2026-01-01T00:00:00Z">
         <w:r>
           <w:t xml:space="preserve">It is your responsibility to read and be familiar with the university’s academic honesty policy,</w:t>
         </w:r>
       </w:ins>
-      <w:ins w:id="487" w:author="PR Preview" w:date="2026-01-01T00:00:00Z">
-        <w:r>
-          <w:t xml:space="preserve"> </w:t>
-        </w:r>
-      </w:ins>
-      <w:ins w:id="488" w:author="PR Preview" w:date="2026-01-01T00:00:00Z">
+      <w:ins w:id="491" w:author="PR Preview" w:date="2026-01-01T00:00:00Z">
+        <w:r>
+          <w:t xml:space="preserve"> </w:t>
+        </w:r>
+      </w:ins>
+      <w:ins w:id="492" w:author="PR Preview" w:date="2026-01-01T00:00:00Z">
         <w:r>
           <w:t xml:space="preserve">found in</w:t>
         </w:r>
       </w:ins>
-      <w:ins w:id="489" w:author="PR Preview" w:date="2026-01-01T00:00:00Z">
+      <w:ins w:id="493" w:author="PR Preview" w:date="2026-01-01T00:00:00Z">
         <w:r>
           <w:t xml:space="preserve"> </w:t>
         </w:r>
       </w:ins>
       <w:hyperlink r:id="rId45">
-        <w:ins w:id="490" w:author="PR Preview" w:date="2026-01-01T00:00:00Z">
+        <w:ins w:id="494" w:author="PR Preview" w:date="2026-01-01T00:00:00Z">
           <w:r>
             <w:rPr>
               <w:rStyle w:val="Hyperlink"/>
@@ -4926,23 +4946,23 @@
           </w:r>
         </w:ins>
       </w:hyperlink>
-      <w:ins w:id="491" w:author="PR Preview" w:date="2026-01-01T00:00:00Z">
-        <w:r>
-          <w:t xml:space="preserve"> </w:t>
-        </w:r>
-      </w:ins>
-      <w:ins w:id="492" w:author="PR Preview" w:date="2026-01-01T00:00:00Z">
+      <w:ins w:id="495" w:author="PR Preview" w:date="2026-01-01T00:00:00Z">
+        <w:r>
+          <w:t xml:space="preserve"> </w:t>
+        </w:r>
+      </w:ins>
+      <w:ins w:id="496" w:author="PR Preview" w:date="2026-01-01T00:00:00Z">
         <w:r>
           <w:t xml:space="preserve">of the Western Washington University Course Catalog;</w:t>
         </w:r>
       </w:ins>
-      <w:ins w:id="493" w:author="PR Preview" w:date="2026-01-01T00:00:00Z">
+      <w:ins w:id="497" w:author="PR Preview" w:date="2026-01-01T00:00:00Z">
         <w:r>
           <w:t xml:space="preserve"> </w:t>
         </w:r>
       </w:ins>
       <w:hyperlink r:id="rId46">
-        <w:ins w:id="494" w:author="PR Preview" w:date="2026-01-01T00:00:00Z">
+        <w:ins w:id="498" w:author="PR Preview" w:date="2026-01-01T00:00:00Z">
           <w:r>
             <w:rPr>
               <w:rStyle w:val="Hyperlink"/>
@@ -4951,52 +4971,52 @@
           </w:r>
         </w:ins>
       </w:hyperlink>
-      <w:ins w:id="495" w:author="PR Preview" w:date="2026-01-01T00:00:00Z">
-        <w:r>
-          <w:t xml:space="preserve"> </w:t>
-        </w:r>
-      </w:ins>
-      <w:ins w:id="496" w:author="PR Preview" w:date="2026-01-01T00:00:00Z">
+      <w:ins w:id="499" w:author="PR Preview" w:date="2026-01-01T00:00:00Z">
+        <w:r>
+          <w:t xml:space="preserve"> </w:t>
+        </w:r>
+      </w:ins>
+      <w:ins w:id="500" w:author="PR Preview" w:date="2026-01-01T00:00:00Z">
         <w:r>
           <w:t xml:space="preserve">explains the procedures and the appeal process.</w:t>
         </w:r>
       </w:ins>
-      <w:ins w:id="497" w:author="PR Preview" w:date="2026-01-01T00:00:00Z">
-        <w:r>
-          <w:t xml:space="preserve"> </w:t>
-        </w:r>
-      </w:ins>
-      <w:ins w:id="498" w:author="PR Preview" w:date="2026-01-01T00:00:00Z">
+      <w:ins w:id="501" w:author="PR Preview" w:date="2026-01-01T00:00:00Z">
+        <w:r>
+          <w:t xml:space="preserve"> </w:t>
+        </w:r>
+      </w:ins>
+      <w:ins w:id="502" w:author="PR Preview" w:date="2026-01-01T00:00:00Z">
         <w:r>
           <w:t xml:space="preserve">Cheating on an exam will result in failing the course (grade of F),</w:t>
         </w:r>
       </w:ins>
-      <w:ins w:id="499" w:author="PR Preview" w:date="2026-01-01T00:00:00Z">
-        <w:r>
-          <w:t xml:space="preserve"> </w:t>
-        </w:r>
-      </w:ins>
-      <w:ins w:id="500" w:author="PR Preview" w:date="2026-01-01T00:00:00Z">
+      <w:ins w:id="503" w:author="PR Preview" w:date="2026-01-01T00:00:00Z">
+        <w:r>
+          <w:t xml:space="preserve"> </w:t>
+        </w:r>
+      </w:ins>
+      <w:ins w:id="504" w:author="PR Preview" w:date="2026-01-01T00:00:00Z">
         <w:r>
           <w:t xml:space="preserve">and I will file documentation of the incident with the university.</w:t>
         </w:r>
       </w:ins>
-      <w:ins w:id="501" w:author="PR Preview" w:date="2026-01-01T00:00:00Z">
-        <w:r>
-          <w:t xml:space="preserve"> </w:t>
-        </w:r>
-      </w:ins>
-      <w:ins w:id="502" w:author="PR Preview" w:date="2026-01-01T00:00:00Z">
+      <w:ins w:id="505" w:author="PR Preview" w:date="2026-01-01T00:00:00Z">
+        <w:r>
+          <w:t xml:space="preserve"> </w:t>
+        </w:r>
+      </w:ins>
+      <w:ins w:id="506" w:author="PR Preview" w:date="2026-01-01T00:00:00Z">
         <w:r>
           <w:t xml:space="preserve">All cases of academic dishonesty will be reported.</w:t>
         </w:r>
       </w:ins>
-      <w:ins w:id="503" w:author="PR Preview" w:date="2026-01-01T00:00:00Z">
-        <w:r>
-          <w:t xml:space="preserve"> </w:t>
-        </w:r>
-      </w:ins>
-      <w:ins w:id="504" w:author="PR Preview" w:date="2026-01-01T00:00:00Z">
+      <w:ins w:id="507" w:author="PR Preview" w:date="2026-01-01T00:00:00Z">
+        <w:r>
+          <w:t xml:space="preserve"> </w:t>
+        </w:r>
+      </w:ins>
+      <w:ins w:id="508" w:author="PR Preview" w:date="2026-01-01T00:00:00Z">
         <w:r>
           <w:t xml:space="preserve">When in doubt, ask me.</w:t>
         </w:r>
@@ -5008,7 +5028,7 @@
       <w:pPr>
         <w:pStyle w:val="Heading2"/>
       </w:pPr>
-      <w:ins w:id="505" w:author="PR Preview" w:date="2026-01-01T00:00:00Z">
+      <w:ins w:id="509" w:author="PR Preview" w:date="2026-01-01T00:00:00Z">
         <w:r>
           <w:t xml:space="preserve">Student Conduct</w:t>
         </w:r>
@@ -5018,38 +5038,38 @@
       <w:pPr>
         <w:pStyle w:val="FirstParagraph"/>
       </w:pPr>
-      <w:ins w:id="506" w:author="PR Preview" w:date="2026-01-01T00:00:00Z">
+      <w:ins w:id="510" w:author="PR Preview" w:date="2026-01-01T00:00:00Z">
         <w:r>
           <w:t xml:space="preserve">I am committed to maintaining an inclusive, supportive, and professional environment</w:t>
         </w:r>
       </w:ins>
-      <w:ins w:id="507" w:author="PR Preview" w:date="2026-01-01T00:00:00Z">
-        <w:r>
-          <w:t xml:space="preserve"> </w:t>
-        </w:r>
-      </w:ins>
-      <w:ins w:id="508" w:author="PR Preview" w:date="2026-01-01T00:00:00Z">
+      <w:ins w:id="511" w:author="PR Preview" w:date="2026-01-01T00:00:00Z">
+        <w:r>
+          <w:t xml:space="preserve"> </w:t>
+        </w:r>
+      </w:ins>
+      <w:ins w:id="512" w:author="PR Preview" w:date="2026-01-01T00:00:00Z">
         <w:r>
           <w:t xml:space="preserve">in all academic settings, including lectures, labs, and course-related online spaces.</w:t>
         </w:r>
       </w:ins>
-      <w:ins w:id="509" w:author="PR Preview" w:date="2026-01-01T00:00:00Z">
-        <w:r>
-          <w:t xml:space="preserve"> </w:t>
-        </w:r>
-      </w:ins>
-      <w:ins w:id="510" w:author="PR Preview" w:date="2026-01-01T00:00:00Z">
+      <w:ins w:id="513" w:author="PR Preview" w:date="2026-01-01T00:00:00Z">
+        <w:r>
+          <w:t xml:space="preserve"> </w:t>
+        </w:r>
+      </w:ins>
+      <w:ins w:id="514" w:author="PR Preview" w:date="2026-01-01T00:00:00Z">
         <w:r>
           <w:t xml:space="preserve">I expect students to live up to the</w:t>
         </w:r>
       </w:ins>
-      <w:ins w:id="511" w:author="PR Preview" w:date="2026-01-01T00:00:00Z">
+      <w:ins w:id="515" w:author="PR Preview" w:date="2026-01-01T00:00:00Z">
         <w:r>
           <w:t xml:space="preserve"> </w:t>
         </w:r>
       </w:ins>
       <w:hyperlink r:id="rId48">
-        <w:ins w:id="512" w:author="PR Preview" w:date="2026-01-01T00:00:00Z">
+        <w:ins w:id="516" w:author="PR Preview" w:date="2026-01-01T00:00:00Z">
           <w:r>
             <w:rPr>
               <w:rStyle w:val="Hyperlink"/>
@@ -5058,47 +5078,47 @@
           </w:r>
         </w:ins>
       </w:hyperlink>
-      <w:ins w:id="513" w:author="PR Preview" w:date="2026-01-01T00:00:00Z">
+      <w:ins w:id="517" w:author="PR Preview" w:date="2026-01-01T00:00:00Z">
         <w:r>
           <w:t xml:space="preserve">,</w:t>
         </w:r>
       </w:ins>
-      <w:ins w:id="514" w:author="PR Preview" w:date="2026-01-01T00:00:00Z">
-        <w:r>
-          <w:t xml:space="preserve"> </w:t>
-        </w:r>
-      </w:ins>
-      <w:ins w:id="515" w:author="PR Preview" w:date="2026-01-01T00:00:00Z">
+      <w:ins w:id="518" w:author="PR Preview" w:date="2026-01-01T00:00:00Z">
+        <w:r>
+          <w:t xml:space="preserve"> </w:t>
+        </w:r>
+      </w:ins>
+      <w:ins w:id="519" w:author="PR Preview" w:date="2026-01-01T00:00:00Z">
         <w:r>
           <w:t xml:space="preserve">the ethical code adopted by nearly every software professional.</w:t>
         </w:r>
       </w:ins>
-      <w:ins w:id="516" w:author="PR Preview" w:date="2026-01-01T00:00:00Z">
-        <w:r>
-          <w:t xml:space="preserve"> </w:t>
-        </w:r>
-      </w:ins>
-      <w:ins w:id="517" w:author="PR Preview" w:date="2026-01-01T00:00:00Z">
+      <w:ins w:id="520" w:author="PR Preview" w:date="2026-01-01T00:00:00Z">
+        <w:r>
+          <w:t xml:space="preserve"> </w:t>
+        </w:r>
+      </w:ins>
+      <w:ins w:id="521" w:author="PR Preview" w:date="2026-01-01T00:00:00Z">
         <w:r>
           <w:t xml:space="preserve">A pattern of failing to follow the ACM Code of Ethics and Professional Conduct</w:t>
         </w:r>
       </w:ins>
-      <w:ins w:id="518" w:author="PR Preview" w:date="2026-01-01T00:00:00Z">
-        <w:r>
-          <w:t xml:space="preserve"> </w:t>
-        </w:r>
-      </w:ins>
-      <w:ins w:id="519" w:author="PR Preview" w:date="2026-01-01T00:00:00Z">
+      <w:ins w:id="522" w:author="PR Preview" w:date="2026-01-01T00:00:00Z">
+        <w:r>
+          <w:t xml:space="preserve"> </w:t>
+        </w:r>
+      </w:ins>
+      <w:ins w:id="523" w:author="PR Preview" w:date="2026-01-01T00:00:00Z">
         <w:r>
           <w:t xml:space="preserve">can negatively affect course grades, up to and including a failing grade for the course.</w:t>
         </w:r>
       </w:ins>
-      <w:ins w:id="520" w:author="PR Preview" w:date="2026-01-01T00:00:00Z">
-        <w:r>
-          <w:t xml:space="preserve"> </w:t>
-        </w:r>
-      </w:ins>
-      <w:ins w:id="521" w:author="PR Preview" w:date="2026-01-01T00:00:00Z">
+      <w:ins w:id="524" w:author="PR Preview" w:date="2026-01-01T00:00:00Z">
+        <w:r>
+          <w:t xml:space="preserve"> </w:t>
+        </w:r>
+      </w:ins>
+      <w:ins w:id="525" w:author="PR Preview" w:date="2026-01-01T00:00:00Z">
         <w:r>
           <w:t xml:space="preserve">Conduct is also considered when determining admission to the major.</w:t>
         </w:r>
@@ -5110,7 +5130,7 @@
       <w:pPr>
         <w:pStyle w:val="Heading2"/>
       </w:pPr>
-      <w:ins w:id="522" w:author="PR Preview" w:date="2026-01-01T00:00:00Z">
+      <w:ins w:id="526" w:author="PR Preview" w:date="2026-01-01T00:00:00Z">
         <w:r>
           <w:t xml:space="preserve">Course Materials</w:t>
         </w:r>
@@ -5120,48 +5140,48 @@
       <w:pPr>
         <w:pStyle w:val="FirstParagraph"/>
       </w:pPr>
-      <w:ins w:id="523" w:author="PR Preview" w:date="2026-01-01T00:00:00Z">
+      <w:ins w:id="527" w:author="PR Preview" w:date="2026-01-01T00:00:00Z">
         <w:r>
           <w:t xml:space="preserve">Do not sell or distribute questions or answers to any assignment, quiz, or exam,</w:t>
         </w:r>
       </w:ins>
-      <w:ins w:id="524" w:author="PR Preview" w:date="2026-01-01T00:00:00Z">
-        <w:r>
-          <w:t xml:space="preserve"> </w:t>
-        </w:r>
-      </w:ins>
-      <w:ins w:id="525" w:author="PR Preview" w:date="2026-01-01T00:00:00Z">
+      <w:ins w:id="528" w:author="PR Preview" w:date="2026-01-01T00:00:00Z">
+        <w:r>
+          <w:t xml:space="preserve"> </w:t>
+        </w:r>
+      </w:ins>
+      <w:ins w:id="529" w:author="PR Preview" w:date="2026-01-01T00:00:00Z">
         <w:r>
           <w:t xml:space="preserve">or other course materials given out on Canvas.</w:t>
         </w:r>
       </w:ins>
-      <w:ins w:id="526" w:author="PR Preview" w:date="2026-01-01T00:00:00Z">
-        <w:r>
-          <w:t xml:space="preserve"> </w:t>
-        </w:r>
-      </w:ins>
-      <w:ins w:id="527" w:author="PR Preview" w:date="2026-01-01T00:00:00Z">
+      <w:ins w:id="530" w:author="PR Preview" w:date="2026-01-01T00:00:00Z">
+        <w:r>
+          <w:t xml:space="preserve"> </w:t>
+        </w:r>
+      </w:ins>
+      <w:ins w:id="531" w:author="PR Preview" w:date="2026-01-01T00:00:00Z">
         <w:r>
           <w:t xml:space="preserve">The lecture notes on this site are open,</w:t>
         </w:r>
       </w:ins>
-      <w:ins w:id="528" w:author="PR Preview" w:date="2026-01-01T00:00:00Z">
-        <w:r>
-          <w:t xml:space="preserve"> </w:t>
-        </w:r>
-      </w:ins>
-      <w:ins w:id="529" w:author="PR Preview" w:date="2026-01-01T00:00:00Z">
+      <w:ins w:id="532" w:author="PR Preview" w:date="2026-01-01T00:00:00Z">
+        <w:r>
+          <w:t xml:space="preserve"> </w:t>
+        </w:r>
+      </w:ins>
+      <w:ins w:id="533" w:author="PR Preview" w:date="2026-01-01T00:00:00Z">
         <w:r>
           <w:t xml:space="preserve">under the license on the</w:t>
         </w:r>
       </w:ins>
-      <w:ins w:id="530" w:author="PR Preview" w:date="2026-01-01T00:00:00Z">
+      <w:ins w:id="534" w:author="PR Preview" w:date="2026-01-01T00:00:00Z">
         <w:r>
           <w:t xml:space="preserve"> </w:t>
         </w:r>
       </w:ins>
       <w:hyperlink r:id="rId50">
-        <w:ins w:id="531" w:author="PR Preview" w:date="2026-01-01T00:00:00Z">
+        <w:ins w:id="535" w:author="PR Preview" w:date="2026-01-01T00:00:00Z">
           <w:r>
             <w:rPr>
               <w:rStyle w:val="Hyperlink"/>
@@ -5170,7 +5190,7 @@
           </w:r>
         </w:ins>
       </w:hyperlink>
-      <w:ins w:id="532" w:author="PR Preview" w:date="2026-01-01T00:00:00Z">
+      <w:ins w:id="536" w:author="PR Preview" w:date="2026-01-01T00:00:00Z">
         <w:r>
           <w:t xml:space="preserve">.</w:t>
         </w:r>
@@ -5182,7 +5202,7 @@
       <w:pPr>
         <w:pStyle w:val="Heading2"/>
       </w:pPr>
-      <w:ins w:id="533" w:author="PR Preview" w:date="2026-01-01T00:00:00Z">
+      <w:ins w:id="537" w:author="PR Preview" w:date="2026-01-01T00:00:00Z">
         <w:r>
           <w:t xml:space="preserve">Disabilities</w:t>
         </w:r>
@@ -5192,87 +5212,87 @@
       <w:pPr>
         <w:pStyle w:val="FirstParagraph"/>
       </w:pPr>
-      <w:ins w:id="534" w:author="PR Preview" w:date="2026-01-01T00:00:00Z">
+      <w:ins w:id="538" w:author="PR Preview" w:date="2026-01-01T00:00:00Z">
         <w:r>
           <w:t xml:space="preserve">Reasonable accommodation for persons with documented disabilities</w:t>
         </w:r>
       </w:ins>
-      <w:ins w:id="535" w:author="PR Preview" w:date="2026-01-01T00:00:00Z">
-        <w:r>
-          <w:t xml:space="preserve"> </w:t>
-        </w:r>
-      </w:ins>
-      <w:ins w:id="536" w:author="PR Preview" w:date="2026-01-01T00:00:00Z">
+      <w:ins w:id="539" w:author="PR Preview" w:date="2026-01-01T00:00:00Z">
+        <w:r>
+          <w:t xml:space="preserve"> </w:t>
+        </w:r>
+      </w:ins>
+      <w:ins w:id="540" w:author="PR Preview" w:date="2026-01-01T00:00:00Z">
         <w:r>
           <w:t xml:space="preserve">should be established within the first two weeks of class</w:t>
         </w:r>
       </w:ins>
-      <w:ins w:id="537" w:author="PR Preview" w:date="2026-01-01T00:00:00Z">
-        <w:r>
-          <w:t xml:space="preserve"> </w:t>
-        </w:r>
-      </w:ins>
-      <w:ins w:id="538" w:author="PR Preview" w:date="2026-01-01T00:00:00Z">
-        <w:r>
-          <w:t xml:space="preserve">and arranged through Disability Resources for Students:</w:t>
-        </w:r>
-      </w:ins>
-      <w:ins w:id="539" w:author="PR Preview" w:date="2026-01-01T00:00:00Z">
-        <w:r>
-          <w:t xml:space="preserve"> </w:t>
-        </w:r>
-      </w:ins>
-      <w:ins w:id="540" w:author="PR Preview" w:date="2026-01-01T00:00:00Z">
+      <w:ins w:id="541" w:author="PR Preview" w:date="2026-01-01T00:00:00Z">
+        <w:r>
+          <w:t xml:space="preserve"> </w:t>
+        </w:r>
+      </w:ins>
+      <w:ins w:id="542" w:author="PR Preview" w:date="2026-01-01T00:00:00Z">
+        <w:r>
+          <w:t xml:space="preserve">and arranged through the Disability Access Center:</w:t>
+        </w:r>
+      </w:ins>
+      <w:ins w:id="543" w:author="PR Preview" w:date="2026-01-01T00:00:00Z">
+        <w:r>
+          <w:t xml:space="preserve"> </w:t>
+        </w:r>
+      </w:ins>
+      <w:ins w:id="544" w:author="PR Preview" w:date="2026-01-01T00:00:00Z">
         <w:r>
           <w:t xml:space="preserve">telephone 360-650-3083; email</w:t>
         </w:r>
       </w:ins>
-      <w:ins w:id="541" w:author="PR Preview" w:date="2026-01-01T00:00:00Z">
+      <w:ins w:id="545" w:author="PR Preview" w:date="2026-01-01T00:00:00Z">
         <w:r>
           <w:t xml:space="preserve"> </w:t>
         </w:r>
       </w:ins>
       <w:hyperlink r:id="rId52">
-        <w:ins w:id="542" w:author="PR Preview" w:date="2026-01-01T00:00:00Z">
+        <w:ins w:id="546" w:author="PR Preview" w:date="2026-01-01T00:00:00Z">
           <w:r>
             <w:rPr>
               <w:rStyle w:val="Hyperlink"/>
             </w:rPr>
-            <w:t xml:space="preserve">drs@wwu.edu</w:t>
+            <w:t xml:space="preserve">drsfrontdesk@wwu.edu</w:t>
           </w:r>
         </w:ins>
       </w:hyperlink>
-      <w:ins w:id="543" w:author="PR Preview" w:date="2026-01-01T00:00:00Z">
+      <w:ins w:id="547" w:author="PR Preview" w:date="2026-01-01T00:00:00Z">
         <w:r>
           <w:t xml:space="preserve">;</w:t>
         </w:r>
       </w:ins>
-      <w:ins w:id="544" w:author="PR Preview" w:date="2026-01-01T00:00:00Z">
-        <w:r>
-          <w:t xml:space="preserve"> </w:t>
-        </w:r>
-      </w:ins>
-      <w:ins w:id="545" w:author="PR Preview" w:date="2026-01-01T00:00:00Z">
+      <w:ins w:id="548" w:author="PR Preview" w:date="2026-01-01T00:00:00Z">
+        <w:r>
+          <w:t xml:space="preserve"> </w:t>
+        </w:r>
+      </w:ins>
+      <w:ins w:id="549" w:author="PR Preview" w:date="2026-01-01T00:00:00Z">
         <w:r>
           <w:t xml:space="preserve">and on the web at</w:t>
         </w:r>
       </w:ins>
-      <w:ins w:id="546" w:author="PR Preview" w:date="2026-01-01T00:00:00Z">
+      <w:ins w:id="550" w:author="PR Preview" w:date="2026-01-01T00:00:00Z">
         <w:r>
           <w:t xml:space="preserve"> </w:t>
         </w:r>
       </w:ins>
       <w:hyperlink r:id="rId53">
-        <w:ins w:id="547" w:author="PR Preview" w:date="2026-01-01T00:00:00Z">
+        <w:ins w:id="551" w:author="PR Preview" w:date="2026-01-01T00:00:00Z">
           <w:r>
             <w:rPr>
               <w:rStyle w:val="Hyperlink"/>
             </w:rPr>
-            <w:t xml:space="preserve">Disability Resources</w:t>
+            <w:t xml:space="preserve">Disability Access Center</w:t>
           </w:r>
         </w:ins>
       </w:hyperlink>
-      <w:ins w:id="548" w:author="PR Preview" w:date="2026-01-01T00:00:00Z">
+      <w:ins w:id="552" w:author="PR Preview" w:date="2026-01-01T00:00:00Z">
         <w:r>
           <w:t xml:space="preserve">.</w:t>
         </w:r>
@@ -5284,7 +5304,7 @@
       <w:pPr>
         <w:pStyle w:val="Heading2"/>
       </w:pPr>
-      <w:ins w:id="549" w:author="PR Preview" w:date="2026-01-01T00:00:00Z">
+      <w:ins w:id="553" w:author="PR Preview" w:date="2026-01-01T00:00:00Z">
         <w:r>
           <w:t xml:space="preserve">Student Services</w:t>
         </w:r>
@@ -5294,7 +5314,7 @@
       <w:pPr>
         <w:pStyle w:val="FirstParagraph"/>
       </w:pPr>
-      <w:ins w:id="550" w:author="PR Preview" w:date="2026-01-01T00:00:00Z">
+      <w:ins w:id="554" w:author="PR Preview" w:date="2026-01-01T00:00:00Z">
         <w:r>
           <w:t xml:space="preserve">Western encourages students to seek assistance and support at the onset of an illness, difficulty, or crisis.</w:t>
         </w:r>
@@ -5308,38 +5328,38 @@
           <w:numId w:val="1009"/>
         </w:numPr>
       </w:pPr>
-      <w:ins w:id="551" w:author="PR Preview" w:date="2026-01-01T00:00:00Z">
+      <w:ins w:id="555" w:author="PR Preview" w:date="2026-01-01T00:00:00Z">
         <w:r>
           <w:t xml:space="preserve">In the case of a medical concern or question,</w:t>
         </w:r>
       </w:ins>
-      <w:ins w:id="552" w:author="PR Preview" w:date="2026-01-01T00:00:00Z">
-        <w:r>
-          <w:t xml:space="preserve"> </w:t>
-        </w:r>
-      </w:ins>
-      <w:ins w:id="553" w:author="PR Preview" w:date="2026-01-01T00:00:00Z">
+      <w:ins w:id="556" w:author="PR Preview" w:date="2026-01-01T00:00:00Z">
+        <w:r>
+          <w:t xml:space="preserve"> </w:t>
+        </w:r>
+      </w:ins>
+      <w:ins w:id="557" w:author="PR Preview" w:date="2026-01-01T00:00:00Z">
         <w:r>
           <w:t xml:space="preserve">please contact the Health Center: 360-650-3400,</w:t>
         </w:r>
       </w:ins>
-      <w:ins w:id="554" w:author="PR Preview" w:date="2026-01-01T00:00:00Z">
-        <w:r>
-          <w:t xml:space="preserve"> </w:t>
-        </w:r>
-      </w:ins>
-      <w:ins w:id="555" w:author="PR Preview" w:date="2026-01-01T00:00:00Z">
+      <w:ins w:id="558" w:author="PR Preview" w:date="2026-01-01T00:00:00Z">
+        <w:r>
+          <w:t xml:space="preserve"> </w:t>
+        </w:r>
+      </w:ins>
+      <w:ins w:id="559" w:author="PR Preview" w:date="2026-01-01T00:00:00Z">
         <w:r>
           <w:t xml:space="preserve">or visit</w:t>
         </w:r>
       </w:ins>
-      <w:ins w:id="556" w:author="PR Preview" w:date="2026-01-01T00:00:00Z">
+      <w:ins w:id="560" w:author="PR Preview" w:date="2026-01-01T00:00:00Z">
         <w:r>
           <w:t xml:space="preserve"> </w:t>
         </w:r>
       </w:ins>
       <w:hyperlink r:id="rId55">
-        <w:ins w:id="557" w:author="PR Preview" w:date="2026-01-01T00:00:00Z">
+        <w:ins w:id="561" w:author="PR Preview" w:date="2026-01-01T00:00:00Z">
           <w:r>
             <w:rPr>
               <w:rStyle w:val="Hyperlink"/>
@@ -5348,7 +5368,7 @@
           </w:r>
         </w:ins>
       </w:hyperlink>
-      <w:ins w:id="558" w:author="PR Preview" w:date="2026-01-01T00:00:00Z">
+      <w:ins w:id="562" w:author="PR Preview" w:date="2026-01-01T00:00:00Z">
         <w:r>
           <w:t xml:space="preserve">.</w:t>
         </w:r>
@@ -5362,47 +5382,47 @@
           <w:numId w:val="1009"/>
         </w:numPr>
       </w:pPr>
-      <w:ins w:id="559" w:author="PR Preview" w:date="2026-01-01T00:00:00Z">
+      <w:ins w:id="563" w:author="PR Preview" w:date="2026-01-01T00:00:00Z">
         <w:r>
           <w:t xml:space="preserve">In the case of an emotional or psychological concern or question,</w:t>
         </w:r>
       </w:ins>
-      <w:ins w:id="560" w:author="PR Preview" w:date="2026-01-01T00:00:00Z">
-        <w:r>
-          <w:t xml:space="preserve"> </w:t>
-        </w:r>
-      </w:ins>
-      <w:ins w:id="561" w:author="PR Preview" w:date="2026-01-01T00:00:00Z">
-        <w:r>
-          <w:t xml:space="preserve">please contact the Counseling Center: 360-650-3400,</w:t>
-        </w:r>
-      </w:ins>
-      <w:ins w:id="562" w:author="PR Preview" w:date="2026-01-01T00:00:00Z">
-        <w:r>
-          <w:t xml:space="preserve"> </w:t>
-        </w:r>
-      </w:ins>
-      <w:ins w:id="563" w:author="PR Preview" w:date="2026-01-01T00:00:00Z">
+      <w:ins w:id="564" w:author="PR Preview" w:date="2026-01-01T00:00:00Z">
+        <w:r>
+          <w:t xml:space="preserve"> </w:t>
+        </w:r>
+      </w:ins>
+      <w:ins w:id="565" w:author="PR Preview" w:date="2026-01-01T00:00:00Z">
+        <w:r>
+          <w:t xml:space="preserve">please contact the Counseling and Wellness Center: 360-650-3164,</w:t>
+        </w:r>
+      </w:ins>
+      <w:ins w:id="566" w:author="PR Preview" w:date="2026-01-01T00:00:00Z">
+        <w:r>
+          <w:t xml:space="preserve"> </w:t>
+        </w:r>
+      </w:ins>
+      <w:ins w:id="567" w:author="PR Preview" w:date="2026-01-01T00:00:00Z">
         <w:r>
           <w:t xml:space="preserve">or visit</w:t>
         </w:r>
       </w:ins>
-      <w:ins w:id="564" w:author="PR Preview" w:date="2026-01-01T00:00:00Z">
+      <w:ins w:id="568" w:author="PR Preview" w:date="2026-01-01T00:00:00Z">
         <w:r>
           <w:t xml:space="preserve"> </w:t>
         </w:r>
       </w:ins>
       <w:hyperlink r:id="rId56">
-        <w:ins w:id="565" w:author="PR Preview" w:date="2026-01-01T00:00:00Z">
+        <w:ins w:id="569" w:author="PR Preview" w:date="2026-01-01T00:00:00Z">
           <w:r>
             <w:rPr>
               <w:rStyle w:val="Hyperlink"/>
             </w:rPr>
-            <w:t xml:space="preserve">Counseling Services</w:t>
+            <w:t xml:space="preserve">Counseling and Wellness Center</w:t>
           </w:r>
         </w:ins>
       </w:hyperlink>
-      <w:ins w:id="566" w:author="PR Preview" w:date="2026-01-01T00:00:00Z">
+      <w:ins w:id="570" w:author="PR Preview" w:date="2026-01-01T00:00:00Z">
         <w:r>
           <w:t xml:space="preserve">.</w:t>
         </w:r>
@@ -5416,38 +5436,38 @@
           <w:numId w:val="1009"/>
         </w:numPr>
       </w:pPr>
-      <w:ins w:id="567" w:author="PR Preview" w:date="2026-01-01T00:00:00Z">
+      <w:ins w:id="571" w:author="PR Preview" w:date="2026-01-01T00:00:00Z">
         <w:r>
           <w:t xml:space="preserve">In the case of a health and safety concern,</w:t>
         </w:r>
       </w:ins>
-      <w:ins w:id="568" w:author="PR Preview" w:date="2026-01-01T00:00:00Z">
-        <w:r>
-          <w:t xml:space="preserve"> </w:t>
-        </w:r>
-      </w:ins>
-      <w:ins w:id="569" w:author="PR Preview" w:date="2026-01-01T00:00:00Z">
+      <w:ins w:id="572" w:author="PR Preview" w:date="2026-01-01T00:00:00Z">
+        <w:r>
+          <w:t xml:space="preserve"> </w:t>
+        </w:r>
+      </w:ins>
+      <w:ins w:id="573" w:author="PR Preview" w:date="2026-01-01T00:00:00Z">
         <w:r>
           <w:t xml:space="preserve">please contact the University Police: 360-650-3555,</w:t>
         </w:r>
       </w:ins>
-      <w:ins w:id="570" w:author="PR Preview" w:date="2026-01-01T00:00:00Z">
-        <w:r>
-          <w:t xml:space="preserve"> </w:t>
-        </w:r>
-      </w:ins>
-      <w:ins w:id="571" w:author="PR Preview" w:date="2026-01-01T00:00:00Z">
+      <w:ins w:id="574" w:author="PR Preview" w:date="2026-01-01T00:00:00Z">
+        <w:r>
+          <w:t xml:space="preserve"> </w:t>
+        </w:r>
+      </w:ins>
+      <w:ins w:id="575" w:author="PR Preview" w:date="2026-01-01T00:00:00Z">
         <w:r>
           <w:t xml:space="preserve">or visit</w:t>
         </w:r>
       </w:ins>
-      <w:ins w:id="572" w:author="PR Preview" w:date="2026-01-01T00:00:00Z">
+      <w:ins w:id="576" w:author="PR Preview" w:date="2026-01-01T00:00:00Z">
         <w:r>
           <w:t xml:space="preserve"> </w:t>
         </w:r>
       </w:ins>
       <w:hyperlink r:id="rId57">
-        <w:ins w:id="573" w:author="PR Preview" w:date="2026-01-01T00:00:00Z">
+        <w:ins w:id="577" w:author="PR Preview" w:date="2026-01-01T00:00:00Z">
           <w:r>
             <w:rPr>
               <w:rStyle w:val="Hyperlink"/>
@@ -5456,7 +5476,7 @@
           </w:r>
         </w:ins>
       </w:hyperlink>
-      <w:ins w:id="574" w:author="PR Preview" w:date="2026-01-01T00:00:00Z">
+      <w:ins w:id="578" w:author="PR Preview" w:date="2026-01-01T00:00:00Z">
         <w:r>
           <w:t xml:space="preserve">.</w:t>
         </w:r>
@@ -5470,28 +5490,28 @@
           <w:numId w:val="1009"/>
         </w:numPr>
       </w:pPr>
-      <w:ins w:id="575" w:author="PR Preview" w:date="2026-01-01T00:00:00Z">
+      <w:ins w:id="579" w:author="PR Preview" w:date="2026-01-01T00:00:00Z">
         <w:r>
           <w:t xml:space="preserve">In the case of a family or personal crisis or emergency,</w:t>
         </w:r>
       </w:ins>
-      <w:ins w:id="576" w:author="PR Preview" w:date="2026-01-01T00:00:00Z">
-        <w:r>
-          <w:t xml:space="preserve"> </w:t>
-        </w:r>
-      </w:ins>
-      <w:ins w:id="577" w:author="PR Preview" w:date="2026-01-01T00:00:00Z">
+      <w:ins w:id="580" w:author="PR Preview" w:date="2026-01-01T00:00:00Z">
+        <w:r>
+          <w:t xml:space="preserve"> </w:t>
+        </w:r>
+      </w:ins>
+      <w:ins w:id="581" w:author="PR Preview" w:date="2026-01-01T00:00:00Z">
         <w:r>
           <w:t xml:space="preserve">please contact the</w:t>
         </w:r>
       </w:ins>
-      <w:ins w:id="578" w:author="PR Preview" w:date="2026-01-01T00:00:00Z">
+      <w:ins w:id="582" w:author="PR Preview" w:date="2026-01-01T00:00:00Z">
         <w:r>
           <w:t xml:space="preserve"> </w:t>
         </w:r>
       </w:ins>
       <w:hyperlink r:id="rId58">
-        <w:ins w:id="579" w:author="PR Preview" w:date="2026-01-01T00:00:00Z">
+        <w:ins w:id="583" w:author="PR Preview" w:date="2026-01-01T00:00:00Z">
           <w:r>
             <w:rPr>
               <w:rStyle w:val="Hyperlink"/>
@@ -5500,7 +5520,7 @@
           </w:r>
         </w:ins>
       </w:hyperlink>
-      <w:ins w:id="580" w:author="PR Preview" w:date="2026-01-01T00:00:00Z">
+      <w:ins w:id="584" w:author="PR Preview" w:date="2026-01-01T00:00:00Z">
         <w:r>
           <w:t xml:space="preserve">.</w:t>
         </w:r>
@@ -5514,58 +5534,58 @@
           <w:numId w:val="1009"/>
         </w:numPr>
       </w:pPr>
-      <w:ins w:id="581" w:author="PR Preview" w:date="2026-01-01T00:00:00Z">
+      <w:ins w:id="585" w:author="PR Preview" w:date="2026-01-01T00:00:00Z">
         <w:r>
           <w:t xml:space="preserve">To seek confidential support related to sexual violence,</w:t>
         </w:r>
       </w:ins>
-      <w:ins w:id="582" w:author="PR Preview" w:date="2026-01-01T00:00:00Z">
-        <w:r>
-          <w:t xml:space="preserve"> </w:t>
-        </w:r>
-      </w:ins>
-      <w:ins w:id="583" w:author="PR Preview" w:date="2026-01-01T00:00:00Z">
-        <w:r>
-          <w:t xml:space="preserve">please contact CASAS (360-650-3700), the Student Health Center, and/or the Counseling Center.</w:t>
-        </w:r>
-      </w:ins>
-      <w:ins w:id="584" w:author="PR Preview" w:date="2026-01-01T00:00:00Z">
-        <w:r>
-          <w:t xml:space="preserve"> </w:t>
-        </w:r>
-      </w:ins>
-      <w:ins w:id="585" w:author="PR Preview" w:date="2026-01-01T00:00:00Z">
+      <w:ins w:id="586" w:author="PR Preview" w:date="2026-01-01T00:00:00Z">
+        <w:r>
+          <w:t xml:space="preserve"> </w:t>
+        </w:r>
+      </w:ins>
+      <w:ins w:id="587" w:author="PR Preview" w:date="2026-01-01T00:00:00Z">
+        <w:r>
+          <w:t xml:space="preserve">please contact CASAS (360-650-3700), the Student Health Center, and/or the Counseling and Wellness Center.</w:t>
+        </w:r>
+      </w:ins>
+      <w:ins w:id="588" w:author="PR Preview" w:date="2026-01-01T00:00:00Z">
+        <w:r>
+          <w:t xml:space="preserve"> </w:t>
+        </w:r>
+      </w:ins>
+      <w:ins w:id="589" w:author="PR Preview" w:date="2026-01-01T00:00:00Z">
         <w:r>
           <w:t xml:space="preserve">To report sexual violence, please contact University Police, Bellingham Police,</w:t>
         </w:r>
       </w:ins>
-      <w:ins w:id="586" w:author="PR Preview" w:date="2026-01-01T00:00:00Z">
-        <w:r>
-          <w:t xml:space="preserve"> </w:t>
-        </w:r>
-      </w:ins>
-      <w:ins w:id="587" w:author="PR Preview" w:date="2026-01-01T00:00:00Z">
+      <w:ins w:id="590" w:author="PR Preview" w:date="2026-01-01T00:00:00Z">
+        <w:r>
+          <w:t xml:space="preserve"> </w:t>
+        </w:r>
+      </w:ins>
+      <w:ins w:id="591" w:author="PR Preview" w:date="2026-01-01T00:00:00Z">
         <w:r>
           <w:t xml:space="preserve">and/or the Title IX Coordinator</w:t>
         </w:r>
       </w:ins>
-      <w:ins w:id="588" w:author="PR Preview" w:date="2026-01-01T00:00:00Z">
-        <w:r>
-          <w:t xml:space="preserve"> </w:t>
-        </w:r>
-      </w:ins>
-      <w:ins w:id="589" w:author="PR Preview" w:date="2026-01-01T00:00:00Z">
+      <w:ins w:id="592" w:author="PR Preview" w:date="2026-01-01T00:00:00Z">
+        <w:r>
+          <w:t xml:space="preserve"> </w:t>
+        </w:r>
+      </w:ins>
+      <w:ins w:id="593" w:author="PR Preview" w:date="2026-01-01T00:00:00Z">
         <w:r>
           <w:t xml:space="preserve">in Western’s</w:t>
         </w:r>
       </w:ins>
-      <w:ins w:id="590" w:author="PR Preview" w:date="2026-01-01T00:00:00Z">
+      <w:ins w:id="594" w:author="PR Preview" w:date="2026-01-01T00:00:00Z">
         <w:r>
           <w:t xml:space="preserve"> </w:t>
         </w:r>
       </w:ins>
       <w:hyperlink r:id="rId59">
-        <w:ins w:id="591" w:author="PR Preview" w:date="2026-01-01T00:00:00Z">
+        <w:ins w:id="595" w:author="PR Preview" w:date="2026-01-01T00:00:00Z">
           <w:r>
             <w:rPr>
               <w:rStyle w:val="Hyperlink"/>
@@ -5574,32 +5594,32 @@
           </w:r>
         </w:ins>
       </w:hyperlink>
-      <w:ins w:id="592" w:author="PR Preview" w:date="2026-01-01T00:00:00Z">
-        <w:r>
-          <w:t xml:space="preserve"> </w:t>
-        </w:r>
-      </w:ins>
-      <w:ins w:id="593" w:author="PR Preview" w:date="2026-01-01T00:00:00Z">
+      <w:ins w:id="596" w:author="PR Preview" w:date="2026-01-01T00:00:00Z">
+        <w:r>
+          <w:t xml:space="preserve"> </w:t>
+        </w:r>
+      </w:ins>
+      <w:ins w:id="597" w:author="PR Preview" w:date="2026-01-01T00:00:00Z">
         <w:r>
           <w:t xml:space="preserve">office (360-650-3307).</w:t>
         </w:r>
       </w:ins>
-      <w:ins w:id="594" w:author="PR Preview" w:date="2026-01-01T00:00:00Z">
-        <w:r>
-          <w:t xml:space="preserve"> </w:t>
-        </w:r>
-      </w:ins>
-      <w:ins w:id="595" w:author="PR Preview" w:date="2026-01-01T00:00:00Z">
+      <w:ins w:id="598" w:author="PR Preview" w:date="2026-01-01T00:00:00Z">
+        <w:r>
+          <w:t xml:space="preserve"> </w:t>
+        </w:r>
+      </w:ins>
+      <w:ins w:id="599" w:author="PR Preview" w:date="2026-01-01T00:00:00Z">
         <w:r>
           <w:t xml:space="preserve">Faculty are responsible employees who are required to report sex discrimination,</w:t>
         </w:r>
       </w:ins>
-      <w:ins w:id="596" w:author="PR Preview" w:date="2026-01-01T00:00:00Z">
-        <w:r>
-          <w:t xml:space="preserve"> </w:t>
-        </w:r>
-      </w:ins>
-      <w:ins w:id="597" w:author="PR Preview" w:date="2026-01-01T00:00:00Z">
+      <w:ins w:id="600" w:author="PR Preview" w:date="2026-01-01T00:00:00Z">
+        <w:r>
+          <w:t xml:space="preserve"> </w:t>
+        </w:r>
+      </w:ins>
+      <w:ins w:id="601" w:author="PR Preview" w:date="2026-01-01T00:00:00Z">
         <w:r>
           <w:t xml:space="preserve">including sexual violence that they learn about, to the Title IX Coordinator.</w:t>
         </w:r>
@@ -5611,7 +5631,7 @@
       <w:pPr>
         <w:pStyle w:val="Heading2"/>
       </w:pPr>
-      <w:ins w:id="598" w:author="PR Preview" w:date="2026-01-01T00:00:00Z">
+      <w:ins w:id="602" w:author="PR Preview" w:date="2026-01-01T00:00:00Z">
         <w:r>
           <w:t xml:space="preserve">Other Policies</w:t>
         </w:r>
@@ -5621,18 +5641,18 @@
       <w:pPr>
         <w:pStyle w:val="FirstParagraph"/>
       </w:pPr>
-      <w:ins w:id="599" w:author="PR Preview" w:date="2026-01-01T00:00:00Z">
+      <w:ins w:id="603" w:author="PR Preview" w:date="2026-01-01T00:00:00Z">
         <w:r>
           <w:t xml:space="preserve">Please read</w:t>
         </w:r>
       </w:ins>
-      <w:ins w:id="600" w:author="PR Preview" w:date="2026-01-01T00:00:00Z">
+      <w:ins w:id="604" w:author="PR Preview" w:date="2026-01-01T00:00:00Z">
         <w:r>
           <w:t xml:space="preserve"> </w:t>
         </w:r>
       </w:ins>
       <w:hyperlink r:id="rId61">
-        <w:ins w:id="601" w:author="PR Preview" w:date="2026-01-01T00:00:00Z">
+        <w:ins w:id="605" w:author="PR Preview" w:date="2026-01-01T00:00:00Z">
           <w:r>
             <w:rPr>
               <w:rStyle w:val="Hyperlink"/>
@@ -5641,32 +5661,32 @@
           </w:r>
         </w:ins>
       </w:hyperlink>
-      <w:ins w:id="602" w:author="PR Preview" w:date="2026-01-01T00:00:00Z">
-        <w:r>
-          <w:t xml:space="preserve"> </w:t>
-        </w:r>
-      </w:ins>
-      <w:ins w:id="603" w:author="PR Preview" w:date="2026-01-01T00:00:00Z">
+      <w:ins w:id="606" w:author="PR Preview" w:date="2026-01-01T00:00:00Z">
+        <w:r>
+          <w:t xml:space="preserve"> </w:t>
+        </w:r>
+      </w:ins>
+      <w:ins w:id="607" w:author="PR Preview" w:date="2026-01-01T00:00:00Z">
         <w:r>
           <w:t xml:space="preserve">for additional, important policies,</w:t>
         </w:r>
       </w:ins>
-      <w:ins w:id="604" w:author="PR Preview" w:date="2026-01-01T00:00:00Z">
-        <w:r>
-          <w:t xml:space="preserve"> </w:t>
-        </w:r>
-      </w:ins>
-      <w:ins w:id="605" w:author="PR Preview" w:date="2026-01-01T00:00:00Z">
+      <w:ins w:id="608" w:author="PR Preview" w:date="2026-01-01T00:00:00Z">
+        <w:r>
+          <w:t xml:space="preserve"> </w:t>
+        </w:r>
+      </w:ins>
+      <w:ins w:id="609" w:author="PR Preview" w:date="2026-01-01T00:00:00Z">
         <w:r>
           <w:t xml:space="preserve">including accommodations, equal opportunity, the medical excuse policy,</w:t>
         </w:r>
       </w:ins>
-      <w:ins w:id="606" w:author="PR Preview" w:date="2026-01-01T00:00:00Z">
-        <w:r>
-          <w:t xml:space="preserve"> </w:t>
-        </w:r>
-      </w:ins>
-      <w:ins w:id="607" w:author="PR Preview" w:date="2026-01-01T00:00:00Z">
+      <w:ins w:id="610" w:author="PR Preview" w:date="2026-01-01T00:00:00Z">
+        <w:r>
+          <w:t xml:space="preserve"> </w:t>
+        </w:r>
+      </w:ins>
+      <w:ins w:id="611" w:author="PR Preview" w:date="2026-01-01T00:00:00Z">
         <w:r>
           <w:t xml:space="preserve">ethical use of WWU computing resources, and the student conduct code.</w:t>
         </w:r>

--- a/pr-preview/pr-10/chapters/syllabus-tracked-changes.docx
+++ b/pr-preview/pr-10/chapters/syllabus-tracked-changes.docx
@@ -28,7 +28,7 @@
       </w:pPr>
       <w:ins w:id="3" w:author="PR Preview" w:date="2026-01-01T00:00:00Z">
         <w:r>
-          <w:t xml:space="preserve">Last modified: 2026-10-23 13:40:29 (PDT)</w:t>
+          <w:t xml:space="preserve">Last modified: 2026-10-23 14:33:57 (PDT)</w:t>
         </w:r>
       </w:ins>
     </w:p>
@@ -890,7 +890,17 @@
       </w:hyperlink>
       <w:ins w:id="66" w:author="PR Preview" w:date="2026-01-01T00:00:00Z">
         <w:r>
-          <w:t xml:space="preserve">, for confidential matters only</w:t>
+          <w:t xml:space="preserve">, for matters unrelated to the course only</w:t>
+        </w:r>
+      </w:ins>
+      <w:ins w:id="67" w:author="PR Preview" w:date="2026-01-01T00:00:00Z">
+        <w:r>
+          <w:t xml:space="preserve"> </w:t>
+        </w:r>
+      </w:ins>
+      <w:ins w:id="68" w:author="PR Preview" w:date="2026-01-01T00:00:00Z">
+        <w:r>
+          <w:t xml:space="preserve">(Teams chat is better for those)</w:t>
         </w:r>
       </w:ins>
     </w:p>
@@ -898,28 +908,38 @@
       <w:pPr>
         <w:pStyle w:val="FirstParagraph"/>
       </w:pPr>
-      <w:ins w:id="67" w:author="PR Preview" w:date="2026-01-01T00:00:00Z">
-        <w:r>
-          <w:t xml:space="preserve">All other course correspondence goes through Canvas;</w:t>
-        </w:r>
-      </w:ins>
-      <w:ins w:id="68" w:author="PR Preview" w:date="2026-01-01T00:00:00Z">
-        <w:r>
-          <w:t xml:space="preserve"> </w:t>
-        </w:r>
-      </w:ins>
       <w:ins w:id="69" w:author="PR Preview" w:date="2026-01-01T00:00:00Z">
         <w:r>
+          <w:t xml:space="preserve">All course-related correspondence goes through Canvas,</w:t>
+        </w:r>
+      </w:ins>
+      <w:ins w:id="70" w:author="PR Preview" w:date="2026-01-01T00:00:00Z">
+        <w:r>
+          <w:t xml:space="preserve"> </w:t>
+        </w:r>
+      </w:ins>
+      <w:ins w:id="71" w:author="PR Preview" w:date="2026-01-01T00:00:00Z">
+        <w:r>
+          <w:t xml:space="preserve">including confidential matters;</w:t>
+        </w:r>
+      </w:ins>
+      <w:ins w:id="72" w:author="PR Preview" w:date="2026-01-01T00:00:00Z">
+        <w:r>
+          <w:t xml:space="preserve"> </w:t>
+        </w:r>
+      </w:ins>
+      <w:ins w:id="73" w:author="PR Preview" w:date="2026-01-01T00:00:00Z">
+        <w:r>
           <w:t xml:space="preserve">see</w:t>
         </w:r>
       </w:ins>
-      <w:ins w:id="70" w:author="PR Preview" w:date="2026-01-01T00:00:00Z">
+      <w:ins w:id="74" w:author="PR Preview" w:date="2026-01-01T00:00:00Z">
         <w:r>
           <w:t xml:space="preserve"> </w:t>
         </w:r>
       </w:ins>
       <w:hyperlink w:anchor="communication">
-        <w:ins w:id="71" w:author="PR Preview" w:date="2026-01-01T00:00:00Z">
+        <w:ins w:id="75" w:author="PR Preview" w:date="2026-01-01T00:00:00Z">
           <w:r>
             <w:rPr>
               <w:rStyle w:val="Hyperlink"/>
@@ -928,7 +948,7 @@
           </w:r>
         </w:ins>
       </w:hyperlink>
-      <w:ins w:id="72" w:author="PR Preview" w:date="2026-01-01T00:00:00Z">
+      <w:ins w:id="76" w:author="PR Preview" w:date="2026-01-01T00:00:00Z">
         <w:r>
           <w:t xml:space="preserve">.</w:t>
         </w:r>
@@ -940,7 +960,7 @@
       <w:pPr>
         <w:pStyle w:val="Heading2"/>
       </w:pPr>
-      <w:ins w:id="73" w:author="PR Preview" w:date="2026-01-01T00:00:00Z">
+      <w:ins w:id="77" w:author="PR Preview" w:date="2026-01-01T00:00:00Z">
         <w:r>
           <w:t xml:space="preserve">Course Description</w:t>
         </w:r>
@@ -950,67 +970,67 @@
       <w:pPr>
         <w:pStyle w:val="FirstParagraph"/>
       </w:pPr>
-      <w:ins w:id="74" w:author="PR Preview" w:date="2026-01-01T00:00:00Z">
+      <w:ins w:id="78" w:author="PR Preview" w:date="2026-01-01T00:00:00Z">
         <w:r>
           <w:t xml:space="preserve">This course is a rigorous introduction to the mathematical structures and reasoning techniques underlying computer science.</w:t>
         </w:r>
       </w:ins>
-      <w:ins w:id="75" w:author="PR Preview" w:date="2026-01-01T00:00:00Z">
-        <w:r>
-          <w:t xml:space="preserve"> </w:t>
-        </w:r>
-      </w:ins>
-      <w:ins w:id="76" w:author="PR Preview" w:date="2026-01-01T00:00:00Z">
+      <w:ins w:id="79" w:author="PR Preview" w:date="2026-01-01T00:00:00Z">
+        <w:r>
+          <w:t xml:space="preserve"> </w:t>
+        </w:r>
+      </w:ins>
+      <w:ins w:id="80" w:author="PR Preview" w:date="2026-01-01T00:00:00Z">
         <w:r>
           <w:t xml:space="preserve">Topics include sets, functions, relations, graphs, trees, and finite automata,</w:t>
         </w:r>
       </w:ins>
-      <w:ins w:id="77" w:author="PR Preview" w:date="2026-01-01T00:00:00Z">
-        <w:r>
-          <w:t xml:space="preserve"> </w:t>
-        </w:r>
-      </w:ins>
-      <w:ins w:id="78" w:author="PR Preview" w:date="2026-01-01T00:00:00Z">
+      <w:ins w:id="81" w:author="PR Preview" w:date="2026-01-01T00:00:00Z">
+        <w:r>
+          <w:t xml:space="preserve"> </w:t>
+        </w:r>
+      </w:ins>
+      <w:ins w:id="82" w:author="PR Preview" w:date="2026-01-01T00:00:00Z">
         <w:r>
           <w:t xml:space="preserve">with an emphasis on formal definitions and logical precision.</w:t>
         </w:r>
       </w:ins>
-      <w:ins w:id="79" w:author="PR Preview" w:date="2026-01-01T00:00:00Z">
-        <w:r>
-          <w:t xml:space="preserve"> </w:t>
-        </w:r>
-      </w:ins>
-      <w:ins w:id="80" w:author="PR Preview" w:date="2026-01-01T00:00:00Z">
+      <w:ins w:id="83" w:author="PR Preview" w:date="2026-01-01T00:00:00Z">
+        <w:r>
+          <w:t xml:space="preserve"> </w:t>
+        </w:r>
+      </w:ins>
+      <w:ins w:id="84" w:author="PR Preview" w:date="2026-01-01T00:00:00Z">
         <w:r>
           <w:t xml:space="preserve">You will learn to write mathematical proofs</w:t>
         </w:r>
       </w:ins>
-      <w:ins w:id="81" w:author="PR Preview" w:date="2026-01-01T00:00:00Z">
-        <w:r>
-          <w:t xml:space="preserve"> </w:t>
-        </w:r>
-      </w:ins>
-      <w:ins w:id="82" w:author="PR Preview" w:date="2026-01-01T00:00:00Z">
+      <w:ins w:id="85" w:author="PR Preview" w:date="2026-01-01T00:00:00Z">
+        <w:r>
+          <w:t xml:space="preserve"> </w:t>
+        </w:r>
+      </w:ins>
+      <w:ins w:id="86" w:author="PR Preview" w:date="2026-01-01T00:00:00Z">
         <w:r>
           <w:t xml:space="preserve">using direct proof, contrapositive, contradiction, and induction.</w:t>
         </w:r>
       </w:ins>
-      <w:ins w:id="83" w:author="PR Preview" w:date="2026-01-01T00:00:00Z">
-        <w:r>
-          <w:t xml:space="preserve"> </w:t>
-        </w:r>
-      </w:ins>
-      <w:ins w:id="84" w:author="PR Preview" w:date="2026-01-01T00:00:00Z">
+      <w:ins w:id="87" w:author="PR Preview" w:date="2026-01-01T00:00:00Z">
+        <w:r>
+          <w:t xml:space="preserve"> </w:t>
+        </w:r>
+      </w:ins>
+      <w:ins w:id="88" w:author="PR Preview" w:date="2026-01-01T00:00:00Z">
         <w:r>
           <w:t xml:space="preserve">Functional programming is introduced as a way to express computation and recursion</w:t>
         </w:r>
       </w:ins>
-      <w:ins w:id="85" w:author="PR Preview" w:date="2026-01-01T00:00:00Z">
-        <w:r>
-          <w:t xml:space="preserve"> </w:t>
-        </w:r>
-      </w:ins>
-      <w:ins w:id="86" w:author="PR Preview" w:date="2026-01-01T00:00:00Z">
+      <w:ins w:id="89" w:author="PR Preview" w:date="2026-01-01T00:00:00Z">
+        <w:r>
+          <w:t xml:space="preserve"> </w:t>
+        </w:r>
+      </w:ins>
+      <w:ins w:id="90" w:author="PR Preview" w:date="2026-01-01T00:00:00Z">
         <w:r>
           <w:t xml:space="preserve">within a mathematically grounded framework.</w:t>
         </w:r>
@@ -1022,7 +1042,7 @@
       <w:pPr>
         <w:pStyle w:val="Heading2"/>
       </w:pPr>
-      <w:ins w:id="87" w:author="PR Preview" w:date="2026-01-01T00:00:00Z">
+      <w:ins w:id="91" w:author="PR Preview" w:date="2026-01-01T00:00:00Z">
         <w:r>
           <w:t xml:space="preserve">Course Outcomes</w:t>
         </w:r>
@@ -1032,17 +1052,17 @@
       <w:pPr>
         <w:pStyle w:val="FirstParagraph"/>
       </w:pPr>
-      <w:ins w:id="88" w:author="PR Preview" w:date="2026-01-01T00:00:00Z">
+      <w:ins w:id="92" w:author="PR Preview" w:date="2026-01-01T00:00:00Z">
         <w:r>
           <w:t xml:space="preserve">Homework, labs, and exams test and measure the outcomes below.</w:t>
         </w:r>
       </w:ins>
-      <w:ins w:id="89" w:author="PR Preview" w:date="2026-01-01T00:00:00Z">
-        <w:r>
-          <w:t xml:space="preserve"> </w:t>
-        </w:r>
-      </w:ins>
-      <w:ins w:id="90" w:author="PR Preview" w:date="2026-01-01T00:00:00Z">
+      <w:ins w:id="93" w:author="PR Preview" w:date="2026-01-01T00:00:00Z">
+        <w:r>
+          <w:t xml:space="preserve"> </w:t>
+        </w:r>
+      </w:ins>
+      <w:ins w:id="94" w:author="PR Preview" w:date="2026-01-01T00:00:00Z">
         <w:r>
           <w:t xml:space="preserve">On completion of CSCI 201, students will demonstrate:</w:t>
         </w:r>
@@ -1056,17 +1076,17 @@
           <w:numId w:val="1001"/>
         </w:numPr>
       </w:pPr>
-      <w:ins w:id="91" w:author="PR Preview" w:date="2026-01-01T00:00:00Z">
+      <w:ins w:id="95" w:author="PR Preview" w:date="2026-01-01T00:00:00Z">
         <w:r>
           <w:t xml:space="preserve">A thorough understanding of the mathematical definitions of concepts important to computer science,</w:t>
         </w:r>
       </w:ins>
-      <w:ins w:id="92" w:author="PR Preview" w:date="2026-01-01T00:00:00Z">
-        <w:r>
-          <w:t xml:space="preserve"> </w:t>
-        </w:r>
-      </w:ins>
-      <w:ins w:id="93" w:author="PR Preview" w:date="2026-01-01T00:00:00Z">
+      <w:ins w:id="96" w:author="PR Preview" w:date="2026-01-01T00:00:00Z">
+        <w:r>
+          <w:t xml:space="preserve"> </w:t>
+        </w:r>
+      </w:ins>
+      <w:ins w:id="97" w:author="PR Preview" w:date="2026-01-01T00:00:00Z">
         <w:r>
           <w:t xml:space="preserve">including sets, tuples, functions, and relations.</w:t>
         </w:r>
@@ -1080,7 +1100,7 @@
           <w:numId w:val="1001"/>
         </w:numPr>
       </w:pPr>
-      <w:ins w:id="94" w:author="PR Preview" w:date="2026-01-01T00:00:00Z">
+      <w:ins w:id="98" w:author="PR Preview" w:date="2026-01-01T00:00:00Z">
         <w:r>
           <w:t xml:space="preserve">A basic understanding of graphs, trees, and their traversals.</w:t>
         </w:r>
@@ -1094,7 +1114,7 @@
           <w:numId w:val="1001"/>
         </w:numPr>
       </w:pPr>
-      <w:ins w:id="95" w:author="PR Preview" w:date="2026-01-01T00:00:00Z">
+      <w:ins w:id="99" w:author="PR Preview" w:date="2026-01-01T00:00:00Z">
         <w:r>
           <w:t xml:space="preserve">A basic understanding of the mathematical definition of finite automata.</w:t>
         </w:r>
@@ -1108,7 +1128,7 @@
           <w:numId w:val="1001"/>
         </w:numPr>
       </w:pPr>
-      <w:ins w:id="96" w:author="PR Preview" w:date="2026-01-01T00:00:00Z">
+      <w:ins w:id="100" w:author="PR Preview" w:date="2026-01-01T00:00:00Z">
         <w:r>
           <w:t xml:space="preserve">A basic understanding of asymptotic notation.</w:t>
         </w:r>
@@ -1122,7 +1142,7 @@
           <w:numId w:val="1001"/>
         </w:numPr>
       </w:pPr>
-      <w:ins w:id="97" w:author="PR Preview" w:date="2026-01-01T00:00:00Z">
+      <w:ins w:id="101" w:author="PR Preview" w:date="2026-01-01T00:00:00Z">
         <w:r>
           <w:t xml:space="preserve">A basic understanding of recurrence relations and loop invariants.</w:t>
         </w:r>
@@ -1136,17 +1156,17 @@
           <w:numId w:val="1001"/>
         </w:numPr>
       </w:pPr>
-      <w:ins w:id="98" w:author="PR Preview" w:date="2026-01-01T00:00:00Z">
+      <w:ins w:id="102" w:author="PR Preview" w:date="2026-01-01T00:00:00Z">
         <w:r>
           <w:t xml:space="preserve">The ability to prove basic theorems involving these concepts</w:t>
         </w:r>
       </w:ins>
-      <w:ins w:id="99" w:author="PR Preview" w:date="2026-01-01T00:00:00Z">
-        <w:r>
-          <w:t xml:space="preserve"> </w:t>
-        </w:r>
-      </w:ins>
-      <w:ins w:id="100" w:author="PR Preview" w:date="2026-01-01T00:00:00Z">
+      <w:ins w:id="103" w:author="PR Preview" w:date="2026-01-01T00:00:00Z">
+        <w:r>
+          <w:t xml:space="preserve"> </w:t>
+        </w:r>
+      </w:ins>
+      <w:ins w:id="104" w:author="PR Preview" w:date="2026-01-01T00:00:00Z">
         <w:r>
           <w:t xml:space="preserve">using direct proof, contradiction, contrapositive, and mathematical induction.</w:t>
         </w:r>
@@ -1160,7 +1180,7 @@
           <w:numId w:val="1001"/>
         </w:numPr>
       </w:pPr>
-      <w:ins w:id="101" w:author="PR Preview" w:date="2026-01-01T00:00:00Z">
+      <w:ins w:id="105" w:author="PR Preview" w:date="2026-01-01T00:00:00Z">
         <w:r>
           <w:t xml:space="preserve">The ability to use functional style effectively in a functional programming language.</w:t>
         </w:r>
@@ -1172,7 +1192,7 @@
       <w:pPr>
         <w:pStyle w:val="Heading2"/>
       </w:pPr>
-      <w:ins w:id="102" w:author="PR Preview" w:date="2026-01-01T00:00:00Z">
+      <w:ins w:id="106" w:author="PR Preview" w:date="2026-01-01T00:00:00Z">
         <w:r>
           <w:t xml:space="preserve">Textbooks and Readings</w:t>
         </w:r>
@@ -1182,18 +1202,18 @@
       <w:pPr>
         <w:pStyle w:val="FirstParagraph"/>
       </w:pPr>
-      <w:ins w:id="103" w:author="PR Preview" w:date="2026-01-01T00:00:00Z">
+      <w:ins w:id="107" w:author="PR Preview" w:date="2026-01-01T00:00:00Z">
         <w:r>
           <w:t xml:space="preserve">The course notes are this site,</w:t>
         </w:r>
       </w:ins>
-      <w:ins w:id="104" w:author="PR Preview" w:date="2026-01-01T00:00:00Z">
+      <w:ins w:id="108" w:author="PR Preview" w:date="2026-01-01T00:00:00Z">
         <w:r>
           <w:t xml:space="preserve"> </w:t>
         </w:r>
       </w:ins>
       <w:hyperlink r:id="rId12">
-        <w:ins w:id="105" w:author="PR Preview" w:date="2026-01-01T00:00:00Z">
+        <w:ins w:id="109" w:author="PR Preview" w:date="2026-01-01T00:00:00Z">
           <w:r>
             <w:rPr>
               <w:rStyle w:val="Hyperlink"/>
@@ -1203,7 +1223,7 @@
             <w:t xml:space="preserve">Math for Computer Science</w:t>
           </w:r>
         </w:ins>
-        <w:ins w:id="106" w:author="PR Preview" w:date="2026-01-01T00:00:00Z">
+        <w:ins w:id="110" w:author="PR Preview" w:date="2026-01-01T00:00:00Z">
           <w:r>
             <w:rPr>
               <w:rStyle w:val="Hyperlink"/>
@@ -1211,7 +1231,7 @@
             <w:t xml:space="preserve"> </w:t>
           </w:r>
         </w:ins>
-        <w:ins w:id="107" w:author="PR Preview" w:date="2026-01-01T00:00:00Z">
+        <w:ins w:id="111" w:author="PR Preview" w:date="2026-01-01T00:00:00Z">
           <w:r>
             <w:rPr>
               <w:rStyle w:val="Hyperlink"/>
@@ -1220,28 +1240,28 @@
           </w:r>
         </w:ins>
       </w:hyperlink>
-      <w:ins w:id="108" w:author="PR Preview" w:date="2026-01-01T00:00:00Z">
+      <w:ins w:id="112" w:author="PR Preview" w:date="2026-01-01T00:00:00Z">
         <w:r>
           <w:t xml:space="preserve">.</w:t>
         </w:r>
       </w:ins>
-      <w:ins w:id="109" w:author="PR Preview" w:date="2026-01-01T00:00:00Z">
-        <w:r>
-          <w:t xml:space="preserve"> </w:t>
-        </w:r>
-      </w:ins>
-      <w:ins w:id="110" w:author="PR Preview" w:date="2026-01-01T00:00:00Z">
+      <w:ins w:id="113" w:author="PR Preview" w:date="2026-01-01T00:00:00Z">
+        <w:r>
+          <w:t xml:space="preserve"> </w:t>
+        </w:r>
+      </w:ins>
+      <w:ins w:id="114" w:author="PR Preview" w:date="2026-01-01T00:00:00Z">
         <w:r>
           <w:t xml:space="preserve">Its definitions come from the lab’s</w:t>
         </w:r>
       </w:ins>
-      <w:ins w:id="111" w:author="PR Preview" w:date="2026-01-01T00:00:00Z">
+      <w:ins w:id="115" w:author="PR Preview" w:date="2026-01-01T00:00:00Z">
         <w:r>
           <w:t xml:space="preserve"> </w:t>
         </w:r>
       </w:ins>
       <w:hyperlink r:id="rId20">
-        <w:ins w:id="112" w:author="PR Preview" w:date="2026-01-01T00:00:00Z">
+        <w:ins w:id="116" w:author="PR Preview" w:date="2026-01-01T00:00:00Z">
           <w:r>
             <w:rPr>
               <w:rStyle w:val="Hyperlink"/>
@@ -1251,7 +1271,7 @@
             <w:t xml:space="preserve">Math for Data Science</w:t>
           </w:r>
         </w:ins>
-        <w:ins w:id="113" w:author="PR Preview" w:date="2026-01-01T00:00:00Z">
+        <w:ins w:id="117" w:author="PR Preview" w:date="2026-01-01T00:00:00Z">
           <w:r>
             <w:rPr>
               <w:rStyle w:val="Hyperlink"/>
@@ -1259,7 +1279,7 @@
             <w:t xml:space="preserve"> </w:t>
           </w:r>
         </w:ins>
-        <w:ins w:id="114" w:author="PR Preview" w:date="2026-01-01T00:00:00Z">
+        <w:ins w:id="118" w:author="PR Preview" w:date="2026-01-01T00:00:00Z">
           <w:r>
             <w:rPr>
               <w:rStyle w:val="Hyperlink"/>
@@ -1268,22 +1288,22 @@
           </w:r>
         </w:ins>
       </w:hyperlink>
-      <w:ins w:id="115" w:author="PR Preview" w:date="2026-01-01T00:00:00Z">
-        <w:r>
-          <w:t xml:space="preserve"> </w:t>
-        </w:r>
-      </w:ins>
-      <w:ins w:id="116" w:author="PR Preview" w:date="2026-01-01T00:00:00Z">
+      <w:ins w:id="119" w:author="PR Preview" w:date="2026-01-01T00:00:00Z">
+        <w:r>
+          <w:t xml:space="preserve"> </w:t>
+        </w:r>
+      </w:ins>
+      <w:ins w:id="120" w:author="PR Preview" w:date="2026-01-01T00:00:00Z">
         <w:r>
           <w:t xml:space="preserve">notes,</w:t>
         </w:r>
       </w:ins>
-      <w:ins w:id="117" w:author="PR Preview" w:date="2026-01-01T00:00:00Z">
-        <w:r>
-          <w:t xml:space="preserve"> </w:t>
-        </w:r>
-      </w:ins>
-      <w:ins w:id="118" w:author="PR Preview" w:date="2026-01-01T00:00:00Z">
+      <w:ins w:id="121" w:author="PR Preview" w:date="2026-01-01T00:00:00Z">
+        <w:r>
+          <w:t xml:space="preserve"> </w:t>
+        </w:r>
+      </w:ins>
+      <w:ins w:id="122" w:author="PR Preview" w:date="2026-01-01T00:00:00Z">
         <w:r>
           <w:t xml:space="preserve">which also cover background mathematics this course builds on.</w:t>
         </w:r>
@@ -1293,18 +1313,18 @@
       <w:pPr>
         <w:pStyle w:val="BodyText"/>
       </w:pPr>
-      <w:ins w:id="119" w:author="PR Preview" w:date="2026-01-01T00:00:00Z">
+      <w:ins w:id="123" w:author="PR Preview" w:date="2026-01-01T00:00:00Z">
         <w:r>
           <w:t xml:space="preserve">The readings in the</w:t>
         </w:r>
       </w:ins>
-      <w:ins w:id="120" w:author="PR Preview" w:date="2026-01-01T00:00:00Z">
+      <w:ins w:id="124" w:author="PR Preview" w:date="2026-01-01T00:00:00Z">
         <w:r>
           <w:t xml:space="preserve"> </w:t>
         </w:r>
       </w:ins>
       <w:hyperlink w:anchor="schedule">
-        <w:ins w:id="121" w:author="PR Preview" w:date="2026-01-01T00:00:00Z">
+        <w:ins w:id="125" w:author="PR Preview" w:date="2026-01-01T00:00:00Z">
           <w:r>
             <w:rPr>
               <w:rStyle w:val="Hyperlink"/>
@@ -1313,12 +1333,12 @@
           </w:r>
         </w:ins>
       </w:hyperlink>
-      <w:ins w:id="122" w:author="PR Preview" w:date="2026-01-01T00:00:00Z">
-        <w:r>
-          <w:t xml:space="preserve"> </w:t>
-        </w:r>
-      </w:ins>
-      <w:ins w:id="123" w:author="PR Preview" w:date="2026-01-01T00:00:00Z">
+      <w:ins w:id="126" w:author="PR Preview" w:date="2026-01-01T00:00:00Z">
+        <w:r>
+          <w:t xml:space="preserve"> </w:t>
+        </w:r>
+      </w:ins>
+      <w:ins w:id="127" w:author="PR Preview" w:date="2026-01-01T00:00:00Z">
         <w:r>
           <w:t xml:space="preserve">are sections of:</w:t>
         </w:r>
@@ -1332,7 +1352,7 @@
           <w:numId w:val="1002"/>
         </w:numPr>
       </w:pPr>
-      <w:ins w:id="124" w:author="PR Preview" w:date="2026-01-01T00:00:00Z">
+      <w:ins w:id="128" w:author="PR Preview" w:date="2026-01-01T00:00:00Z">
         <w:r>
           <w:rPr>
             <w:i/>
@@ -1341,12 +1361,12 @@
           <w:t xml:space="preserve">Discrete Mathematics with Applications</w:t>
         </w:r>
       </w:ins>
-      <w:ins w:id="125" w:author="PR Preview" w:date="2026-01-01T00:00:00Z">
-        <w:r>
-          <w:t xml:space="preserve"> </w:t>
-        </w:r>
-      </w:ins>
-      <w:ins w:id="126" w:author="PR Preview" w:date="2026-01-01T00:00:00Z">
+      <w:ins w:id="129" w:author="PR Preview" w:date="2026-01-01T00:00:00Z">
+        <w:r>
+          <w:t xml:space="preserve"> </w:t>
+        </w:r>
+      </w:ins>
+      <w:ins w:id="130" w:author="PR Preview" w:date="2026-01-01T00:00:00Z">
         <w:r>
           <w:t xml:space="preserve">(5th ed.), by Susanna Epp.</w:t>
         </w:r>
@@ -1356,7 +1376,7 @@
       <w:pPr>
         <w:pStyle w:val="FirstParagraph"/>
       </w:pPr>
-      <w:ins w:id="127" w:author="PR Preview" w:date="2026-01-01T00:00:00Z">
+      <w:ins w:id="131" w:author="PR Preview" w:date="2026-01-01T00:00:00Z">
         <w:r>
           <w:t xml:space="preserve">Other useful references:</w:t>
         </w:r>
@@ -1370,7 +1390,7 @@
           <w:numId w:val="1003"/>
         </w:numPr>
       </w:pPr>
-      <w:ins w:id="128" w:author="PR Preview" w:date="2026-01-01T00:00:00Z">
+      <w:ins w:id="132" w:author="PR Preview" w:date="2026-01-01T00:00:00Z">
         <w:r>
           <w:rPr>
             <w:i/>
@@ -1379,17 +1399,17 @@
           <w:t xml:space="preserve">Discrete Mathematics and Its Applications</w:t>
         </w:r>
       </w:ins>
-      <w:ins w:id="129" w:author="PR Preview" w:date="2026-01-01T00:00:00Z">
+      <w:ins w:id="133" w:author="PR Preview" w:date="2026-01-01T00:00:00Z">
         <w:r>
           <w:t xml:space="preserve">, by Kenneth Rosen;</w:t>
         </w:r>
       </w:ins>
-      <w:ins w:id="130" w:author="PR Preview" w:date="2026-01-01T00:00:00Z">
-        <w:r>
-          <w:t xml:space="preserve"> </w:t>
-        </w:r>
-      </w:ins>
-      <w:ins w:id="131" w:author="PR Preview" w:date="2026-01-01T00:00:00Z">
+      <w:ins w:id="134" w:author="PR Preview" w:date="2026-01-01T00:00:00Z">
+        <w:r>
+          <w:t xml:space="preserve"> </w:t>
+        </w:r>
+      </w:ins>
+      <w:ins w:id="135" w:author="PR Preview" w:date="2026-01-01T00:00:00Z">
         <w:r>
           <w:t xml:space="preserve">any recent edition.</w:t>
         </w:r>
@@ -1403,7 +1423,7 @@
           <w:numId w:val="1003"/>
         </w:numPr>
       </w:pPr>
-      <w:ins w:id="132" w:author="PR Preview" w:date="2026-01-01T00:00:00Z">
+      <w:ins w:id="136" w:author="PR Preview" w:date="2026-01-01T00:00:00Z">
         <w:r>
           <w:rPr>
             <w:i/>
@@ -1412,28 +1432,28 @@
           <w:t xml:space="preserve">Building Blocks for Theoretical Computer Science</w:t>
         </w:r>
       </w:ins>
-      <w:ins w:id="133" w:author="PR Preview" w:date="2026-01-01T00:00:00Z">
+      <w:ins w:id="137" w:author="PR Preview" w:date="2026-01-01T00:00:00Z">
         <w:r>
           <w:t xml:space="preserve">, by Margaret Fleck,</w:t>
         </w:r>
       </w:ins>
-      <w:ins w:id="134" w:author="PR Preview" w:date="2026-01-01T00:00:00Z">
-        <w:r>
-          <w:t xml:space="preserve"> </w:t>
-        </w:r>
-      </w:ins>
-      <w:ins w:id="135" w:author="PR Preview" w:date="2026-01-01T00:00:00Z">
+      <w:ins w:id="138" w:author="PR Preview" w:date="2026-01-01T00:00:00Z">
+        <w:r>
+          <w:t xml:space="preserve"> </w:t>
+        </w:r>
+      </w:ins>
+      <w:ins w:id="139" w:author="PR Preview" w:date="2026-01-01T00:00:00Z">
         <w:r>
           <w:t xml:space="preserve">which can be read at no cost on</w:t>
         </w:r>
       </w:ins>
-      <w:ins w:id="136" w:author="PR Preview" w:date="2026-01-01T00:00:00Z">
+      <w:ins w:id="140" w:author="PR Preview" w:date="2026-01-01T00:00:00Z">
         <w:r>
           <w:t xml:space="preserve"> </w:t>
         </w:r>
       </w:ins>
       <w:hyperlink r:id="rId21">
-        <w:ins w:id="137" w:author="PR Preview" w:date="2026-01-01T00:00:00Z">
+        <w:ins w:id="141" w:author="PR Preview" w:date="2026-01-01T00:00:00Z">
           <w:r>
             <w:rPr>
               <w:rStyle w:val="Hyperlink"/>
@@ -1442,7 +1462,7 @@
           </w:r>
         </w:ins>
       </w:hyperlink>
-      <w:ins w:id="138" w:author="PR Preview" w:date="2026-01-01T00:00:00Z">
+      <w:ins w:id="142" w:author="PR Preview" w:date="2026-01-01T00:00:00Z">
         <w:r>
           <w:t xml:space="preserve">.</w:t>
         </w:r>
@@ -1454,7 +1474,7 @@
       <w:pPr>
         <w:pStyle w:val="Heading2"/>
       </w:pPr>
-      <w:ins w:id="139" w:author="PR Preview" w:date="2026-01-01T00:00:00Z">
+      <w:ins w:id="143" w:author="PR Preview" w:date="2026-01-01T00:00:00Z">
         <w:r>
           <w:t xml:space="preserve">Materials</w:t>
         </w:r>
@@ -1464,47 +1484,47 @@
       <w:pPr>
         <w:pStyle w:val="FirstParagraph"/>
       </w:pPr>
-      <w:ins w:id="140" w:author="PR Preview" w:date="2026-01-01T00:00:00Z">
+      <w:ins w:id="144" w:author="PR Preview" w:date="2026-01-01T00:00:00Z">
         <w:r>
           <w:t xml:space="preserve">I will distribute worksheets, homework, and lab materials on Canvas.</w:t>
         </w:r>
       </w:ins>
-      <w:ins w:id="141" w:author="PR Preview" w:date="2026-01-01T00:00:00Z">
-        <w:r>
-          <w:t xml:space="preserve"> </w:t>
-        </w:r>
-      </w:ins>
-      <w:ins w:id="142" w:author="PR Preview" w:date="2026-01-01T00:00:00Z">
+      <w:ins w:id="145" w:author="PR Preview" w:date="2026-01-01T00:00:00Z">
+        <w:r>
+          <w:t xml:space="preserve"> </w:t>
+        </w:r>
+      </w:ins>
+      <w:ins w:id="146" w:author="PR Preview" w:date="2026-01-01T00:00:00Z">
         <w:r>
           <w:t xml:space="preserve">The lecture notes are on this site, listed in the menu bar.</w:t>
         </w:r>
       </w:ins>
-      <w:ins w:id="143" w:author="PR Preview" w:date="2026-01-01T00:00:00Z">
-        <w:r>
-          <w:t xml:space="preserve"> </w:t>
-        </w:r>
-      </w:ins>
-      <w:ins w:id="144" w:author="PR Preview" w:date="2026-01-01T00:00:00Z">
+      <w:ins w:id="147" w:author="PR Preview" w:date="2026-01-01T00:00:00Z">
+        <w:r>
+          <w:t xml:space="preserve"> </w:t>
+        </w:r>
+      </w:ins>
+      <w:ins w:id="148" w:author="PR Preview" w:date="2026-01-01T00:00:00Z">
         <w:r>
           <w:t xml:space="preserve">Each chapter is also available as slides and as a PDF handout,</w:t>
         </w:r>
       </w:ins>
-      <w:ins w:id="145" w:author="PR Preview" w:date="2026-01-01T00:00:00Z">
-        <w:r>
-          <w:t xml:space="preserve"> </w:t>
-        </w:r>
-      </w:ins>
-      <w:ins w:id="146" w:author="PR Preview" w:date="2026-01-01T00:00:00Z">
+      <w:ins w:id="149" w:author="PR Preview" w:date="2026-01-01T00:00:00Z">
+        <w:r>
+          <w:t xml:space="preserve"> </w:t>
+        </w:r>
+      </w:ins>
+      <w:ins w:id="150" w:author="PR Preview" w:date="2026-01-01T00:00:00Z">
         <w:r>
           <w:t xml:space="preserve">linked under</w:t>
         </w:r>
       </w:ins>
-      <w:ins w:id="147" w:author="PR Preview" w:date="2026-01-01T00:00:00Z">
-        <w:r>
-          <w:t xml:space="preserve"> </w:t>
-        </w:r>
-      </w:ins>
-      <w:ins w:id="148" w:author="PR Preview" w:date="2026-01-01T00:00:00Z">
+      <w:ins w:id="151" w:author="PR Preview" w:date="2026-01-01T00:00:00Z">
+        <w:r>
+          <w:t xml:space="preserve"> </w:t>
+        </w:r>
+      </w:ins>
+      <w:ins w:id="152" w:author="PR Preview" w:date="2026-01-01T00:00:00Z">
         <w:r>
           <w:rPr>
             <w:b/>
@@ -1513,24 +1533,24 @@
           <w:t xml:space="preserve">Other Formats</w:t>
         </w:r>
       </w:ins>
-      <w:ins w:id="149" w:author="PR Preview" w:date="2026-01-01T00:00:00Z">
-        <w:r>
-          <w:t xml:space="preserve"> </w:t>
-        </w:r>
-      </w:ins>
-      <w:ins w:id="150" w:author="PR Preview" w:date="2026-01-01T00:00:00Z">
+      <w:ins w:id="153" w:author="PR Preview" w:date="2026-01-01T00:00:00Z">
+        <w:r>
+          <w:t xml:space="preserve"> </w:t>
+        </w:r>
+      </w:ins>
+      <w:ins w:id="154" w:author="PR Preview" w:date="2026-01-01T00:00:00Z">
         <w:r>
           <w:t xml:space="preserve">on the chapter’s page.</w:t>
         </w:r>
       </w:ins>
     </w:p>
     <w:bookmarkEnd w:id="23"/>
-    <w:bookmarkStart w:id="28" w:name="schedule"/>
+    <w:bookmarkStart w:id="29" w:name="schedule"/>
     <w:p>
       <w:pPr>
         <w:pStyle w:val="Heading2"/>
       </w:pPr>
-      <w:ins w:id="151" w:author="PR Preview" w:date="2026-01-01T00:00:00Z">
+      <w:ins w:id="155" w:author="PR Preview" w:date="2026-01-01T00:00:00Z">
         <w:r>
           <w:t xml:space="preserve">Schedule</w:t>
         </w:r>
@@ -1540,27 +1560,27 @@
       <w:pPr>
         <w:pStyle w:val="FirstParagraph"/>
       </w:pPr>
-      <w:ins w:id="152" w:author="PR Preview" w:date="2026-01-01T00:00:00Z">
+      <w:ins w:id="156" w:author="PR Preview" w:date="2026-01-01T00:00:00Z">
         <w:r>
           <w:t xml:space="preserve">The topics and dates of future lectures may change.</w:t>
         </w:r>
       </w:ins>
-      <w:ins w:id="153" w:author="PR Preview" w:date="2026-01-01T00:00:00Z">
-        <w:r>
-          <w:t xml:space="preserve"> </w:t>
-        </w:r>
-      </w:ins>
-      <w:ins w:id="154" w:author="PR Preview" w:date="2026-01-01T00:00:00Z">
+      <w:ins w:id="157" w:author="PR Preview" w:date="2026-01-01T00:00:00Z">
+        <w:r>
+          <w:t xml:space="preserve"> </w:t>
+        </w:r>
+      </w:ins>
+      <w:ins w:id="158" w:author="PR Preview" w:date="2026-01-01T00:00:00Z">
         <w:r>
           <w:t xml:space="preserve">Readings are sections of Epp’s</w:t>
         </w:r>
       </w:ins>
-      <w:ins w:id="155" w:author="PR Preview" w:date="2026-01-01T00:00:00Z">
-        <w:r>
-          <w:t xml:space="preserve"> </w:t>
-        </w:r>
-      </w:ins>
-      <w:ins w:id="156" w:author="PR Preview" w:date="2026-01-01T00:00:00Z">
+      <w:ins w:id="159" w:author="PR Preview" w:date="2026-01-01T00:00:00Z">
+        <w:r>
+          <w:t xml:space="preserve"> </w:t>
+        </w:r>
+      </w:ins>
+      <w:ins w:id="160" w:author="PR Preview" w:date="2026-01-01T00:00:00Z">
         <w:r>
           <w:rPr>
             <w:i/>
@@ -1569,62 +1589,62 @@
           <w:t xml:space="preserve">Discrete Mathematics with Applications</w:t>
         </w:r>
       </w:ins>
-      <w:ins w:id="157" w:author="PR Preview" w:date="2026-01-01T00:00:00Z">
-        <w:r>
-          <w:t xml:space="preserve"> </w:t>
-        </w:r>
-      </w:ins>
-      <w:ins w:id="158" w:author="PR Preview" w:date="2026-01-01T00:00:00Z">
+      <w:ins w:id="161" w:author="PR Preview" w:date="2026-01-01T00:00:00Z">
+        <w:r>
+          <w:t xml:space="preserve"> </w:t>
+        </w:r>
+      </w:ins>
+      <w:ins w:id="162" w:author="PR Preview" w:date="2026-01-01T00:00:00Z">
         <w:r>
           <w:t xml:space="preserve">(5th ed.).</w:t>
         </w:r>
       </w:ins>
-      <w:ins w:id="159" w:author="PR Preview" w:date="2026-01-01T00:00:00Z">
-        <w:r>
-          <w:t xml:space="preserve"> </w:t>
-        </w:r>
-      </w:ins>
-      <w:ins w:id="160" w:author="PR Preview" w:date="2026-01-01T00:00:00Z">
+      <w:ins w:id="163" w:author="PR Preview" w:date="2026-01-01T00:00:00Z">
+        <w:r>
+          <w:t xml:space="preserve"> </w:t>
+        </w:r>
+      </w:ins>
+      <w:ins w:id="164" w:author="PR Preview" w:date="2026-01-01T00:00:00Z">
         <w:r>
           <w:t xml:space="preserve">Classes begin on Tuesday, January 5,</w:t>
         </w:r>
       </w:ins>
-      <w:ins w:id="161" w:author="PR Preview" w:date="2026-01-01T00:00:00Z">
-        <w:r>
-          <w:t xml:space="preserve"> </w:t>
-        </w:r>
-      </w:ins>
-      <w:ins w:id="162" w:author="PR Preview" w:date="2026-01-01T00:00:00Z">
+      <w:ins w:id="165" w:author="PR Preview" w:date="2026-01-01T00:00:00Z">
+        <w:r>
+          <w:t xml:space="preserve"> </w:t>
+        </w:r>
+      </w:ins>
+      <w:ins w:id="166" w:author="PR Preview" w:date="2026-01-01T00:00:00Z">
         <w:r>
           <w:t xml:space="preserve">so the first lecture is on Wednesday, January 6.</w:t>
         </w:r>
       </w:ins>
-      <w:ins w:id="163" w:author="PR Preview" w:date="2026-01-01T00:00:00Z">
-        <w:r>
-          <w:t xml:space="preserve"> </w:t>
-        </w:r>
-      </w:ins>
-      <w:ins w:id="164" w:author="PR Preview" w:date="2026-01-01T00:00:00Z">
+      <w:ins w:id="167" w:author="PR Preview" w:date="2026-01-01T00:00:00Z">
+        <w:r>
+          <w:t xml:space="preserve"> </w:t>
+        </w:r>
+      </w:ins>
+      <w:ins w:id="168" w:author="PR Preview" w:date="2026-01-01T00:00:00Z">
         <w:r>
           <w:t xml:space="preserve">Monday, January 18 (Martin Luther King Jr. Day)</w:t>
         </w:r>
       </w:ins>
-      <w:ins w:id="165" w:author="PR Preview" w:date="2026-01-01T00:00:00Z">
-        <w:r>
-          <w:t xml:space="preserve"> </w:t>
-        </w:r>
-      </w:ins>
-      <w:ins w:id="166" w:author="PR Preview" w:date="2026-01-01T00:00:00Z">
+      <w:ins w:id="169" w:author="PR Preview" w:date="2026-01-01T00:00:00Z">
+        <w:r>
+          <w:t xml:space="preserve"> </w:t>
+        </w:r>
+      </w:ins>
+      <w:ins w:id="170" w:author="PR Preview" w:date="2026-01-01T00:00:00Z">
         <w:r>
           <w:t xml:space="preserve">and Monday, February 15 (Presidents’ Day)</w:t>
         </w:r>
       </w:ins>
-      <w:ins w:id="167" w:author="PR Preview" w:date="2026-01-01T00:00:00Z">
-        <w:r>
-          <w:t xml:space="preserve"> </w:t>
-        </w:r>
-      </w:ins>
-      <w:ins w:id="168" w:author="PR Preview" w:date="2026-01-01T00:00:00Z">
+      <w:ins w:id="171" w:author="PR Preview" w:date="2026-01-01T00:00:00Z">
+        <w:r>
+          <w:t xml:space="preserve"> </w:t>
+        </w:r>
+      </w:ins>
+      <w:ins w:id="172" w:author="PR Preview" w:date="2026-01-01T00:00:00Z">
         <w:r>
           <w:t xml:space="preserve">are university holidays, with no class.</w:t>
         </w:r>
@@ -1857,8 +1877,19 @@
               </w:r>
             </w:hyperlink>
             <w:r>
-              <w:t xml:space="preserve">, contrapositive, and contradiction</w:t>
-            </w:r>
+              <w:t xml:space="preserve">,</w:t>
+            </w:r>
+            <w:r>
+              <w:t xml:space="preserve"> </w:t>
+            </w:r>
+            <w:hyperlink r:id="rId28">
+              <w:r>
+                <w:rPr>
+                  <w:rStyle w:val="Hyperlink"/>
+                </w:rPr>
+                <w:t xml:space="preserve">contrapositive, and contradiction</w:t>
+              </w:r>
+            </w:hyperlink>
           </w:p>
         </w:tc>
         <w:tc>
@@ -2472,39 +2503,39 @@
       <w:pPr>
         <w:pStyle w:val="BodyText"/>
       </w:pPr>
-      <w:ins w:id="169" w:author="PR Preview" w:date="2026-01-01T00:00:00Z">
+      <w:ins w:id="173" w:author="PR Preview" w:date="2026-01-01T00:00:00Z">
         <w:r>
           <w:t xml:space="preserve">The midterm dates are tentative.</w:t>
         </w:r>
       </w:ins>
-      <w:ins w:id="170" w:author="PR Preview" w:date="2026-01-01T00:00:00Z">
-        <w:r>
-          <w:t xml:space="preserve"> </w:t>
-        </w:r>
-      </w:ins>
-      <w:ins w:id="171" w:author="PR Preview" w:date="2026-01-01T00:00:00Z">
+      <w:ins w:id="174" w:author="PR Preview" w:date="2026-01-01T00:00:00Z">
+        <w:r>
+          <w:t xml:space="preserve"> </w:t>
+        </w:r>
+      </w:ins>
+      <w:ins w:id="175" w:author="PR Preview" w:date="2026-01-01T00:00:00Z">
         <w:r>
           <w:t xml:space="preserve">If a midterm’s date changes, I will announce the change</w:t>
         </w:r>
       </w:ins>
-      <w:ins w:id="172" w:author="PR Preview" w:date="2026-01-01T00:00:00Z">
-        <w:r>
-          <w:t xml:space="preserve"> </w:t>
-        </w:r>
-      </w:ins>
-      <w:ins w:id="173" w:author="PR Preview" w:date="2026-01-01T00:00:00Z">
+      <w:ins w:id="176" w:author="PR Preview" w:date="2026-01-01T00:00:00Z">
+        <w:r>
+          <w:t xml:space="preserve"> </w:t>
+        </w:r>
+      </w:ins>
+      <w:ins w:id="177" w:author="PR Preview" w:date="2026-01-01T00:00:00Z">
         <w:r>
           <w:t xml:space="preserve">at least two weeks before that exam is given.</w:t>
         </w:r>
       </w:ins>
     </w:p>
-    <w:bookmarkEnd w:id="28"/>
-    <w:bookmarkStart w:id="29" w:name="communication"/>
+    <w:bookmarkEnd w:id="29"/>
+    <w:bookmarkStart w:id="30" w:name="communication"/>
     <w:p>
       <w:pPr>
         <w:pStyle w:val="Heading2"/>
       </w:pPr>
-      <w:ins w:id="174" w:author="PR Preview" w:date="2026-01-01T00:00:00Z">
+      <w:ins w:id="178" w:author="PR Preview" w:date="2026-01-01T00:00:00Z">
         <w:r>
           <w:t xml:space="preserve">Communication</w:t>
         </w:r>
@@ -2514,7 +2545,7 @@
       <w:pPr>
         <w:pStyle w:val="FirstParagraph"/>
       </w:pPr>
-      <w:ins w:id="175" w:author="PR Preview" w:date="2026-01-01T00:00:00Z">
+      <w:ins w:id="179" w:author="PR Preview" w:date="2026-01-01T00:00:00Z">
         <w:r>
           <w:rPr>
             <w:b/>
@@ -2523,62 +2554,62 @@
           <w:t xml:space="preserve">Outbound.</w:t>
         </w:r>
       </w:ins>
-      <w:ins w:id="176" w:author="PR Preview" w:date="2026-01-01T00:00:00Z">
-        <w:r>
-          <w:t xml:space="preserve"> </w:t>
-        </w:r>
-      </w:ins>
-      <w:ins w:id="177" w:author="PR Preview" w:date="2026-01-01T00:00:00Z">
+      <w:ins w:id="180" w:author="PR Preview" w:date="2026-01-01T00:00:00Z">
+        <w:r>
+          <w:t xml:space="preserve"> </w:t>
+        </w:r>
+      </w:ins>
+      <w:ins w:id="181" w:author="PR Preview" w:date="2026-01-01T00:00:00Z">
         <w:r>
           <w:t xml:space="preserve">I will send official class announcements through Canvas Announcements.</w:t>
         </w:r>
       </w:ins>
-      <w:ins w:id="178" w:author="PR Preview" w:date="2026-01-01T00:00:00Z">
-        <w:r>
-          <w:t xml:space="preserve"> </w:t>
-        </w:r>
-      </w:ins>
-      <w:ins w:id="179" w:author="PR Preview" w:date="2026-01-01T00:00:00Z">
+      <w:ins w:id="182" w:author="PR Preview" w:date="2026-01-01T00:00:00Z">
+        <w:r>
+          <w:t xml:space="preserve"> </w:t>
+        </w:r>
+      </w:ins>
+      <w:ins w:id="183" w:author="PR Preview" w:date="2026-01-01T00:00:00Z">
         <w:r>
           <w:t xml:space="preserve">Please set Canvas to notify you of them right away,</w:t>
         </w:r>
       </w:ins>
-      <w:ins w:id="180" w:author="PR Preview" w:date="2026-01-01T00:00:00Z">
-        <w:r>
-          <w:t xml:space="preserve"> </w:t>
-        </w:r>
-      </w:ins>
-      <w:ins w:id="181" w:author="PR Preview" w:date="2026-01-01T00:00:00Z">
+      <w:ins w:id="184" w:author="PR Preview" w:date="2026-01-01T00:00:00Z">
+        <w:r>
+          <w:t xml:space="preserve"> </w:t>
+        </w:r>
+      </w:ins>
+      <w:ins w:id="185" w:author="PR Preview" w:date="2026-01-01T00:00:00Z">
         <w:r>
           <w:t xml:space="preserve">so you do not miss important information:</w:t>
         </w:r>
       </w:ins>
-      <w:ins w:id="182" w:author="PR Preview" w:date="2026-01-01T00:00:00Z">
-        <w:r>
-          <w:t xml:space="preserve"> </w:t>
-        </w:r>
-      </w:ins>
-      <w:ins w:id="183" w:author="PR Preview" w:date="2026-01-01T00:00:00Z">
+      <w:ins w:id="186" w:author="PR Preview" w:date="2026-01-01T00:00:00Z">
+        <w:r>
+          <w:t xml:space="preserve"> </w:t>
+        </w:r>
+      </w:ins>
+      <w:ins w:id="187" w:author="PR Preview" w:date="2026-01-01T00:00:00Z">
         <w:r>
           <w:t xml:space="preserve">in the course’s Canvas notification settings,</w:t>
         </w:r>
       </w:ins>
-      <w:ins w:id="184" w:author="PR Preview" w:date="2026-01-01T00:00:00Z">
-        <w:r>
-          <w:t xml:space="preserve"> </w:t>
-        </w:r>
-      </w:ins>
-      <w:ins w:id="185" w:author="PR Preview" w:date="2026-01-01T00:00:00Z">
+      <w:ins w:id="188" w:author="PR Preview" w:date="2026-01-01T00:00:00Z">
+        <w:r>
+          <w:t xml:space="preserve"> </w:t>
+        </w:r>
+      </w:ins>
+      <w:ins w:id="189" w:author="PR Preview" w:date="2026-01-01T00:00:00Z">
         <w:r>
           <w:t xml:space="preserve">set the</w:t>
         </w:r>
       </w:ins>
-      <w:ins w:id="186" w:author="PR Preview" w:date="2026-01-01T00:00:00Z">
-        <w:r>
-          <w:t xml:space="preserve"> </w:t>
-        </w:r>
-      </w:ins>
-      <w:ins w:id="187" w:author="PR Preview" w:date="2026-01-01T00:00:00Z">
+      <w:ins w:id="190" w:author="PR Preview" w:date="2026-01-01T00:00:00Z">
+        <w:r>
+          <w:t xml:space="preserve"> </w:t>
+        </w:r>
+      </w:ins>
+      <w:ins w:id="191" w:author="PR Preview" w:date="2026-01-01T00:00:00Z">
         <w:r>
           <w:rPr>
             <w:b/>
@@ -2587,22 +2618,22 @@
           <w:t xml:space="preserve">Announcement</w:t>
         </w:r>
       </w:ins>
-      <w:ins w:id="188" w:author="PR Preview" w:date="2026-01-01T00:00:00Z">
-        <w:r>
-          <w:t xml:space="preserve"> </w:t>
-        </w:r>
-      </w:ins>
-      <w:ins w:id="189" w:author="PR Preview" w:date="2026-01-01T00:00:00Z">
+      <w:ins w:id="192" w:author="PR Preview" w:date="2026-01-01T00:00:00Z">
+        <w:r>
+          <w:t xml:space="preserve"> </w:t>
+        </w:r>
+      </w:ins>
+      <w:ins w:id="193" w:author="PR Preview" w:date="2026-01-01T00:00:00Z">
         <w:r>
           <w:t xml:space="preserve">row’s</w:t>
         </w:r>
       </w:ins>
-      <w:ins w:id="190" w:author="PR Preview" w:date="2026-01-01T00:00:00Z">
-        <w:r>
-          <w:t xml:space="preserve"> </w:t>
-        </w:r>
-      </w:ins>
-      <w:ins w:id="191" w:author="PR Preview" w:date="2026-01-01T00:00:00Z">
+      <w:ins w:id="194" w:author="PR Preview" w:date="2026-01-01T00:00:00Z">
+        <w:r>
+          <w:t xml:space="preserve"> </w:t>
+        </w:r>
+      </w:ins>
+      <w:ins w:id="195" w:author="PR Preview" w:date="2026-01-01T00:00:00Z">
         <w:r>
           <w:rPr>
             <w:b/>
@@ -2611,22 +2642,22 @@
           <w:t xml:space="preserve">Email</w:t>
         </w:r>
       </w:ins>
-      <w:ins w:id="192" w:author="PR Preview" w:date="2026-01-01T00:00:00Z">
-        <w:r>
-          <w:t xml:space="preserve"> </w:t>
-        </w:r>
-      </w:ins>
-      <w:ins w:id="193" w:author="PR Preview" w:date="2026-01-01T00:00:00Z">
+      <w:ins w:id="196" w:author="PR Preview" w:date="2026-01-01T00:00:00Z">
+        <w:r>
+          <w:t xml:space="preserve"> </w:t>
+        </w:r>
+      </w:ins>
+      <w:ins w:id="197" w:author="PR Preview" w:date="2026-01-01T00:00:00Z">
         <w:r>
           <w:t xml:space="preserve">column to</w:t>
         </w:r>
       </w:ins>
-      <w:ins w:id="194" w:author="PR Preview" w:date="2026-01-01T00:00:00Z">
-        <w:r>
-          <w:t xml:space="preserve"> </w:t>
-        </w:r>
-      </w:ins>
-      <w:ins w:id="195" w:author="PR Preview" w:date="2026-01-01T00:00:00Z">
+      <w:ins w:id="198" w:author="PR Preview" w:date="2026-01-01T00:00:00Z">
+        <w:r>
+          <w:t xml:space="preserve"> </w:t>
+        </w:r>
+      </w:ins>
+      <w:ins w:id="199" w:author="PR Preview" w:date="2026-01-01T00:00:00Z">
         <w:r>
           <w:rPr>
             <w:b/>
@@ -2635,7 +2666,7 @@
           <w:t xml:space="preserve">Notify immediately</w:t>
         </w:r>
       </w:ins>
-      <w:ins w:id="196" w:author="PR Preview" w:date="2026-01-01T00:00:00Z">
+      <w:ins w:id="200" w:author="PR Preview" w:date="2026-01-01T00:00:00Z">
         <w:r>
           <w:t xml:space="preserve">.</w:t>
         </w:r>
@@ -2645,7 +2676,7 @@
       <w:pPr>
         <w:pStyle w:val="BodyText"/>
       </w:pPr>
-      <w:ins w:id="197" w:author="PR Preview" w:date="2026-01-01T00:00:00Z">
+      <w:ins w:id="201" w:author="PR Preview" w:date="2026-01-01T00:00:00Z">
         <w:r>
           <w:rPr>
             <w:b/>
@@ -2654,42 +2685,42 @@
           <w:t xml:space="preserve">Inbound.</w:t>
         </w:r>
       </w:ins>
-      <w:ins w:id="198" w:author="PR Preview" w:date="2026-01-01T00:00:00Z">
-        <w:r>
-          <w:t xml:space="preserve"> </w:t>
-        </w:r>
-      </w:ins>
-      <w:ins w:id="199" w:author="PR Preview" w:date="2026-01-01T00:00:00Z">
+      <w:ins w:id="202" w:author="PR Preview" w:date="2026-01-01T00:00:00Z">
+        <w:r>
+          <w:t xml:space="preserve"> </w:t>
+        </w:r>
+      </w:ins>
+      <w:ins w:id="203" w:author="PR Preview" w:date="2026-01-01T00:00:00Z">
         <w:r>
           <w:t xml:space="preserve">All course-related correspondence goes through Canvas.</w:t>
         </w:r>
       </w:ins>
-      <w:ins w:id="200" w:author="PR Preview" w:date="2026-01-01T00:00:00Z">
-        <w:r>
-          <w:t xml:space="preserve"> </w:t>
-        </w:r>
-      </w:ins>
-      <w:ins w:id="201" w:author="PR Preview" w:date="2026-01-01T00:00:00Z">
+      <w:ins w:id="204" w:author="PR Preview" w:date="2026-01-01T00:00:00Z">
+        <w:r>
+          <w:t xml:space="preserve"> </w:t>
+        </w:r>
+      </w:ins>
+      <w:ins w:id="205" w:author="PR Preview" w:date="2026-01-01T00:00:00Z">
         <w:r>
           <w:t xml:space="preserve">Post nearly all questions and comments for me or the TAs</w:t>
         </w:r>
       </w:ins>
-      <w:ins w:id="202" w:author="PR Preview" w:date="2026-01-01T00:00:00Z">
-        <w:r>
-          <w:t xml:space="preserve"> </w:t>
-        </w:r>
-      </w:ins>
-      <w:ins w:id="203" w:author="PR Preview" w:date="2026-01-01T00:00:00Z">
+      <w:ins w:id="206" w:author="PR Preview" w:date="2026-01-01T00:00:00Z">
+        <w:r>
+          <w:t xml:space="preserve"> </w:t>
+        </w:r>
+      </w:ins>
+      <w:ins w:id="207" w:author="PR Preview" w:date="2026-01-01T00:00:00Z">
         <w:r>
           <w:t xml:space="preserve">on the class discussion forum, Canvas Discussions (link</w:t>
         </w:r>
       </w:ins>
-      <w:ins w:id="204" w:author="PR Preview" w:date="2026-01-01T00:00:00Z">
-        <w:r>
-          <w:t xml:space="preserve"> </w:t>
-        </w:r>
-      </w:ins>
-      <w:ins w:id="205" w:author="PR Preview" w:date="2026-01-01T00:00:00Z">
+      <w:ins w:id="208" w:author="PR Preview" w:date="2026-01-01T00:00:00Z">
+        <w:r>
+          <w:t xml:space="preserve"> </w:t>
+        </w:r>
+      </w:ins>
+      <w:ins w:id="209" w:author="PR Preview" w:date="2026-01-01T00:00:00Z">
         <w:r>
           <w:rPr>
             <w:b/>
@@ -2698,27 +2729,27 @@
           <w:t xml:space="preserve">TBD</w:t>
         </w:r>
       </w:ins>
-      <w:ins w:id="206" w:author="PR Preview" w:date="2026-01-01T00:00:00Z">
+      <w:ins w:id="210" w:author="PR Preview" w:date="2026-01-01T00:00:00Z">
         <w:r>
           <w:t xml:space="preserve">).</w:t>
         </w:r>
       </w:ins>
-      <w:ins w:id="207" w:author="PR Preview" w:date="2026-01-01T00:00:00Z">
-        <w:r>
-          <w:t xml:space="preserve"> </w:t>
-        </w:r>
-      </w:ins>
-      <w:ins w:id="208" w:author="PR Preview" w:date="2026-01-01T00:00:00Z">
+      <w:ins w:id="211" w:author="PR Preview" w:date="2026-01-01T00:00:00Z">
+        <w:r>
+          <w:t xml:space="preserve"> </w:t>
+        </w:r>
+      </w:ins>
+      <w:ins w:id="212" w:author="PR Preview" w:date="2026-01-01T00:00:00Z">
         <w:r>
           <w:t xml:space="preserve">Anything that should not be posted there, such as a grading question or objection,</w:t>
         </w:r>
       </w:ins>
-      <w:ins w:id="209" w:author="PR Preview" w:date="2026-01-01T00:00:00Z">
-        <w:r>
-          <w:t xml:space="preserve"> </w:t>
-        </w:r>
-      </w:ins>
-      <w:ins w:id="210" w:author="PR Preview" w:date="2026-01-01T00:00:00Z">
+      <w:ins w:id="213" w:author="PR Preview" w:date="2026-01-01T00:00:00Z">
+        <w:r>
+          <w:t xml:space="preserve"> </w:t>
+        </w:r>
+      </w:ins>
+      <w:ins w:id="214" w:author="PR Preview" w:date="2026-01-01T00:00:00Z">
         <w:r>
           <w:t xml:space="preserve">goes in a Canvas message to me.</w:t>
         </w:r>
@@ -2728,29 +2759,9 @@
       <w:pPr>
         <w:pStyle w:val="BodyText"/>
       </w:pPr>
-      <w:ins w:id="211" w:author="PR Preview" w:date="2026-01-01T00:00:00Z">
-        <w:r>
-          <w:t xml:space="preserve">The only class-related matters that should not go through Canvas at all</w:t>
-        </w:r>
-      </w:ins>
-      <w:ins w:id="212" w:author="PR Preview" w:date="2026-01-01T00:00:00Z">
-        <w:r>
-          <w:t xml:space="preserve"> </w:t>
-        </w:r>
-      </w:ins>
-      <w:ins w:id="213" w:author="PR Preview" w:date="2026-01-01T00:00:00Z">
-        <w:r>
-          <w:t xml:space="preserve">are those containing confidential information (e.g., information about your health).</w:t>
-        </w:r>
-      </w:ins>
-      <w:ins w:id="214" w:author="PR Preview" w:date="2026-01-01T00:00:00Z">
-        <w:r>
-          <w:t xml:space="preserve"> </w:t>
-        </w:r>
-      </w:ins>
       <w:ins w:id="215" w:author="PR Preview" w:date="2026-01-01T00:00:00Z">
         <w:r>
-          <w:t xml:space="preserve">Send those to my WWU email address,</w:t>
+          <w:t xml:space="preserve">Confidential matters, such as information about your health,</w:t>
         </w:r>
       </w:ins>
       <w:ins w:id="216" w:author="PR Preview" w:date="2026-01-01T00:00:00Z">
@@ -2760,12 +2771,12 @@
       </w:ins>
       <w:ins w:id="217" w:author="PR Preview" w:date="2026-01-01T00:00:00Z">
         <w:r>
-          <w:t xml:space="preserve">which is the one exception to using Canvas.</w:t>
-        </w:r>
-      </w:ins>
-    </w:p>
-    <w:bookmarkEnd w:id="29"/>
-    <w:bookmarkStart w:id="30" w:name="questions-and-corrections"/>
+          <w:t xml:space="preserve">also go in a Canvas message to me, not to my email.</w:t>
+        </w:r>
+      </w:ins>
+    </w:p>
+    <w:bookmarkEnd w:id="30"/>
+    <w:bookmarkStart w:id="31" w:name="questions-and-corrections"/>
     <w:p>
       <w:pPr>
         <w:pStyle w:val="Heading2"/>
@@ -2866,8 +2877,8 @@
         </w:r>
       </w:ins>
     </w:p>
-    <w:bookmarkEnd w:id="30"/>
-    <w:bookmarkStart w:id="31" w:name="health-precautions"/>
+    <w:bookmarkEnd w:id="31"/>
+    <w:bookmarkStart w:id="32" w:name="health-precautions"/>
     <w:p>
       <w:pPr>
         <w:pStyle w:val="Heading2"/>
@@ -2918,8 +2929,8 @@
         </w:r>
       </w:ins>
     </w:p>
-    <w:bookmarkEnd w:id="31"/>
-    <w:bookmarkStart w:id="33" w:name="software"/>
+    <w:bookmarkEnd w:id="32"/>
+    <w:bookmarkStart w:id="34" w:name="software"/>
     <w:p>
       <w:pPr>
         <w:pStyle w:val="Heading2"/>
@@ -2944,7 +2955,7 @@
           <w:t xml:space="preserve"> </w:t>
         </w:r>
       </w:ins>
-      <w:hyperlink r:id="rId32">
+      <w:hyperlink r:id="rId33">
         <w:ins w:id="246" w:author="PR Preview" w:date="2026-01-01T00:00:00Z">
           <w:r>
             <w:rPr>
@@ -3000,8 +3011,8 @@
         </w:r>
       </w:ins>
     </w:p>
-    <w:bookmarkEnd w:id="33"/>
-    <w:bookmarkStart w:id="36" w:name="active-learning"/>
+    <w:bookmarkEnd w:id="34"/>
+    <w:bookmarkStart w:id="37" w:name="active-learning"/>
     <w:p>
       <w:pPr>
         <w:pStyle w:val="Heading2"/>
@@ -3072,7 +3083,7 @@
         </w:r>
       </w:ins>
     </w:p>
-    <w:bookmarkStart w:id="34" w:name="abcd-cards"/>
+    <w:bookmarkStart w:id="35" w:name="abcd-cards"/>
     <w:p>
       <w:pPr>
         <w:pStyle w:val="Heading3"/>
@@ -3192,8 +3203,8 @@
         </w:r>
       </w:ins>
     </w:p>
-    <w:bookmarkEnd w:id="34"/>
-    <w:bookmarkStart w:id="35" w:name="worksheets"/>
+    <w:bookmarkEnd w:id="35"/>
+    <w:bookmarkStart w:id="36" w:name="worksheets"/>
     <w:p>
       <w:pPr>
         <w:pStyle w:val="Heading3"/>
@@ -3284,9 +3295,9 @@
         </w:r>
       </w:ins>
     </w:p>
-    <w:bookmarkEnd w:id="35"/>
     <w:bookmarkEnd w:id="36"/>
-    <w:bookmarkStart w:id="42" w:name="grading"/>
+    <w:bookmarkEnd w:id="37"/>
+    <w:bookmarkStart w:id="43" w:name="grading"/>
     <w:p>
       <w:pPr>
         <w:pStyle w:val="Heading2"/>
@@ -3723,7 +3734,7 @@
         </w:r>
       </w:ins>
     </w:p>
-    <w:bookmarkStart w:id="37" w:name="homework-and-worksheets"/>
+    <w:bookmarkStart w:id="38" w:name="homework-and-worksheets"/>
     <w:p>
       <w:pPr>
         <w:pStyle w:val="Heading3"/>
@@ -4000,8 +4011,8 @@
         </w:r>
       </w:ins>
     </w:p>
-    <w:bookmarkEnd w:id="37"/>
-    <w:bookmarkStart w:id="38" w:name="labs"/>
+    <w:bookmarkEnd w:id="38"/>
+    <w:bookmarkStart w:id="39" w:name="labs"/>
     <w:p>
       <w:pPr>
         <w:pStyle w:val="Heading3"/>
@@ -4163,8 +4174,8 @@
         </w:r>
       </w:ins>
     </w:p>
-    <w:bookmarkEnd w:id="38"/>
-    <w:bookmarkStart w:id="40" w:name="exams"/>
+    <w:bookmarkEnd w:id="39"/>
+    <w:bookmarkStart w:id="41" w:name="exams"/>
     <w:p>
       <w:pPr>
         <w:pStyle w:val="Heading3"/>
@@ -4233,7 +4244,7 @@
           <w:t xml:space="preserve"> </w:t>
         </w:r>
       </w:ins>
-      <w:hyperlink r:id="rId39">
+      <w:hyperlink r:id="rId40">
         <w:ins w:id="385" w:author="PR Preview" w:date="2026-01-01T00:00:00Z">
           <w:r>
             <w:rPr>
@@ -4332,8 +4343,8 @@
         </w:r>
       </w:ins>
     </w:p>
-    <w:bookmarkEnd w:id="40"/>
-    <w:bookmarkStart w:id="41" w:name="grading-questions"/>
+    <w:bookmarkEnd w:id="41"/>
+    <w:bookmarkStart w:id="42" w:name="grading-questions"/>
     <w:p>
       <w:pPr>
         <w:pStyle w:val="Heading3"/>
@@ -4404,9 +4415,9 @@
         </w:r>
       </w:ins>
     </w:p>
-    <w:bookmarkEnd w:id="41"/>
     <w:bookmarkEnd w:id="42"/>
-    <w:bookmarkStart w:id="43" w:name="deadlines-and-late-work"/>
+    <w:bookmarkEnd w:id="43"/>
+    <w:bookmarkStart w:id="44" w:name="deadlines-and-late-work"/>
     <w:p>
       <w:pPr>
         <w:pStyle w:val="Heading2"/>
@@ -4573,8 +4584,8 @@
         </w:r>
       </w:ins>
     </w:p>
-    <w:bookmarkEnd w:id="43"/>
-    <w:bookmarkStart w:id="44" w:name="collaboration-and-ai-tools"/>
+    <w:bookmarkEnd w:id="44"/>
+    <w:bookmarkStart w:id="45" w:name="collaboration-and-ai-tools"/>
     <w:p>
       <w:pPr>
         <w:pStyle w:val="Heading2"/>
@@ -4890,8 +4901,8 @@
         </w:r>
       </w:ins>
     </w:p>
-    <w:bookmarkEnd w:id="44"/>
-    <w:bookmarkStart w:id="47" w:name="academic-honesty"/>
+    <w:bookmarkEnd w:id="45"/>
+    <w:bookmarkStart w:id="48" w:name="academic-honesty"/>
     <w:p>
       <w:pPr>
         <w:pStyle w:val="Heading2"/>
@@ -4936,7 +4947,7 @@
           <w:t xml:space="preserve"> </w:t>
         </w:r>
       </w:ins>
-      <w:hyperlink r:id="rId45">
+      <w:hyperlink r:id="rId46">
         <w:ins w:id="494" w:author="PR Preview" w:date="2026-01-01T00:00:00Z">
           <w:r>
             <w:rPr>
@@ -4961,7 +4972,7 @@
           <w:t xml:space="preserve"> </w:t>
         </w:r>
       </w:ins>
-      <w:hyperlink r:id="rId46">
+      <w:hyperlink r:id="rId47">
         <w:ins w:id="498" w:author="PR Preview" w:date="2026-01-01T00:00:00Z">
           <w:r>
             <w:rPr>
@@ -5022,8 +5033,8 @@
         </w:r>
       </w:ins>
     </w:p>
-    <w:bookmarkEnd w:id="47"/>
-    <w:bookmarkStart w:id="49" w:name="student-conduct"/>
+    <w:bookmarkEnd w:id="48"/>
+    <w:bookmarkStart w:id="50" w:name="student-conduct"/>
     <w:p>
       <w:pPr>
         <w:pStyle w:val="Heading2"/>
@@ -5068,7 +5079,7 @@
           <w:t xml:space="preserve"> </w:t>
         </w:r>
       </w:ins>
-      <w:hyperlink r:id="rId48">
+      <w:hyperlink r:id="rId49">
         <w:ins w:id="516" w:author="PR Preview" w:date="2026-01-01T00:00:00Z">
           <w:r>
             <w:rPr>
@@ -5124,8 +5135,8 @@
         </w:r>
       </w:ins>
     </w:p>
-    <w:bookmarkEnd w:id="49"/>
-    <w:bookmarkStart w:id="51" w:name="course-materials"/>
+    <w:bookmarkEnd w:id="50"/>
+    <w:bookmarkStart w:id="52" w:name="course-materials"/>
     <w:p>
       <w:pPr>
         <w:pStyle w:val="Heading2"/>
@@ -5180,7 +5191,7 @@
           <w:t xml:space="preserve"> </w:t>
         </w:r>
       </w:ins>
-      <w:hyperlink r:id="rId50">
+      <w:hyperlink r:id="rId51">
         <w:ins w:id="535" w:author="PR Preview" w:date="2026-01-01T00:00:00Z">
           <w:r>
             <w:rPr>
@@ -5196,8 +5207,8 @@
         </w:r>
       </w:ins>
     </w:p>
-    <w:bookmarkEnd w:id="51"/>
-    <w:bookmarkStart w:id="54" w:name="disabilities"/>
+    <w:bookmarkEnd w:id="52"/>
+    <w:bookmarkStart w:id="55" w:name="disabilities"/>
     <w:p>
       <w:pPr>
         <w:pStyle w:val="Heading2"/>
@@ -5252,7 +5263,7 @@
           <w:t xml:space="preserve"> </w:t>
         </w:r>
       </w:ins>
-      <w:hyperlink r:id="rId52">
+      <w:hyperlink r:id="rId53">
         <w:ins w:id="546" w:author="PR Preview" w:date="2026-01-01T00:00:00Z">
           <w:r>
             <w:rPr>
@@ -5282,7 +5293,7 @@
           <w:t xml:space="preserve"> </w:t>
         </w:r>
       </w:ins>
-      <w:hyperlink r:id="rId53">
+      <w:hyperlink r:id="rId54">
         <w:ins w:id="551" w:author="PR Preview" w:date="2026-01-01T00:00:00Z">
           <w:r>
             <w:rPr>
@@ -5298,8 +5309,8 @@
         </w:r>
       </w:ins>
     </w:p>
-    <w:bookmarkEnd w:id="54"/>
-    <w:bookmarkStart w:id="60" w:name="student-services"/>
+    <w:bookmarkEnd w:id="55"/>
+    <w:bookmarkStart w:id="61" w:name="student-services"/>
     <w:p>
       <w:pPr>
         <w:pStyle w:val="Heading2"/>
@@ -5358,7 +5369,7 @@
           <w:t xml:space="preserve"> </w:t>
         </w:r>
       </w:ins>
-      <w:hyperlink r:id="rId55">
+      <w:hyperlink r:id="rId56">
         <w:ins w:id="561" w:author="PR Preview" w:date="2026-01-01T00:00:00Z">
           <w:r>
             <w:rPr>
@@ -5412,7 +5423,7 @@
           <w:t xml:space="preserve"> </w:t>
         </w:r>
       </w:ins>
-      <w:hyperlink r:id="rId56">
+      <w:hyperlink r:id="rId57">
         <w:ins w:id="569" w:author="PR Preview" w:date="2026-01-01T00:00:00Z">
           <w:r>
             <w:rPr>
@@ -5466,7 +5477,7 @@
           <w:t xml:space="preserve"> </w:t>
         </w:r>
       </w:ins>
-      <w:hyperlink r:id="rId57">
+      <w:hyperlink r:id="rId58">
         <w:ins w:id="577" w:author="PR Preview" w:date="2026-01-01T00:00:00Z">
           <w:r>
             <w:rPr>
@@ -5510,7 +5521,7 @@
           <w:t xml:space="preserve"> </w:t>
         </w:r>
       </w:ins>
-      <w:hyperlink r:id="rId58">
+      <w:hyperlink r:id="rId59">
         <w:ins w:id="583" w:author="PR Preview" w:date="2026-01-01T00:00:00Z">
           <w:r>
             <w:rPr>
@@ -5584,7 +5595,7 @@
           <w:t xml:space="preserve"> </w:t>
         </w:r>
       </w:ins>
-      <w:hyperlink r:id="rId59">
+      <w:hyperlink r:id="rId60">
         <w:ins w:id="595" w:author="PR Preview" w:date="2026-01-01T00:00:00Z">
           <w:r>
             <w:rPr>
@@ -5625,8 +5636,8 @@
         </w:r>
       </w:ins>
     </w:p>
-    <w:bookmarkEnd w:id="60"/>
-    <w:bookmarkStart w:id="62" w:name="other-policies"/>
+    <w:bookmarkEnd w:id="61"/>
+    <w:bookmarkStart w:id="63" w:name="other-policies"/>
     <w:p>
       <w:pPr>
         <w:pStyle w:val="Heading2"/>
@@ -5651,7 +5662,7 @@
           <w:t xml:space="preserve"> </w:t>
         </w:r>
       </w:ins>
-      <w:hyperlink r:id="rId61">
+      <w:hyperlink r:id="rId62">
         <w:ins w:id="605" w:author="PR Preview" w:date="2026-01-01T00:00:00Z">
           <w:r>
             <w:rPr>
@@ -5692,7 +5703,7 @@
         </w:r>
       </w:ins>
     </w:p>
-    <w:bookmarkEnd w:id="62"/>
+    <w:bookmarkEnd w:id="63"/>
     <w:sectPr>
       <w:footnotePr>
         <w:numRestart w:val="eachSect"/>
